--- a/Analyze, Modeling and Optimization of Systems/Lab №2/АПИМ-25_ЛР#2_Клименко.docx
+++ b/Analyze, Modeling and Optimization of Systems/Lab №2/АПИМ-25_ЛР#2_Клименко.docx
@@ -824,7 +824,7 @@
           <w:bCs/>
           <w:sz w:val="28"/>
           <w:szCs w:val="28"/>
-          <w:lang w:val="en-US"/>
+          <w:lang w:val="ru-RU"/>
         </w:rPr>
       </w:pPr>
       <w:r>
@@ -932,7 +932,47 @@
           <w:szCs w:val="28"/>
           <w:lang w:val="ru-RU"/>
         </w:rPr>
-        <w:t>= 0,45; 0,80,</w:t>
+        <w:t>= 0</w:t>
+      </w:r>
+      <w:r>
+        <w:rPr>
+          <w:b/>
+          <w:bCs/>
+          <w:sz w:val="28"/>
+          <w:szCs w:val="28"/>
+          <w:lang w:val="en-US"/>
+        </w:rPr>
+        <w:t>.</w:t>
+      </w:r>
+      <w:r>
+        <w:rPr>
+          <w:b/>
+          <w:bCs/>
+          <w:sz w:val="28"/>
+          <w:szCs w:val="28"/>
+          <w:lang w:val="ru-RU"/>
+        </w:rPr>
+        <w:t>45; 0</w:t>
+      </w:r>
+      <w:r>
+        <w:rPr>
+          <w:b/>
+          <w:bCs/>
+          <w:sz w:val="28"/>
+          <w:szCs w:val="28"/>
+          <w:lang w:val="en-US"/>
+        </w:rPr>
+        <w:t>.</w:t>
+      </w:r>
+      <w:r>
+        <w:rPr>
+          <w:b/>
+          <w:bCs/>
+          <w:sz w:val="28"/>
+          <w:szCs w:val="28"/>
+          <w:lang w:val="ru-RU"/>
+        </w:rPr>
+        <w:t>80,</w:t>
       </w:r>
       <w:r>
         <w:rPr>
@@ -1065,47 +1105,7 @@
           <w:szCs w:val="28"/>
           <w:lang w:val="ru-RU"/>
         </w:rPr>
-        <w:t>= 0</w:t>
-      </w:r>
-      <w:r>
-        <w:rPr>
-          <w:b/>
-          <w:bCs/>
-          <w:sz w:val="28"/>
-          <w:szCs w:val="28"/>
-          <w:lang w:val="ru-RU"/>
-        </w:rPr>
-        <w:t>.</w:t>
-      </w:r>
-      <w:r>
-        <w:rPr>
-          <w:b/>
-          <w:bCs/>
-          <w:sz w:val="28"/>
-          <w:szCs w:val="28"/>
-          <w:lang w:val="ru-RU"/>
-        </w:rPr>
-        <w:t>45</w:t>
-      </w:r>
-      <w:r>
-        <w:rPr>
-          <w:b/>
-          <w:bCs/>
-          <w:sz w:val="28"/>
-          <w:szCs w:val="28"/>
-          <w:lang w:val="ru-RU"/>
-        </w:rPr>
-        <w:t>,</w:t>
-      </w:r>
-      <w:r>
-        <w:rPr>
-          <w:b/>
-          <w:bCs/>
-          <w:sz w:val="28"/>
-          <w:szCs w:val="28"/>
-          <w:lang w:val="ru-RU"/>
-        </w:rPr>
-        <w:t xml:space="preserve"> N = 2000; 55000</w:t>
+        <w:t>= 0.45, N = 2000; 55000</w:t>
       </w:r>
     </w:p>
     <w:p>
@@ -1431,7 +1431,7 @@
         <w:rPr>
           <w:sz w:val="28"/>
           <w:szCs w:val="28"/>
-          <w:lang w:val="en-US"/>
+          <w:lang w:val="ru-RU"/>
         </w:rPr>
       </w:pPr>
     </w:p>
@@ -1617,16 +1617,7 @@
                 <w:szCs w:val="32"/>
                 <w:lang w:val="ru-RU"/>
               </w:rPr>
-              <m:t>0</m:t>
-            </m:r>
-            <m:r>
-              <w:rPr>
-                <w:rFonts w:ascii="Cambria Math" w:hAnsi="Cambria Math"/>
-                <w:sz w:val="32"/>
-                <w:szCs w:val="32"/>
-                <w:lang w:val="ru-RU"/>
-              </w:rPr>
-              <m:t>.044</m:t>
+              <m:t>0.044</m:t>
             </m:r>
           </m:den>
         </m:f>
@@ -1675,24 +1666,16 @@
         <w:rPr>
           <w:sz w:val="40"/>
           <w:szCs w:val="40"/>
-          <w:lang w:val="en-US"/>
-        </w:rPr>
-      </w:pPr>
-      <w:r>
-        <w:rPr>
-          <w:sz w:val="28"/>
-          <w:szCs w:val="28"/>
-          <w:lang w:val="ru-RU"/>
-        </w:rPr>
-        <w:t>Коэффициент вариации времени обслуживания:</w:t>
-      </w:r>
-      <w:r>
-        <w:rPr>
-          <w:sz w:val="28"/>
-          <w:szCs w:val="28"/>
-          <w:lang w:val="ru-RU"/>
-        </w:rPr>
-        <w:t xml:space="preserve"> </w:t>
+          <w:lang w:val="ru-RU"/>
+        </w:rPr>
+      </w:pPr>
+      <w:r>
+        <w:rPr>
+          <w:sz w:val="28"/>
+          <w:szCs w:val="28"/>
+          <w:lang w:val="ru-RU"/>
+        </w:rPr>
+        <w:t xml:space="preserve">Коэффициент вариации времени обслуживания: </w:t>
       </w:r>
       <w:r>
         <w:rPr>
@@ -2002,7 +1985,7 @@
                 <w:rFonts w:ascii="Cambria Math" w:hAnsi="Cambria Math"/>
                 <w:sz w:val="32"/>
                 <w:szCs w:val="32"/>
-                <w:lang w:val="en-US"/>
+                <w:lang w:val="ru-RU"/>
               </w:rPr>
               <m:t>1</m:t>
             </m:r>
@@ -2028,7 +2011,7 @@
                     <w:rFonts w:ascii="Cambria Math" w:hAnsi="Cambria Math"/>
                     <w:sz w:val="32"/>
                     <w:szCs w:val="32"/>
-                    <w:lang w:val="en-US"/>
+                    <w:lang w:val="ru-RU"/>
                   </w:rPr>
                   <m:t>3</m:t>
                 </m:r>
@@ -2195,16 +2178,7 @@
                 <w:szCs w:val="40"/>
                 <w:lang w:val="ru-RU"/>
               </w:rPr>
-              <m:t>(1</m:t>
-            </m:r>
-            <m:r>
-              <w:rPr>
-                <w:rFonts w:ascii="Cambria Math" w:hAnsi="Cambria Math"/>
-                <w:sz w:val="40"/>
-                <w:szCs w:val="40"/>
-                <w:lang w:val="ru-RU"/>
-              </w:rPr>
-              <m:t>+</m:t>
+              <m:t>(1+</m:t>
             </m:r>
             <m:sSup>
               <m:sSupPr>
@@ -2261,16 +2235,7 @@
                 <w:szCs w:val="40"/>
                 <w:lang w:val="ru-RU"/>
               </w:rPr>
-              <m:t>2</m:t>
-            </m:r>
-            <m:r>
-              <w:rPr>
-                <w:rFonts w:ascii="Cambria Math" w:hAnsi="Cambria Math"/>
-                <w:sz w:val="40"/>
-                <w:szCs w:val="40"/>
-                <w:lang w:val="ru-RU"/>
-              </w:rPr>
-              <m:t>(1-</m:t>
+              <m:t>2(1-</m:t>
             </m:r>
             <m:r>
               <m:rPr>
@@ -2282,19 +2247,7 @@
                 <w:szCs w:val="40"/>
                 <w:lang w:val="ru-RU"/>
               </w:rPr>
-              <m:t>ρ</m:t>
-            </m:r>
-            <m:r>
-              <m:rPr>
-                <m:sty m:val="p"/>
-              </m:rPr>
-              <w:rPr>
-                <w:rFonts w:ascii="Cambria Math" w:hAnsi="Cambria Math"/>
-                <w:sz w:val="40"/>
-                <w:szCs w:val="40"/>
-                <w:lang w:val="ru-RU"/>
-              </w:rPr>
-              <m:t>)</m:t>
+              <m:t>ρ)</m:t>
             </m:r>
           </m:den>
         </m:f>
@@ -2621,7 +2574,7 @@
           <w:rFonts w:ascii="Cambria Math" w:hAnsi="Cambria Math"/>
           <w:sz w:val="28"/>
           <w:szCs w:val="28"/>
-          <w:lang w:val="en-US"/>
+          <w:lang w:val="ru-RU"/>
         </w:rPr>
       </w:pPr>
       <w:r>
@@ -3032,16 +2985,7 @@
                 <w:szCs w:val="36"/>
                 <w:lang w:val="ru-RU"/>
               </w:rPr>
-              <m:t>0.2</m:t>
-            </m:r>
-            <m:r>
-              <w:rPr>
-                <w:rFonts w:ascii="Cambria Math" w:hAnsi="Cambria Math"/>
-                <w:sz w:val="36"/>
-                <w:szCs w:val="36"/>
-                <w:lang w:val="ru-RU"/>
-              </w:rPr>
-              <m:t>5</m:t>
+              <m:t>0.25</m:t>
             </m:r>
           </m:num>
           <m:den>
@@ -3076,16 +3020,7 @@
                     <w:szCs w:val="36"/>
                     <w:lang w:val="ru-RU"/>
                   </w:rPr>
-                  <m:t>5</m:t>
-                </m:r>
-                <m:r>
-                  <w:rPr>
-                    <w:rFonts w:ascii="Cambria Math" w:hAnsi="Cambria Math"/>
-                    <w:sz w:val="36"/>
-                    <w:szCs w:val="36"/>
-                    <w:lang w:val="ru-RU"/>
-                  </w:rPr>
-                  <m:t>0</m:t>
+                  <m:t>50</m:t>
                 </m:r>
               </m:den>
             </m:f>
@@ -4410,17 +4345,7 @@
           <w:szCs w:val="28"/>
           <w:lang w:val="ru-RU"/>
         </w:rPr>
-        <w:t>2</w:t>
-      </w:r>
-      <w:r>
-        <w:rPr>
-          <w:b/>
-          <w:bCs/>
-          <w:sz w:val="28"/>
-          <w:szCs w:val="28"/>
-          <w:lang w:val="ru-RU"/>
-        </w:rPr>
-        <w:t xml:space="preserve">. </w:t>
+        <w:t xml:space="preserve">2. </w:t>
       </w:r>
       <m:oMath>
         <m:sSub>
@@ -4749,16 +4674,7 @@
                 <w:szCs w:val="32"/>
                 <w:lang w:val="ru-RU"/>
               </w:rPr>
-              <m:t>0.</m:t>
-            </m:r>
-            <m:r>
-              <w:rPr>
-                <w:rFonts w:ascii="Cambria Math" w:hAnsi="Cambria Math"/>
-                <w:sz w:val="32"/>
-                <w:szCs w:val="32"/>
-                <w:lang w:val="ru-RU"/>
-              </w:rPr>
-              <m:t>80</m:t>
+              <m:t>0.80</m:t>
             </m:r>
           </m:den>
         </m:f>
@@ -5016,25 +4932,7 @@
                 <w:szCs w:val="32"/>
                 <w:lang w:val="ru-RU"/>
               </w:rPr>
-              <m:t>0</m:t>
-            </m:r>
-            <m:r>
-              <w:rPr>
-                <w:rFonts w:ascii="Cambria Math" w:hAnsi="Cambria Math"/>
-                <w:sz w:val="32"/>
-                <w:szCs w:val="32"/>
-                <w:lang w:val="ru-RU"/>
-              </w:rPr>
-              <m:t>.0</m:t>
-            </m:r>
-            <m:r>
-              <w:rPr>
-                <w:rFonts w:ascii="Cambria Math" w:hAnsi="Cambria Math"/>
-                <w:sz w:val="32"/>
-                <w:szCs w:val="32"/>
-                <w:lang w:val="ru-RU"/>
-              </w:rPr>
-              <m:t>25</m:t>
+              <m:t>0.025</m:t>
             </m:r>
           </m:den>
         </m:f>
@@ -5582,16 +5480,7 @@
                 <w:szCs w:val="40"/>
                 <w:lang w:val="ru-RU"/>
               </w:rPr>
-              <m:t>(1</m:t>
-            </m:r>
-            <m:r>
-              <w:rPr>
-                <w:rFonts w:ascii="Cambria Math" w:hAnsi="Cambria Math"/>
-                <w:sz w:val="40"/>
-                <w:szCs w:val="40"/>
-                <w:lang w:val="ru-RU"/>
-              </w:rPr>
-              <m:t>+</m:t>
+              <m:t>(1+</m:t>
             </m:r>
             <m:sSup>
               <m:sSupPr>
@@ -5648,16 +5537,7 @@
                 <w:szCs w:val="40"/>
                 <w:lang w:val="ru-RU"/>
               </w:rPr>
-              <m:t>2</m:t>
-            </m:r>
-            <m:r>
-              <w:rPr>
-                <w:rFonts w:ascii="Cambria Math" w:hAnsi="Cambria Math"/>
-                <w:sz w:val="40"/>
-                <w:szCs w:val="40"/>
-                <w:lang w:val="ru-RU"/>
-              </w:rPr>
-              <m:t>(1-</m:t>
+              <m:t>2(1-</m:t>
             </m:r>
             <m:r>
               <m:rPr>
@@ -5724,16 +5604,7 @@
                     <w:szCs w:val="36"/>
                     <w:lang w:val="ru-RU"/>
                   </w:rPr>
-                  <m:t>.</m:t>
-                </m:r>
-                <m:r>
-                  <w:rPr>
-                    <w:rFonts w:ascii="Cambria Math" w:hAnsi="Cambria Math"/>
-                    <w:sz w:val="36"/>
-                    <w:szCs w:val="36"/>
-                    <w:lang w:val="ru-RU"/>
-                  </w:rPr>
-                  <m:t>80</m:t>
+                  <m:t>.80</m:t>
                 </m:r>
               </m:e>
               <m:sup>
@@ -5900,25 +5771,7 @@
                 <w:szCs w:val="36"/>
                 <w:lang w:val="ru-RU"/>
               </w:rPr>
-              <m:t>2(1-0.</m:t>
-            </m:r>
-            <m:r>
-              <w:rPr>
-                <w:rFonts w:ascii="Cambria Math" w:hAnsi="Cambria Math"/>
-                <w:sz w:val="36"/>
-                <w:szCs w:val="36"/>
-                <w:lang w:val="ru-RU"/>
-              </w:rPr>
-              <m:t>80</m:t>
-            </m:r>
-            <m:r>
-              <w:rPr>
-                <w:rFonts w:ascii="Cambria Math" w:hAnsi="Cambria Math"/>
-                <w:sz w:val="36"/>
-                <w:szCs w:val="36"/>
-                <w:lang w:val="ru-RU"/>
-              </w:rPr>
-              <m:t>)</m:t>
+              <m:t>2(1-0.80)</m:t>
             </m:r>
           </m:den>
         </m:f>
@@ -5953,25 +5806,7 @@
                 <w:szCs w:val="36"/>
                 <w:lang w:val="ru-RU"/>
               </w:rPr>
-              <m:t>0.</m:t>
-            </m:r>
-            <m:r>
-              <w:rPr>
-                <w:rFonts w:ascii="Cambria Math" w:hAnsi="Cambria Math"/>
-                <w:sz w:val="36"/>
-                <w:szCs w:val="36"/>
-                <w:lang w:val="ru-RU"/>
-              </w:rPr>
-              <m:t>8</m:t>
-            </m:r>
-            <m:r>
-              <w:rPr>
-                <w:rFonts w:ascii="Cambria Math" w:hAnsi="Cambria Math"/>
-                <w:sz w:val="36"/>
-                <w:szCs w:val="36"/>
-                <w:lang w:val="ru-RU"/>
-              </w:rPr>
-              <m:t>5</m:t>
+              <m:t>0.85</m:t>
             </m:r>
           </m:num>
           <m:den>
@@ -6453,43 +6288,7 @@
                 <w:szCs w:val="36"/>
                 <w:lang w:val="ru-RU"/>
               </w:rPr>
-              <m:t>2</m:t>
-            </m:r>
-            <m:r>
-              <w:rPr>
-                <w:rFonts w:ascii="Cambria Math" w:hAnsi="Cambria Math"/>
-                <w:sz w:val="36"/>
-                <w:szCs w:val="36"/>
-                <w:lang w:val="ru-RU"/>
-              </w:rPr>
-              <m:t>.</m:t>
-            </m:r>
-            <m:r>
-              <w:rPr>
-                <w:rFonts w:ascii="Cambria Math" w:hAnsi="Cambria Math"/>
-                <w:sz w:val="36"/>
-                <w:szCs w:val="36"/>
-                <w:lang w:val="ru-RU"/>
-              </w:rPr>
-              <m:t>1</m:t>
-            </m:r>
-            <m:r>
-              <w:rPr>
-                <w:rFonts w:ascii="Cambria Math" w:hAnsi="Cambria Math"/>
-                <w:sz w:val="36"/>
-                <w:szCs w:val="36"/>
-                <w:lang w:val="ru-RU"/>
-              </w:rPr>
-              <m:t>2</m:t>
-            </m:r>
-            <m:r>
-              <w:rPr>
-                <w:rFonts w:ascii="Cambria Math" w:hAnsi="Cambria Math"/>
-                <w:sz w:val="36"/>
-                <w:szCs w:val="36"/>
-                <w:lang w:val="ru-RU"/>
-              </w:rPr>
-              <m:t>5</m:t>
+              <m:t>2.125</m:t>
             </m:r>
           </m:num>
           <m:den>
@@ -6524,16 +6323,7 @@
                     <w:szCs w:val="36"/>
                     <w:lang w:val="ru-RU"/>
                   </w:rPr>
-                  <m:t>5</m:t>
-                </m:r>
-                <m:r>
-                  <w:rPr>
-                    <w:rFonts w:ascii="Cambria Math" w:hAnsi="Cambria Math"/>
-                    <w:sz w:val="36"/>
-                    <w:szCs w:val="36"/>
-                    <w:lang w:val="ru-RU"/>
-                  </w:rPr>
-                  <m:t>0</m:t>
+                  <m:t>50</m:t>
                 </m:r>
               </m:den>
             </m:f>
@@ -7906,7 +7696,34 @@
           <w:szCs w:val="28"/>
           <w:lang w:val="en-US"/>
         </w:rPr>
-        <w:t>GENERATE 1</w:t>
+        <w:t>P1</w:t>
+      </w:r>
+      <w:r>
+        <w:rPr>
+          <w:rFonts w:ascii="Cambria" w:hAnsi="Cambria"/>
+          <w:sz w:val="28"/>
+          <w:szCs w:val="28"/>
+          <w:lang w:val="en-US"/>
+        </w:rPr>
+        <w:t xml:space="preserve"> </w:t>
+      </w:r>
+      <w:r>
+        <w:rPr>
+          <w:rFonts w:ascii="Cambria" w:hAnsi="Cambria"/>
+          <w:sz w:val="28"/>
+          <w:szCs w:val="28"/>
+          <w:lang w:val="en-US"/>
+        </w:rPr>
+        <w:t>FVARIABLE 0.</w:t>
+      </w:r>
+      <w:r>
+        <w:rPr>
+          <w:rFonts w:ascii="Cambria" w:hAnsi="Cambria"/>
+          <w:sz w:val="28"/>
+          <w:szCs w:val="28"/>
+          <w:lang w:val="en-US"/>
+        </w:rPr>
+        <w:t>45</w:t>
       </w:r>
     </w:p>
     <w:p>
@@ -7926,7 +7743,7 @@
           <w:szCs w:val="28"/>
           <w:lang w:val="en-US"/>
         </w:rPr>
-        <w:t>E1 FVARIABLE 1</w:t>
+        <w:t>; P1 FVARIABLE 0.</w:t>
       </w:r>
       <w:r>
         <w:rPr>
@@ -7935,16 +7752,7 @@
           <w:szCs w:val="28"/>
           <w:lang w:val="en-US"/>
         </w:rPr>
-        <w:t>80</w:t>
-      </w:r>
-      <w:r>
-        <w:rPr>
-          <w:rFonts w:ascii="Cambria" w:hAnsi="Cambria"/>
-          <w:sz w:val="28"/>
-          <w:szCs w:val="28"/>
-          <w:lang w:val="en-US"/>
-        </w:rPr>
-        <w:t>#(1-SQR(RN1/999))</w:t>
+        <w:t>8</w:t>
       </w:r>
     </w:p>
     <w:p>
@@ -7964,7 +7772,7 @@
           <w:szCs w:val="28"/>
           <w:lang w:val="en-US"/>
         </w:rPr>
-        <w:t>TAB1 TABLE V$E1,1</w:t>
+        <w:t>IN FVARIABLE -50#LOG((RN1+1)/1000</w:t>
       </w:r>
       <w:r>
         <w:rPr>
@@ -7973,61 +7781,7 @@
           <w:szCs w:val="28"/>
           <w:lang w:val="en-US"/>
         </w:rPr>
-        <w:t>4</w:t>
-      </w:r>
-      <w:r>
-        <w:rPr>
-          <w:rFonts w:ascii="Cambria" w:hAnsi="Cambria"/>
-          <w:sz w:val="28"/>
-          <w:szCs w:val="28"/>
-          <w:lang w:val="en-US"/>
-        </w:rPr>
-        <w:t>,1</w:t>
-      </w:r>
-      <w:r>
-        <w:rPr>
-          <w:rFonts w:ascii="Cambria" w:hAnsi="Cambria"/>
-          <w:sz w:val="28"/>
-          <w:szCs w:val="28"/>
-          <w:lang w:val="en-US"/>
-        </w:rPr>
-        <w:t>4</w:t>
-      </w:r>
-      <w:r>
-        <w:rPr>
-          <w:rFonts w:ascii="Cambria" w:hAnsi="Cambria"/>
-          <w:sz w:val="28"/>
-          <w:szCs w:val="28"/>
-          <w:lang w:val="en-US"/>
-        </w:rPr>
-        <w:t>,1</w:t>
-      </w:r>
-      <w:r>
-        <w:rPr>
-          <w:rFonts w:ascii="Cambria" w:hAnsi="Cambria"/>
-          <w:sz w:val="28"/>
-          <w:szCs w:val="28"/>
-          <w:lang w:val="en-US"/>
-        </w:rPr>
-        <w:t>3</w:t>
-      </w:r>
-      <w:r>
-        <w:rPr>
-          <w:rFonts w:ascii="Cambria" w:hAnsi="Cambria"/>
-          <w:sz w:val="28"/>
-          <w:szCs w:val="28"/>
-          <w:lang w:val="en-US"/>
-        </w:rPr>
-        <w:cr/>
-      </w:r>
-      <w:r>
-        <w:rPr>
-          <w:rFonts w:ascii="Cambria" w:hAnsi="Cambria"/>
-          <w:sz w:val="28"/>
-          <w:szCs w:val="28"/>
-          <w:lang w:val="en-US"/>
-        </w:rPr>
-        <w:t>TABULATE TAB1</w:t>
+        <w:t>)</w:t>
       </w:r>
     </w:p>
     <w:p>
@@ -8037,7 +7791,7 @@
           <w:rFonts w:ascii="Cambria" w:hAnsi="Cambria"/>
           <w:sz w:val="28"/>
           <w:szCs w:val="28"/>
-          <w:lang w:val="ru-RU"/>
+          <w:lang w:val="en-US"/>
         </w:rPr>
       </w:pPr>
       <w:r>
@@ -8045,9 +7799,9 @@
           <w:rFonts w:ascii="Cambria" w:hAnsi="Cambria"/>
           <w:sz w:val="28"/>
           <w:szCs w:val="28"/>
-          <w:lang w:val="ru-RU"/>
-        </w:rPr>
-        <w:t>TERMINATE 1</w:t>
+          <w:lang w:val="en-US"/>
+        </w:rPr>
+        <w:t>OUT FVARIABLE V$P1#100#RN1/999</w:t>
       </w:r>
     </w:p>
     <w:p>
@@ -8057,7 +7811,7 @@
           <w:rFonts w:ascii="Cambria" w:hAnsi="Cambria"/>
           <w:sz w:val="28"/>
           <w:szCs w:val="28"/>
-          <w:lang w:val="ru-RU"/>
+          <w:lang w:val="en-US"/>
         </w:rPr>
       </w:pPr>
       <w:r>
@@ -8065,9 +7819,368 @@
           <w:rFonts w:ascii="Cambria" w:hAnsi="Cambria"/>
           <w:sz w:val="28"/>
           <w:szCs w:val="28"/>
-          <w:lang w:val="ru-RU"/>
-        </w:rPr>
-        <w:t>START 100</w:t>
+          <w:lang w:val="en-US"/>
+        </w:rPr>
+        <w:t>; OUT FVARIABLE -50#V$P1#LOG((RN1+1)/1000)</w:t>
+      </w:r>
+    </w:p>
+    <w:p>
+      <w:pPr>
+        <w:ind w:firstLine="0"/>
+        <w:rPr>
+          <w:rFonts w:ascii="Cambria" w:hAnsi="Cambria"/>
+          <w:sz w:val="28"/>
+          <w:szCs w:val="28"/>
+          <w:lang w:val="en-US"/>
+        </w:rPr>
+      </w:pPr>
+      <w:r>
+        <w:rPr>
+          <w:rFonts w:ascii="Cambria" w:hAnsi="Cambria"/>
+          <w:sz w:val="28"/>
+          <w:szCs w:val="28"/>
+          <w:lang w:val="en-US"/>
+        </w:rPr>
+        <w:t>; OUT FVARIABLE 150#V$P1#(1-SQR(RN1/999))</w:t>
+      </w:r>
+    </w:p>
+    <w:p>
+      <w:pPr>
+        <w:ind w:firstLine="0"/>
+        <w:rPr>
+          <w:rFonts w:ascii="Cambria" w:hAnsi="Cambria"/>
+          <w:sz w:val="28"/>
+          <w:szCs w:val="28"/>
+          <w:lang w:val="en-US"/>
+        </w:rPr>
+      </w:pPr>
+      <w:r>
+        <w:rPr>
+          <w:rFonts w:ascii="Cambria" w:hAnsi="Cambria"/>
+          <w:sz w:val="28"/>
+          <w:szCs w:val="28"/>
+          <w:lang w:val="en-US"/>
+        </w:rPr>
+        <w:t>GENERATE V$IN</w:t>
+      </w:r>
+    </w:p>
+    <w:p>
+      <w:pPr>
+        <w:ind w:firstLine="0"/>
+        <w:rPr>
+          <w:rFonts w:ascii="Cambria" w:hAnsi="Cambria"/>
+          <w:sz w:val="28"/>
+          <w:szCs w:val="28"/>
+          <w:lang w:val="en-US"/>
+        </w:rPr>
+      </w:pPr>
+      <w:r>
+        <w:rPr>
+          <w:rFonts w:ascii="Cambria" w:hAnsi="Cambria"/>
+          <w:sz w:val="28"/>
+          <w:szCs w:val="28"/>
+          <w:lang w:val="en-US"/>
+        </w:rPr>
+        <w:t>QUEUE 1</w:t>
+      </w:r>
+    </w:p>
+    <w:p>
+      <w:pPr>
+        <w:ind w:firstLine="0"/>
+        <w:rPr>
+          <w:rFonts w:ascii="Cambria" w:hAnsi="Cambria"/>
+          <w:sz w:val="28"/>
+          <w:szCs w:val="28"/>
+          <w:lang w:val="en-US"/>
+        </w:rPr>
+      </w:pPr>
+      <w:r>
+        <w:rPr>
+          <w:rFonts w:ascii="Cambria" w:hAnsi="Cambria"/>
+          <w:sz w:val="28"/>
+          <w:szCs w:val="28"/>
+          <w:lang w:val="en-US"/>
+        </w:rPr>
+        <w:t>SEIZE 1</w:t>
+      </w:r>
+    </w:p>
+    <w:p>
+      <w:pPr>
+        <w:ind w:firstLine="0"/>
+        <w:rPr>
+          <w:rFonts w:ascii="Cambria" w:hAnsi="Cambria"/>
+          <w:sz w:val="28"/>
+          <w:szCs w:val="28"/>
+          <w:lang w:val="en-US"/>
+        </w:rPr>
+      </w:pPr>
+      <w:r>
+        <w:rPr>
+          <w:rFonts w:ascii="Cambria" w:hAnsi="Cambria"/>
+          <w:sz w:val="28"/>
+          <w:szCs w:val="28"/>
+          <w:lang w:val="en-US"/>
+        </w:rPr>
+        <w:t>DEPART 1</w:t>
+      </w:r>
+    </w:p>
+    <w:p>
+      <w:pPr>
+        <w:ind w:firstLine="0"/>
+        <w:rPr>
+          <w:rFonts w:ascii="Cambria" w:hAnsi="Cambria"/>
+          <w:sz w:val="28"/>
+          <w:szCs w:val="28"/>
+          <w:lang w:val="en-US"/>
+        </w:rPr>
+      </w:pPr>
+      <w:r>
+        <w:rPr>
+          <w:rFonts w:ascii="Cambria" w:hAnsi="Cambria"/>
+          <w:sz w:val="28"/>
+          <w:szCs w:val="28"/>
+          <w:lang w:val="en-US"/>
+        </w:rPr>
+        <w:t>ADVANCE V$OUT</w:t>
+      </w:r>
+    </w:p>
+    <w:p>
+      <w:pPr>
+        <w:ind w:firstLine="0"/>
+        <w:rPr>
+          <w:rFonts w:ascii="Cambria" w:hAnsi="Cambria"/>
+          <w:sz w:val="28"/>
+          <w:szCs w:val="28"/>
+          <w:lang w:val="en-US"/>
+        </w:rPr>
+      </w:pPr>
+      <w:r>
+        <w:rPr>
+          <w:rFonts w:ascii="Cambria" w:hAnsi="Cambria"/>
+          <w:sz w:val="28"/>
+          <w:szCs w:val="28"/>
+          <w:lang w:val="en-US"/>
+        </w:rPr>
+        <w:t>RELEASE 1</w:t>
+      </w:r>
+    </w:p>
+    <w:p>
+      <w:pPr>
+        <w:ind w:firstLine="0"/>
+        <w:rPr>
+          <w:rFonts w:ascii="Cambria" w:hAnsi="Cambria"/>
+          <w:sz w:val="28"/>
+          <w:szCs w:val="28"/>
+          <w:lang w:val="en-US"/>
+        </w:rPr>
+      </w:pPr>
+      <w:r>
+        <w:rPr>
+          <w:rFonts w:ascii="Cambria" w:hAnsi="Cambria"/>
+          <w:sz w:val="28"/>
+          <w:szCs w:val="28"/>
+          <w:lang w:val="en-US"/>
+        </w:rPr>
+        <w:t>TERMINATE 1</w:t>
+      </w:r>
+    </w:p>
+    <w:p>
+      <w:pPr>
+        <w:ind w:firstLine="0"/>
+        <w:rPr>
+          <w:rFonts w:ascii="Cambria" w:hAnsi="Cambria"/>
+          <w:sz w:val="28"/>
+          <w:szCs w:val="28"/>
+          <w:lang w:val="en-US"/>
+        </w:rPr>
+      </w:pPr>
+      <w:r>
+        <w:rPr>
+          <w:rFonts w:ascii="Cambria" w:hAnsi="Cambria"/>
+          <w:sz w:val="28"/>
+          <w:szCs w:val="28"/>
+          <w:lang w:val="en-US"/>
+        </w:rPr>
+        <w:t xml:space="preserve">START </w:t>
+      </w:r>
+      <w:r>
+        <w:rPr>
+          <w:rFonts w:ascii="Cambria" w:hAnsi="Cambria"/>
+          <w:sz w:val="28"/>
+          <w:szCs w:val="28"/>
+          <w:lang w:val="en-US"/>
+        </w:rPr>
+        <w:t>2000</w:t>
+      </w:r>
+    </w:p>
+    <w:p>
+      <w:pPr>
+        <w:ind w:firstLine="0"/>
+        <w:rPr>
+          <w:rFonts w:ascii="Cambria" w:hAnsi="Cambria"/>
+          <w:sz w:val="28"/>
+          <w:szCs w:val="28"/>
+          <w:lang w:val="en-US"/>
+        </w:rPr>
+      </w:pPr>
+      <w:r>
+        <w:rPr>
+          <w:rFonts w:ascii="Cambria" w:hAnsi="Cambria"/>
+          <w:sz w:val="28"/>
+          <w:szCs w:val="28"/>
+          <w:lang w:val="en-US"/>
+        </w:rPr>
+        <w:t xml:space="preserve">; START </w:t>
+      </w:r>
+      <w:r>
+        <w:rPr>
+          <w:rFonts w:ascii="Cambria" w:hAnsi="Cambria"/>
+          <w:sz w:val="28"/>
+          <w:szCs w:val="28"/>
+          <w:lang w:val="en-US"/>
+        </w:rPr>
+        <w:t>55000</w:t>
+      </w:r>
+    </w:p>
+    <w:p>
+      <w:pPr>
+        <w:ind w:firstLine="0"/>
+        <w:rPr>
+          <w:rFonts w:ascii="Cambria" w:hAnsi="Cambria"/>
+          <w:sz w:val="28"/>
+          <w:szCs w:val="28"/>
+          <w:lang w:val="en-US"/>
+        </w:rPr>
+      </w:pPr>
+      <w:r>
+        <w:rPr>
+          <w:rFonts w:ascii="Cambria" w:hAnsi="Cambria"/>
+          <w:sz w:val="28"/>
+          <w:szCs w:val="28"/>
+          <w:lang w:val="en-US"/>
+        </w:rPr>
+        <w:lastRenderedPageBreak/>
+        <w:t>SHOW QM1</w:t>
+      </w:r>
+    </w:p>
+    <w:p>
+      <w:pPr>
+        <w:ind w:firstLine="0"/>
+        <w:rPr>
+          <w:rFonts w:ascii="Cambria" w:hAnsi="Cambria"/>
+          <w:sz w:val="28"/>
+          <w:szCs w:val="28"/>
+          <w:lang w:val="en-US"/>
+        </w:rPr>
+      </w:pPr>
+      <w:r>
+        <w:rPr>
+          <w:rFonts w:ascii="Cambria" w:hAnsi="Cambria"/>
+          <w:sz w:val="28"/>
+          <w:szCs w:val="28"/>
+          <w:lang w:val="en-US"/>
+        </w:rPr>
+        <w:t>SHOW QA1</w:t>
+      </w:r>
+    </w:p>
+    <w:p>
+      <w:pPr>
+        <w:ind w:firstLine="0"/>
+        <w:rPr>
+          <w:rFonts w:ascii="Cambria" w:hAnsi="Cambria"/>
+          <w:sz w:val="28"/>
+          <w:szCs w:val="28"/>
+          <w:lang w:val="en-US"/>
+        </w:rPr>
+      </w:pPr>
+      <w:r>
+        <w:rPr>
+          <w:rFonts w:ascii="Cambria" w:hAnsi="Cambria"/>
+          <w:sz w:val="28"/>
+          <w:szCs w:val="28"/>
+          <w:lang w:val="en-US"/>
+        </w:rPr>
+        <w:t>SHOW QZ1</w:t>
+      </w:r>
+    </w:p>
+    <w:p>
+      <w:pPr>
+        <w:ind w:firstLine="0"/>
+        <w:rPr>
+          <w:rFonts w:ascii="Cambria" w:hAnsi="Cambria"/>
+          <w:sz w:val="28"/>
+          <w:szCs w:val="28"/>
+          <w:lang w:val="en-US"/>
+        </w:rPr>
+      </w:pPr>
+      <w:r>
+        <w:rPr>
+          <w:rFonts w:ascii="Cambria" w:hAnsi="Cambria"/>
+          <w:sz w:val="28"/>
+          <w:szCs w:val="28"/>
+          <w:lang w:val="en-US"/>
+        </w:rPr>
+        <w:t>SHOW QT1</w:t>
+      </w:r>
+    </w:p>
+    <w:p>
+      <w:pPr>
+        <w:ind w:firstLine="0"/>
+        <w:rPr>
+          <w:rFonts w:ascii="Cambria" w:hAnsi="Cambria"/>
+          <w:sz w:val="28"/>
+          <w:szCs w:val="28"/>
+          <w:lang w:val="en-US"/>
+        </w:rPr>
+      </w:pPr>
+      <w:r>
+        <w:rPr>
+          <w:rFonts w:ascii="Cambria" w:hAnsi="Cambria"/>
+          <w:sz w:val="28"/>
+          <w:szCs w:val="28"/>
+          <w:lang w:val="en-US"/>
+        </w:rPr>
+        <w:t>SHOW QX1</w:t>
+      </w:r>
+    </w:p>
+    <w:p>
+      <w:pPr>
+        <w:ind w:firstLine="0"/>
+        <w:rPr>
+          <w:rFonts w:ascii="Cambria" w:hAnsi="Cambria"/>
+          <w:sz w:val="28"/>
+          <w:szCs w:val="28"/>
+          <w:lang w:val="en-US"/>
+        </w:rPr>
+      </w:pPr>
+      <w:r>
+        <w:rPr>
+          <w:rFonts w:ascii="Cambria" w:hAnsi="Cambria"/>
+          <w:sz w:val="28"/>
+          <w:szCs w:val="28"/>
+          <w:lang w:val="en-US"/>
+        </w:rPr>
+        <w:t>SHOW FR1</w:t>
+      </w:r>
+    </w:p>
+    <w:p>
+      <w:pPr>
+        <w:ind w:firstLine="0"/>
+        <w:rPr>
+          <w:rFonts w:ascii="Cambria" w:hAnsi="Cambria"/>
+          <w:sz w:val="28"/>
+          <w:szCs w:val="28"/>
+          <w:lang w:val="en-US"/>
+        </w:rPr>
+      </w:pPr>
+      <w:r>
+        <w:rPr>
+          <w:rFonts w:ascii="Cambria" w:hAnsi="Cambria"/>
+          <w:sz w:val="28"/>
+          <w:szCs w:val="28"/>
+          <w:lang w:val="en-US"/>
+        </w:rPr>
+        <w:t>SHOW FT1</w:t>
       </w:r>
     </w:p>
     <w:sectPr>

--- a/Analyze, Modeling and Optimization of Systems/Lab №2/АПИМ-25_ЛР#2_Клименко.docx
+++ b/Analyze, Modeling and Optimization of Systems/Lab №2/АПИМ-25_ЛР#2_Клименко.docx
@@ -1,6 +1,6 @@
 
 <file path=word/document.xml><?xml version="1.0" encoding="utf-8"?>
-<w:document xmlns:wpc="http://schemas.microsoft.com/office/word/2010/wordprocessingCanvas" xmlns:cx="http://schemas.microsoft.com/office/drawing/2014/chartex" xmlns:cx1="http://schemas.microsoft.com/office/drawing/2015/9/8/chartex" xmlns:cx2="http://schemas.microsoft.com/office/drawing/2015/10/21/chartex" xmlns:cx3="http://schemas.microsoft.com/office/drawing/2016/5/9/chartex" xmlns:cx4="http://schemas.microsoft.com/office/drawing/2016/5/10/chartex" xmlns:cx5="http://schemas.microsoft.com/office/drawing/2016/5/11/chartex" xmlns:cx6="http://schemas.microsoft.com/office/drawing/2016/5/12/chartex" xmlns:cx7="http://schemas.microsoft.com/office/drawing/2016/5/13/chartex" xmlns:cx8="http://schemas.microsoft.com/office/drawing/2016/5/14/chartex" xmlns:mc="http://schemas.openxmlformats.org/markup-compatibility/2006" xmlns:aink="http://schemas.microsoft.com/office/drawing/2016/ink" xmlns:am3d="http://schemas.microsoft.com/office/drawing/2017/model3d" xmlns:o="urn:schemas-microsoft-com:office:office" xmlns:oel="http://schemas.microsoft.com/office/2019/extlst" xmlns:r="http://schemas.openxmlformats.org/officeDocument/2006/relationships" xmlns:m="http://schemas.openxmlformats.org/officeDocument/2006/math" xmlns:v="urn:schemas-microsoft-com:vml" xmlns:wp14="http://schemas.microsoft.com/office/word/2010/wordprocessingDrawing" xmlns:wp="http://schemas.openxmlformats.org/drawingml/2006/wordprocessingDrawing" xmlns:w10="urn:schemas-microsoft-com:office:word" xmlns:w="http://schemas.openxmlformats.org/wordprocessingml/2006/main" xmlns:w14="http://schemas.microsoft.com/office/word/2010/wordml" xmlns:w15="http://schemas.microsoft.com/office/word/2012/wordml" xmlns:w16cex="http://schemas.microsoft.com/office/word/2018/wordml/cex" xmlns:w16cid="http://schemas.microsoft.com/office/word/2016/wordml/cid" xmlns:w16="http://schemas.microsoft.com/office/word/2018/wordml" xmlns:w16sdtdh="http://schemas.microsoft.com/office/word/2020/wordml/sdtdatahash" xmlns:w16se="http://schemas.microsoft.com/office/word/2015/wordml/symex" xmlns:wpg="http://schemas.microsoft.com/office/word/2010/wordprocessingGroup" xmlns:wpi="http://schemas.microsoft.com/office/word/2010/wordprocessingInk" xmlns:wne="http://schemas.microsoft.com/office/word/2006/wordml" xmlns:wps="http://schemas.microsoft.com/office/word/2010/wordprocessingShape" mc:Ignorable="w14 w15 w16se w16cid w16 w16cex w16sdtdh wp14">
+<w:document xmlns:wpc="http://schemas.microsoft.com/office/word/2010/wordprocessingCanvas" xmlns:cx="http://schemas.microsoft.com/office/drawing/2014/chartex" xmlns:cx1="http://schemas.microsoft.com/office/drawing/2015/9/8/chartex" xmlns:cx2="http://schemas.microsoft.com/office/drawing/2015/10/21/chartex" xmlns:cx3="http://schemas.microsoft.com/office/drawing/2016/5/9/chartex" xmlns:cx4="http://schemas.microsoft.com/office/drawing/2016/5/10/chartex" xmlns:cx5="http://schemas.microsoft.com/office/drawing/2016/5/11/chartex" xmlns:cx6="http://schemas.microsoft.com/office/drawing/2016/5/12/chartex" xmlns:cx7="http://schemas.microsoft.com/office/drawing/2016/5/13/chartex" xmlns:cx8="http://schemas.microsoft.com/office/drawing/2016/5/14/chartex" xmlns:mc="http://schemas.openxmlformats.org/markup-compatibility/2006" xmlns:aink="http://schemas.microsoft.com/office/drawing/2016/ink" xmlns:am3d="http://schemas.microsoft.com/office/drawing/2017/model3d" xmlns:o="urn:schemas-microsoft-com:office:office" xmlns:oel="http://schemas.microsoft.com/office/2019/extlst" xmlns:r="http://schemas.openxmlformats.org/officeDocument/2006/relationships" xmlns:m="http://schemas.openxmlformats.org/officeDocument/2006/math" xmlns:v="urn:schemas-microsoft-com:vml" xmlns:wp14="http://schemas.microsoft.com/office/word/2010/wordprocessingDrawing" xmlns:wp="http://schemas.openxmlformats.org/drawingml/2006/wordprocessingDrawing" xmlns:w10="urn:schemas-microsoft-com:office:word" xmlns:w="http://schemas.openxmlformats.org/wordprocessingml/2006/main" xmlns:w14="http://schemas.microsoft.com/office/word/2010/wordml" xmlns:w15="http://schemas.microsoft.com/office/word/2012/wordml" xmlns:w16cex="http://schemas.microsoft.com/office/word/2018/wordml/cex" xmlns:w16cid="http://schemas.microsoft.com/office/word/2016/wordml/cid" xmlns:w16="http://schemas.microsoft.com/office/word/2018/wordml" xmlns:w16du="http://schemas.microsoft.com/office/word/2023/wordml/word16du" xmlns:w16sdtdh="http://schemas.microsoft.com/office/word/2020/wordml/sdtdatahash" xmlns:w16sdtfl="http://schemas.microsoft.com/office/word/2024/wordml/sdtformatlock" xmlns:w16se="http://schemas.microsoft.com/office/word/2015/wordml/symex" xmlns:wpg="http://schemas.microsoft.com/office/word/2010/wordprocessingGroup" xmlns:wpi="http://schemas.microsoft.com/office/word/2010/wordprocessingInk" xmlns:wne="http://schemas.microsoft.com/office/word/2006/wordml" xmlns:wps="http://schemas.microsoft.com/office/word/2010/wordprocessingShape" mc:Ignorable="w14 w15 w16se w16cid w16 w16cex w16sdtdh w16sdtfl w16du wp14">
   <w:background w:color="FFFFFF"/>
   <w:body>
     <w:p>
@@ -1004,7 +1004,7 @@
           <w:bCs/>
           <w:sz w:val="28"/>
           <w:szCs w:val="28"/>
-          <w:lang w:val="en-US"/>
+          <w:lang w:val="ru-RU"/>
         </w:rPr>
       </w:pPr>
       <w:bookmarkStart w:id="0" w:name="_Hlk213330875"/>
@@ -3340,6 +3340,14 @@
                 <w:lang w:val="ru-RU"/>
               </w:rPr>
             </w:pPr>
+            <w:r>
+              <w:rPr>
+                <w:sz w:val="28"/>
+                <w:szCs w:val="28"/>
+                <w:lang w:val="ru-RU"/>
+              </w:rPr>
+              <w:t>5</w:t>
+            </w:r>
           </w:p>
         </w:tc>
         <w:tc>
@@ -3356,6 +3364,14 @@
                 <w:lang w:val="ru-RU"/>
               </w:rPr>
             </w:pPr>
+            <w:r>
+              <w:rPr>
+                <w:sz w:val="28"/>
+                <w:szCs w:val="28"/>
+                <w:lang w:val="ru-RU"/>
+              </w:rPr>
+              <w:t>0.219</w:t>
+            </w:r>
           </w:p>
         </w:tc>
         <w:tc>
@@ -3372,6 +3388,14 @@
                 <w:lang w:val="ru-RU"/>
               </w:rPr>
             </w:pPr>
+            <w:r>
+              <w:rPr>
+                <w:sz w:val="28"/>
+                <w:szCs w:val="28"/>
+                <w:lang w:val="ru-RU"/>
+              </w:rPr>
+              <w:t>1130</w:t>
+            </w:r>
           </w:p>
         </w:tc>
         <w:tc>
@@ -3388,6 +3412,14 @@
                 <w:lang w:val="ru-RU"/>
               </w:rPr>
             </w:pPr>
+            <w:r>
+              <w:rPr>
+                <w:sz w:val="28"/>
+                <w:szCs w:val="28"/>
+                <w:lang w:val="ru-RU"/>
+              </w:rPr>
+              <w:t>11.27</w:t>
+            </w:r>
           </w:p>
         </w:tc>
         <w:tc>
@@ -3404,6 +3436,14 @@
                 <w:lang w:val="ru-RU"/>
               </w:rPr>
             </w:pPr>
+            <w:r>
+              <w:rPr>
+                <w:sz w:val="28"/>
+                <w:szCs w:val="28"/>
+                <w:lang w:val="ru-RU"/>
+              </w:rPr>
+              <w:t>25.909</w:t>
+            </w:r>
           </w:p>
         </w:tc>
         <w:tc>
@@ -3420,6 +3460,14 @@
                 <w:lang w:val="ru-RU"/>
               </w:rPr>
             </w:pPr>
+            <w:r>
+              <w:rPr>
+                <w:sz w:val="28"/>
+                <w:szCs w:val="28"/>
+                <w:lang w:val="ru-RU"/>
+              </w:rPr>
+              <w:t>0.439</w:t>
+            </w:r>
           </w:p>
         </w:tc>
         <w:tc>
@@ -3436,6 +3484,14 @@
                 <w:lang w:val="ru-RU"/>
               </w:rPr>
             </w:pPr>
+            <w:r>
+              <w:rPr>
+                <w:sz w:val="28"/>
+                <w:szCs w:val="28"/>
+                <w:lang w:val="ru-RU"/>
+              </w:rPr>
+              <w:t>22.578</w:t>
+            </w:r>
           </w:p>
         </w:tc>
       </w:tr>
@@ -3457,6 +3513,14 @@
                 <w:lang w:val="ru-RU"/>
               </w:rPr>
             </w:pPr>
+            <w:r>
+              <w:rPr>
+                <w:sz w:val="28"/>
+                <w:szCs w:val="28"/>
+                <w:lang w:val="ru-RU"/>
+              </w:rPr>
+              <w:t>55000</w:t>
+            </w:r>
           </w:p>
         </w:tc>
         <w:tc>
@@ -3473,6 +3537,14 @@
                 <w:lang w:val="ru-RU"/>
               </w:rPr>
             </w:pPr>
+            <w:r>
+              <w:rPr>
+                <w:sz w:val="28"/>
+                <w:szCs w:val="28"/>
+                <w:lang w:val="ru-RU"/>
+              </w:rPr>
+              <w:t>9</w:t>
+            </w:r>
           </w:p>
         </w:tc>
         <w:tc>
@@ -3489,6 +3561,14 @@
                 <w:lang w:val="ru-RU"/>
               </w:rPr>
             </w:pPr>
+            <w:r>
+              <w:rPr>
+                <w:sz w:val="28"/>
+                <w:szCs w:val="28"/>
+                <w:lang w:val="ru-RU"/>
+              </w:rPr>
+              <w:t>0.243</w:t>
+            </w:r>
           </w:p>
         </w:tc>
         <w:tc>
@@ -3505,6 +3585,14 @@
                 <w:lang w:val="ru-RU"/>
               </w:rPr>
             </w:pPr>
+            <w:r>
+              <w:rPr>
+                <w:sz w:val="28"/>
+                <w:szCs w:val="28"/>
+                <w:lang w:val="ru-RU"/>
+              </w:rPr>
+              <w:t>30380</w:t>
+            </w:r>
           </w:p>
         </w:tc>
         <w:tc>
@@ -3521,6 +3609,14 @@
                 <w:lang w:val="ru-RU"/>
               </w:rPr>
             </w:pPr>
+            <w:r>
+              <w:rPr>
+                <w:sz w:val="28"/>
+                <w:szCs w:val="28"/>
+                <w:lang w:val="ru-RU"/>
+              </w:rPr>
+              <w:t>12.147</w:t>
+            </w:r>
           </w:p>
         </w:tc>
         <w:tc>
@@ -3537,6 +3633,14 @@
                 <w:lang w:val="ru-RU"/>
               </w:rPr>
             </w:pPr>
+            <w:r>
+              <w:rPr>
+                <w:sz w:val="28"/>
+                <w:szCs w:val="28"/>
+                <w:lang w:val="ru-RU"/>
+              </w:rPr>
+              <w:t>27.135</w:t>
+            </w:r>
           </w:p>
         </w:tc>
         <w:tc>
@@ -3553,6 +3657,14 @@
                 <w:lang w:val="ru-RU"/>
               </w:rPr>
             </w:pPr>
+            <w:r>
+              <w:rPr>
+                <w:sz w:val="28"/>
+                <w:szCs w:val="28"/>
+                <w:lang w:val="ru-RU"/>
+              </w:rPr>
+              <w:t>0.451</w:t>
+            </w:r>
           </w:p>
         </w:tc>
         <w:tc>
@@ -3569,6 +3681,14 @@
                 <w:lang w:val="ru-RU"/>
               </w:rPr>
             </w:pPr>
+            <w:r>
+              <w:rPr>
+                <w:sz w:val="28"/>
+                <w:szCs w:val="28"/>
+                <w:lang w:val="ru-RU"/>
+              </w:rPr>
+              <w:t>22.563</w:t>
+            </w:r>
           </w:p>
         </w:tc>
       </w:tr>
@@ -3590,6 +3710,14 @@
                 <w:lang w:val="ru-RU"/>
               </w:rPr>
             </w:pPr>
+            <w:r>
+              <w:rPr>
+                <w:sz w:val="28"/>
+                <w:szCs w:val="28"/>
+                <w:lang w:val="ru-RU"/>
+              </w:rPr>
+              <w:t>65000</w:t>
+            </w:r>
           </w:p>
         </w:tc>
         <w:tc>
@@ -3606,6 +3734,14 @@
                 <w:lang w:val="ru-RU"/>
               </w:rPr>
             </w:pPr>
+            <w:r>
+              <w:rPr>
+                <w:sz w:val="28"/>
+                <w:szCs w:val="28"/>
+                <w:lang w:val="ru-RU"/>
+              </w:rPr>
+              <w:t>9</w:t>
+            </w:r>
           </w:p>
         </w:tc>
         <w:tc>
@@ -3622,6 +3758,14 @@
                 <w:lang w:val="ru-RU"/>
               </w:rPr>
             </w:pPr>
+            <w:r>
+              <w:rPr>
+                <w:sz w:val="28"/>
+                <w:szCs w:val="28"/>
+                <w:lang w:val="ru-RU"/>
+              </w:rPr>
+              <w:t>0.243</w:t>
+            </w:r>
           </w:p>
         </w:tc>
         <w:tc>
@@ -3638,6 +3782,14 @@
                 <w:lang w:val="ru-RU"/>
               </w:rPr>
             </w:pPr>
+            <w:r>
+              <w:rPr>
+                <w:sz w:val="28"/>
+                <w:szCs w:val="28"/>
+                <w:lang w:val="ru-RU"/>
+              </w:rPr>
+              <w:t>35901</w:t>
+            </w:r>
           </w:p>
         </w:tc>
         <w:tc>
@@ -3654,6 +3806,14 @@
                 <w:lang w:val="ru-RU"/>
               </w:rPr>
             </w:pPr>
+            <w:r>
+              <w:rPr>
+                <w:sz w:val="28"/>
+                <w:szCs w:val="28"/>
+                <w:lang w:val="ru-RU"/>
+              </w:rPr>
+              <w:t>12.174</w:t>
+            </w:r>
           </w:p>
         </w:tc>
         <w:tc>
@@ -3670,6 +3830,14 @@
                 <w:lang w:val="ru-RU"/>
               </w:rPr>
             </w:pPr>
+            <w:r>
+              <w:rPr>
+                <w:sz w:val="28"/>
+                <w:szCs w:val="28"/>
+                <w:lang w:val="ru-RU"/>
+              </w:rPr>
+              <w:t>27.193</w:t>
+            </w:r>
           </w:p>
         </w:tc>
         <w:tc>
@@ -3686,6 +3854,14 @@
                 <w:lang w:val="ru-RU"/>
               </w:rPr>
             </w:pPr>
+            <w:r>
+              <w:rPr>
+                <w:sz w:val="28"/>
+                <w:szCs w:val="28"/>
+                <w:lang w:val="ru-RU"/>
+              </w:rPr>
+              <w:t>0.45</w:t>
+            </w:r>
           </w:p>
         </w:tc>
         <w:tc>
@@ -3702,6 +3878,14 @@
                 <w:lang w:val="ru-RU"/>
               </w:rPr>
             </w:pPr>
+            <w:r>
+              <w:rPr>
+                <w:sz w:val="28"/>
+                <w:szCs w:val="28"/>
+                <w:lang w:val="ru-RU"/>
+              </w:rPr>
+              <w:t>22.541</w:t>
+            </w:r>
           </w:p>
         </w:tc>
       </w:tr>
@@ -3712,395 +3896,201 @@
         <w:tc>
           <w:tcPr>
             <w:tcW w:w="1274" w:type="dxa"/>
-          </w:tcPr>
-          <w:p>
-            <w:pPr>
-              <w:ind w:firstLine="0"/>
-              <w:jc w:val="both"/>
-              <w:rPr>
-                <w:sz w:val="28"/>
-                <w:szCs w:val="28"/>
-                <w:lang w:val="ru-RU"/>
-              </w:rPr>
-            </w:pPr>
+            <w:shd w:val="clear" w:color="auto" w:fill="FBD4B4" w:themeFill="accent6" w:themeFillTint="66"/>
+          </w:tcPr>
+          <w:p>
+            <w:pPr>
+              <w:ind w:firstLine="0"/>
+              <w:jc w:val="both"/>
+              <w:rPr>
+                <w:sz w:val="28"/>
+                <w:szCs w:val="28"/>
+                <w:lang w:val="ru-RU"/>
+              </w:rPr>
+            </w:pPr>
+            <w:r>
+              <w:rPr>
+                <w:sz w:val="28"/>
+                <w:szCs w:val="28"/>
+                <w:lang w:val="ru-RU"/>
+              </w:rPr>
+              <w:t>75000</w:t>
+            </w:r>
           </w:p>
         </w:tc>
         <w:tc>
           <w:tcPr>
             <w:tcW w:w="1274" w:type="dxa"/>
-          </w:tcPr>
-          <w:p>
-            <w:pPr>
-              <w:ind w:firstLine="0"/>
-              <w:jc w:val="both"/>
-              <w:rPr>
-                <w:sz w:val="28"/>
-                <w:szCs w:val="28"/>
-                <w:lang w:val="ru-RU"/>
-              </w:rPr>
-            </w:pPr>
+            <w:shd w:val="clear" w:color="auto" w:fill="FBD4B4" w:themeFill="accent6" w:themeFillTint="66"/>
+          </w:tcPr>
+          <w:p>
+            <w:pPr>
+              <w:ind w:firstLine="0"/>
+              <w:jc w:val="both"/>
+              <w:rPr>
+                <w:sz w:val="28"/>
+                <w:szCs w:val="28"/>
+                <w:lang w:val="ru-RU"/>
+              </w:rPr>
+            </w:pPr>
+            <w:r>
+              <w:rPr>
+                <w:sz w:val="28"/>
+                <w:szCs w:val="28"/>
+                <w:lang w:val="ru-RU"/>
+              </w:rPr>
+              <w:t>9</w:t>
+            </w:r>
           </w:p>
         </w:tc>
         <w:tc>
           <w:tcPr>
             <w:tcW w:w="1274" w:type="dxa"/>
-          </w:tcPr>
-          <w:p>
-            <w:pPr>
-              <w:ind w:firstLine="0"/>
-              <w:jc w:val="both"/>
-              <w:rPr>
-                <w:sz w:val="28"/>
-                <w:szCs w:val="28"/>
-                <w:lang w:val="ru-RU"/>
-              </w:rPr>
-            </w:pPr>
+            <w:shd w:val="clear" w:color="auto" w:fill="FBD4B4" w:themeFill="accent6" w:themeFillTint="66"/>
+          </w:tcPr>
+          <w:p>
+            <w:pPr>
+              <w:ind w:firstLine="0"/>
+              <w:jc w:val="both"/>
+              <w:rPr>
+                <w:sz w:val="28"/>
+                <w:szCs w:val="28"/>
+                <w:lang w:val="ru-RU"/>
+              </w:rPr>
+            </w:pPr>
+            <w:r>
+              <w:rPr>
+                <w:sz w:val="28"/>
+                <w:szCs w:val="28"/>
+                <w:lang w:val="ru-RU"/>
+              </w:rPr>
+              <w:t>0.242</w:t>
+            </w:r>
           </w:p>
         </w:tc>
         <w:tc>
           <w:tcPr>
             <w:tcW w:w="1275" w:type="dxa"/>
-          </w:tcPr>
-          <w:p>
-            <w:pPr>
-              <w:ind w:firstLine="0"/>
-              <w:jc w:val="both"/>
-              <w:rPr>
-                <w:sz w:val="28"/>
-                <w:szCs w:val="28"/>
-                <w:lang w:val="ru-RU"/>
-              </w:rPr>
-            </w:pPr>
+            <w:shd w:val="clear" w:color="auto" w:fill="FBD4B4" w:themeFill="accent6" w:themeFillTint="66"/>
+          </w:tcPr>
+          <w:p>
+            <w:pPr>
+              <w:ind w:firstLine="0"/>
+              <w:jc w:val="both"/>
+              <w:rPr>
+                <w:sz w:val="28"/>
+                <w:szCs w:val="28"/>
+                <w:lang w:val="ru-RU"/>
+              </w:rPr>
+            </w:pPr>
+            <w:r>
+              <w:rPr>
+                <w:sz w:val="28"/>
+                <w:szCs w:val="28"/>
+                <w:lang w:val="ru-RU"/>
+              </w:rPr>
+              <w:t>41464</w:t>
+            </w:r>
           </w:p>
         </w:tc>
         <w:tc>
           <w:tcPr>
             <w:tcW w:w="1275" w:type="dxa"/>
-          </w:tcPr>
-          <w:p>
-            <w:pPr>
-              <w:ind w:firstLine="0"/>
-              <w:jc w:val="both"/>
-              <w:rPr>
-                <w:sz w:val="28"/>
-                <w:szCs w:val="28"/>
-                <w:lang w:val="ru-RU"/>
-              </w:rPr>
-            </w:pPr>
+            <w:shd w:val="clear" w:color="auto" w:fill="FBD4B4" w:themeFill="accent6" w:themeFillTint="66"/>
+          </w:tcPr>
+          <w:p>
+            <w:pPr>
+              <w:ind w:firstLine="0"/>
+              <w:jc w:val="both"/>
+              <w:rPr>
+                <w:sz w:val="28"/>
+                <w:szCs w:val="28"/>
+                <w:lang w:val="ru-RU"/>
+              </w:rPr>
+            </w:pPr>
+            <w:r>
+              <w:rPr>
+                <w:sz w:val="28"/>
+                <w:szCs w:val="28"/>
+                <w:lang w:val="ru-RU"/>
+              </w:rPr>
+              <w:t>12.121</w:t>
+            </w:r>
           </w:p>
         </w:tc>
         <w:tc>
           <w:tcPr>
             <w:tcW w:w="1275" w:type="dxa"/>
-          </w:tcPr>
-          <w:p>
-            <w:pPr>
-              <w:ind w:firstLine="0"/>
-              <w:jc w:val="both"/>
-              <w:rPr>
-                <w:sz w:val="28"/>
-                <w:szCs w:val="28"/>
-                <w:lang w:val="ru-RU"/>
-              </w:rPr>
-            </w:pPr>
+            <w:shd w:val="clear" w:color="auto" w:fill="FBD4B4" w:themeFill="accent6" w:themeFillTint="66"/>
+          </w:tcPr>
+          <w:p>
+            <w:pPr>
+              <w:ind w:firstLine="0"/>
+              <w:jc w:val="both"/>
+              <w:rPr>
+                <w:sz w:val="28"/>
+                <w:szCs w:val="28"/>
+                <w:lang w:val="ru-RU"/>
+              </w:rPr>
+            </w:pPr>
+            <w:r>
+              <w:rPr>
+                <w:sz w:val="28"/>
+                <w:szCs w:val="28"/>
+                <w:lang w:val="ru-RU"/>
+              </w:rPr>
+              <w:t>27.106</w:t>
+            </w:r>
           </w:p>
         </w:tc>
         <w:tc>
           <w:tcPr>
             <w:tcW w:w="1275" w:type="dxa"/>
-          </w:tcPr>
-          <w:p>
-            <w:pPr>
-              <w:ind w:firstLine="0"/>
-              <w:jc w:val="both"/>
-              <w:rPr>
-                <w:sz w:val="28"/>
-                <w:szCs w:val="28"/>
-                <w:lang w:val="ru-RU"/>
-              </w:rPr>
-            </w:pPr>
+            <w:shd w:val="clear" w:color="auto" w:fill="FBD4B4" w:themeFill="accent6" w:themeFillTint="66"/>
+          </w:tcPr>
+          <w:p>
+            <w:pPr>
+              <w:ind w:firstLine="0"/>
+              <w:jc w:val="both"/>
+              <w:rPr>
+                <w:sz w:val="28"/>
+                <w:szCs w:val="28"/>
+                <w:lang w:val="ru-RU"/>
+              </w:rPr>
+            </w:pPr>
+            <w:r>
+              <w:rPr>
+                <w:sz w:val="28"/>
+                <w:szCs w:val="28"/>
+                <w:lang w:val="ru-RU"/>
+              </w:rPr>
+              <w:t>0.45</w:t>
+            </w:r>
           </w:p>
         </w:tc>
         <w:tc>
           <w:tcPr>
             <w:tcW w:w="1275" w:type="dxa"/>
-          </w:tcPr>
-          <w:p>
-            <w:pPr>
-              <w:ind w:firstLine="0"/>
-              <w:jc w:val="both"/>
-              <w:rPr>
-                <w:sz w:val="28"/>
-                <w:szCs w:val="28"/>
-                <w:lang w:val="ru-RU"/>
-              </w:rPr>
-            </w:pPr>
-          </w:p>
-        </w:tc>
-      </w:tr>
-      <w:tr>
-        <w:trPr>
-          <w:trHeight w:val="454"/>
-        </w:trPr>
-        <w:tc>
-          <w:tcPr>
-            <w:tcW w:w="1274" w:type="dxa"/>
-          </w:tcPr>
-          <w:p>
-            <w:pPr>
-              <w:ind w:firstLine="0"/>
-              <w:jc w:val="both"/>
-              <w:rPr>
-                <w:sz w:val="28"/>
-                <w:szCs w:val="28"/>
-                <w:lang w:val="ru-RU"/>
-              </w:rPr>
-            </w:pPr>
-          </w:p>
-        </w:tc>
-        <w:tc>
-          <w:tcPr>
-            <w:tcW w:w="1274" w:type="dxa"/>
-          </w:tcPr>
-          <w:p>
-            <w:pPr>
-              <w:ind w:firstLine="0"/>
-              <w:jc w:val="both"/>
-              <w:rPr>
-                <w:sz w:val="28"/>
-                <w:szCs w:val="28"/>
-                <w:lang w:val="ru-RU"/>
-              </w:rPr>
-            </w:pPr>
-          </w:p>
-        </w:tc>
-        <w:tc>
-          <w:tcPr>
-            <w:tcW w:w="1274" w:type="dxa"/>
-          </w:tcPr>
-          <w:p>
-            <w:pPr>
-              <w:ind w:firstLine="0"/>
-              <w:jc w:val="both"/>
-              <w:rPr>
-                <w:sz w:val="28"/>
-                <w:szCs w:val="28"/>
-                <w:lang w:val="ru-RU"/>
-              </w:rPr>
-            </w:pPr>
-          </w:p>
-        </w:tc>
-        <w:tc>
-          <w:tcPr>
-            <w:tcW w:w="1275" w:type="dxa"/>
-          </w:tcPr>
-          <w:p>
-            <w:pPr>
-              <w:ind w:firstLine="0"/>
-              <w:jc w:val="both"/>
-              <w:rPr>
-                <w:sz w:val="28"/>
-                <w:szCs w:val="28"/>
-                <w:lang w:val="ru-RU"/>
-              </w:rPr>
-            </w:pPr>
-          </w:p>
-        </w:tc>
-        <w:tc>
-          <w:tcPr>
-            <w:tcW w:w="1275" w:type="dxa"/>
-          </w:tcPr>
-          <w:p>
-            <w:pPr>
-              <w:ind w:firstLine="0"/>
-              <w:jc w:val="both"/>
-              <w:rPr>
-                <w:sz w:val="28"/>
-                <w:szCs w:val="28"/>
-                <w:lang w:val="ru-RU"/>
-              </w:rPr>
-            </w:pPr>
-          </w:p>
-        </w:tc>
-        <w:tc>
-          <w:tcPr>
-            <w:tcW w:w="1275" w:type="dxa"/>
-          </w:tcPr>
-          <w:p>
-            <w:pPr>
-              <w:ind w:firstLine="0"/>
-              <w:jc w:val="both"/>
-              <w:rPr>
-                <w:sz w:val="28"/>
-                <w:szCs w:val="28"/>
-                <w:lang w:val="ru-RU"/>
-              </w:rPr>
-            </w:pPr>
-          </w:p>
-        </w:tc>
-        <w:tc>
-          <w:tcPr>
-            <w:tcW w:w="1275" w:type="dxa"/>
-          </w:tcPr>
-          <w:p>
-            <w:pPr>
-              <w:ind w:firstLine="0"/>
-              <w:jc w:val="both"/>
-              <w:rPr>
-                <w:sz w:val="28"/>
-                <w:szCs w:val="28"/>
-                <w:lang w:val="ru-RU"/>
-              </w:rPr>
-            </w:pPr>
-          </w:p>
-        </w:tc>
-        <w:tc>
-          <w:tcPr>
-            <w:tcW w:w="1275" w:type="dxa"/>
-          </w:tcPr>
-          <w:p>
-            <w:pPr>
-              <w:ind w:firstLine="0"/>
-              <w:jc w:val="both"/>
-              <w:rPr>
-                <w:sz w:val="28"/>
-                <w:szCs w:val="28"/>
-                <w:lang w:val="ru-RU"/>
-              </w:rPr>
-            </w:pPr>
-          </w:p>
-        </w:tc>
-      </w:tr>
-      <w:tr>
-        <w:trPr>
-          <w:trHeight w:val="454"/>
-        </w:trPr>
-        <w:tc>
-          <w:tcPr>
-            <w:tcW w:w="1274" w:type="dxa"/>
-          </w:tcPr>
-          <w:p>
-            <w:pPr>
-              <w:ind w:firstLine="0"/>
-              <w:jc w:val="both"/>
-              <w:rPr>
-                <w:sz w:val="28"/>
-                <w:szCs w:val="28"/>
-                <w:lang w:val="ru-RU"/>
-              </w:rPr>
-            </w:pPr>
-          </w:p>
-        </w:tc>
-        <w:tc>
-          <w:tcPr>
-            <w:tcW w:w="1274" w:type="dxa"/>
-          </w:tcPr>
-          <w:p>
-            <w:pPr>
-              <w:ind w:firstLine="0"/>
-              <w:jc w:val="both"/>
-              <w:rPr>
-                <w:sz w:val="28"/>
-                <w:szCs w:val="28"/>
-                <w:lang w:val="ru-RU"/>
-              </w:rPr>
-            </w:pPr>
-          </w:p>
-        </w:tc>
-        <w:tc>
-          <w:tcPr>
-            <w:tcW w:w="1274" w:type="dxa"/>
-          </w:tcPr>
-          <w:p>
-            <w:pPr>
-              <w:ind w:firstLine="0"/>
-              <w:jc w:val="both"/>
-              <w:rPr>
-                <w:sz w:val="28"/>
-                <w:szCs w:val="28"/>
-                <w:lang w:val="ru-RU"/>
-              </w:rPr>
-            </w:pPr>
-          </w:p>
-        </w:tc>
-        <w:tc>
-          <w:tcPr>
-            <w:tcW w:w="1275" w:type="dxa"/>
-          </w:tcPr>
-          <w:p>
-            <w:pPr>
-              <w:ind w:firstLine="0"/>
-              <w:jc w:val="both"/>
-              <w:rPr>
-                <w:sz w:val="28"/>
-                <w:szCs w:val="28"/>
-                <w:lang w:val="ru-RU"/>
-              </w:rPr>
-            </w:pPr>
-          </w:p>
-        </w:tc>
-        <w:tc>
-          <w:tcPr>
-            <w:tcW w:w="1275" w:type="dxa"/>
-          </w:tcPr>
-          <w:p>
-            <w:pPr>
-              <w:ind w:firstLine="0"/>
-              <w:jc w:val="both"/>
-              <w:rPr>
-                <w:sz w:val="28"/>
-                <w:szCs w:val="28"/>
-                <w:lang w:val="ru-RU"/>
-              </w:rPr>
-            </w:pPr>
-          </w:p>
-        </w:tc>
-        <w:tc>
-          <w:tcPr>
-            <w:tcW w:w="1275" w:type="dxa"/>
-          </w:tcPr>
-          <w:p>
-            <w:pPr>
-              <w:ind w:firstLine="0"/>
-              <w:jc w:val="both"/>
-              <w:rPr>
-                <w:sz w:val="28"/>
-                <w:szCs w:val="28"/>
-                <w:lang w:val="ru-RU"/>
-              </w:rPr>
-            </w:pPr>
-          </w:p>
-        </w:tc>
-        <w:tc>
-          <w:tcPr>
-            <w:tcW w:w="1275" w:type="dxa"/>
-          </w:tcPr>
-          <w:p>
-            <w:pPr>
-              <w:ind w:firstLine="0"/>
-              <w:jc w:val="both"/>
-              <w:rPr>
-                <w:sz w:val="28"/>
-                <w:szCs w:val="28"/>
-                <w:lang w:val="ru-RU"/>
-              </w:rPr>
-            </w:pPr>
-          </w:p>
-        </w:tc>
-        <w:tc>
-          <w:tcPr>
-            <w:tcW w:w="1275" w:type="dxa"/>
-          </w:tcPr>
-          <w:p>
-            <w:pPr>
-              <w:ind w:firstLine="0"/>
-              <w:jc w:val="both"/>
-              <w:rPr>
-                <w:sz w:val="28"/>
-                <w:szCs w:val="28"/>
-                <w:lang w:val="ru-RU"/>
-              </w:rPr>
-            </w:pPr>
+            <w:shd w:val="clear" w:color="auto" w:fill="FBD4B4" w:themeFill="accent6" w:themeFillTint="66"/>
+          </w:tcPr>
+          <w:p>
+            <w:pPr>
+              <w:ind w:firstLine="0"/>
+              <w:jc w:val="both"/>
+              <w:rPr>
+                <w:sz w:val="28"/>
+                <w:szCs w:val="28"/>
+                <w:lang w:val="ru-RU"/>
+              </w:rPr>
+            </w:pPr>
+            <w:r>
+              <w:rPr>
+                <w:sz w:val="28"/>
+                <w:szCs w:val="28"/>
+                <w:lang w:val="ru-RU"/>
+              </w:rPr>
+              <w:t>22.538</w:t>
+            </w:r>
           </w:p>
         </w:tc>
       </w:tr>
@@ -4312,9 +4302,9 @@
         <w:rPr>
           <w:sz w:val="28"/>
           <w:szCs w:val="28"/>
-          <w:highlight w:val="yellow"/>
-        </w:rPr>
-        <w:t>80000</w:t>
+          <w:lang w:val="ru-RU"/>
+        </w:rPr>
+        <w:t>75000</w:t>
       </w:r>
       <w:r>
         <w:rPr>
@@ -5884,7 +5874,6 @@
           <w:szCs w:val="28"/>
           <w:lang w:val="ru-RU"/>
         </w:rPr>
-        <w:lastRenderedPageBreak/>
         <w:t>Среднее время ожидания в очереди:</w:t>
       </w:r>
       <w:r>
@@ -6392,6 +6381,18 @@
         </w:rPr>
         <w:t>)</w:t>
       </w:r>
+    </w:p>
+    <w:p>
+      <w:pPr>
+        <w:ind w:firstLine="0"/>
+        <w:jc w:val="both"/>
+        <w:rPr>
+          <w:rFonts w:ascii="Cambria Math" w:hAnsi="Cambria Math"/>
+          <w:sz w:val="28"/>
+          <w:szCs w:val="28"/>
+          <w:lang w:val="ru-RU"/>
+        </w:rPr>
+      </w:pPr>
     </w:p>
     <w:tbl>
       <w:tblPr>
@@ -6433,6 +6434,7 @@
                 <w:szCs w:val="28"/>
                 <w:lang w:val="en-US"/>
               </w:rPr>
+              <w:lastRenderedPageBreak/>
               <w:t>N</w:t>
             </w:r>
           </w:p>
@@ -6648,9 +6650,17 @@
               <w:rPr>
                 <w:sz w:val="28"/>
                 <w:szCs w:val="28"/>
-                <w:lang w:val="ru-RU"/>
-              </w:rPr>
-            </w:pPr>
+                <w:lang w:val="en-US"/>
+              </w:rPr>
+            </w:pPr>
+            <w:r>
+              <w:rPr>
+                <w:sz w:val="28"/>
+                <w:szCs w:val="28"/>
+                <w:lang w:val="en-US"/>
+              </w:rPr>
+              <w:t>15</w:t>
+            </w:r>
           </w:p>
         </w:tc>
         <w:tc>
@@ -6664,9 +6674,17 @@
               <w:rPr>
                 <w:sz w:val="28"/>
                 <w:szCs w:val="28"/>
-                <w:lang w:val="ru-RU"/>
-              </w:rPr>
-            </w:pPr>
+                <w:lang w:val="en-US"/>
+              </w:rPr>
+            </w:pPr>
+            <w:r>
+              <w:rPr>
+                <w:sz w:val="28"/>
+                <w:szCs w:val="28"/>
+                <w:lang w:val="en-US"/>
+              </w:rPr>
+              <w:t>1.942</w:t>
+            </w:r>
           </w:p>
         </w:tc>
         <w:tc>
@@ -6680,9 +6698,17 @@
               <w:rPr>
                 <w:sz w:val="28"/>
                 <w:szCs w:val="28"/>
-                <w:lang w:val="ru-RU"/>
-              </w:rPr>
-            </w:pPr>
+                <w:lang w:val="en-US"/>
+              </w:rPr>
+            </w:pPr>
+            <w:r>
+              <w:rPr>
+                <w:sz w:val="28"/>
+                <w:szCs w:val="28"/>
+                <w:lang w:val="en-US"/>
+              </w:rPr>
+              <w:t>401</w:t>
+            </w:r>
           </w:p>
         </w:tc>
         <w:tc>
@@ -6696,9 +6722,17 @@
               <w:rPr>
                 <w:sz w:val="28"/>
                 <w:szCs w:val="28"/>
-                <w:lang w:val="ru-RU"/>
-              </w:rPr>
-            </w:pPr>
+                <w:lang w:val="en-US"/>
+              </w:rPr>
+            </w:pPr>
+            <w:r>
+              <w:rPr>
+                <w:sz w:val="28"/>
+                <w:szCs w:val="28"/>
+                <w:lang w:val="en-US"/>
+              </w:rPr>
+              <w:t>98.88</w:t>
+            </w:r>
           </w:p>
         </w:tc>
         <w:tc>
@@ -6712,9 +6746,17 @@
               <w:rPr>
                 <w:sz w:val="28"/>
                 <w:szCs w:val="28"/>
-                <w:lang w:val="ru-RU"/>
-              </w:rPr>
-            </w:pPr>
+                <w:lang w:val="en-US"/>
+              </w:rPr>
+            </w:pPr>
+            <w:r>
+              <w:rPr>
+                <w:sz w:val="28"/>
+                <w:szCs w:val="28"/>
+                <w:lang w:val="en-US"/>
+              </w:rPr>
+              <w:t>123.631</w:t>
+            </w:r>
           </w:p>
         </w:tc>
         <w:tc>
@@ -6728,9 +6770,17 @@
               <w:rPr>
                 <w:sz w:val="28"/>
                 <w:szCs w:val="28"/>
-                <w:lang w:val="ru-RU"/>
-              </w:rPr>
-            </w:pPr>
+                <w:lang w:val="en-US"/>
+              </w:rPr>
+            </w:pPr>
+            <w:r>
+              <w:rPr>
+                <w:sz w:val="28"/>
+                <w:szCs w:val="28"/>
+                <w:lang w:val="en-US"/>
+              </w:rPr>
+              <w:t>0.788</w:t>
+            </w:r>
           </w:p>
         </w:tc>
         <w:tc>
@@ -6744,9 +6794,17 @@
               <w:rPr>
                 <w:sz w:val="28"/>
                 <w:szCs w:val="28"/>
-                <w:lang w:val="ru-RU"/>
-              </w:rPr>
-            </w:pPr>
+                <w:lang w:val="en-US"/>
+              </w:rPr>
+            </w:pPr>
+            <w:r>
+              <w:rPr>
+                <w:sz w:val="28"/>
+                <w:szCs w:val="28"/>
+                <w:lang w:val="en-US"/>
+              </w:rPr>
+              <w:t>40.143</w:t>
+            </w:r>
           </w:p>
         </w:tc>
       </w:tr>
@@ -6768,6 +6826,14 @@
                 <w:lang w:val="ru-RU"/>
               </w:rPr>
             </w:pPr>
+            <w:r>
+              <w:rPr>
+                <w:sz w:val="28"/>
+                <w:szCs w:val="28"/>
+                <w:lang w:val="ru-RU"/>
+              </w:rPr>
+              <w:t>55000</w:t>
+            </w:r>
           </w:p>
         </w:tc>
         <w:tc>
@@ -6781,9 +6847,17 @@
               <w:rPr>
                 <w:sz w:val="28"/>
                 <w:szCs w:val="28"/>
-                <w:lang w:val="ru-RU"/>
-              </w:rPr>
-            </w:pPr>
+                <w:lang w:val="en-US"/>
+              </w:rPr>
+            </w:pPr>
+            <w:r>
+              <w:rPr>
+                <w:sz w:val="28"/>
+                <w:szCs w:val="28"/>
+                <w:lang w:val="en-US"/>
+              </w:rPr>
+              <w:t>34</w:t>
+            </w:r>
           </w:p>
         </w:tc>
         <w:tc>
@@ -6797,9 +6871,17 @@
               <w:rPr>
                 <w:sz w:val="28"/>
                 <w:szCs w:val="28"/>
-                <w:lang w:val="ru-RU"/>
-              </w:rPr>
-            </w:pPr>
+                <w:lang w:val="en-US"/>
+              </w:rPr>
+            </w:pPr>
+            <w:r>
+              <w:rPr>
+                <w:sz w:val="28"/>
+                <w:szCs w:val="28"/>
+                <w:lang w:val="en-US"/>
+              </w:rPr>
+              <w:t>2.203</w:t>
+            </w:r>
           </w:p>
         </w:tc>
         <w:tc>
@@ -6813,9 +6895,17 @@
               <w:rPr>
                 <w:sz w:val="28"/>
                 <w:szCs w:val="28"/>
-                <w:lang w:val="ru-RU"/>
-              </w:rPr>
-            </w:pPr>
+                <w:lang w:val="en-US"/>
+              </w:rPr>
+            </w:pPr>
+            <w:r>
+              <w:rPr>
+                <w:sz w:val="28"/>
+                <w:szCs w:val="28"/>
+                <w:lang w:val="en-US"/>
+              </w:rPr>
+              <w:t>10943</w:t>
+            </w:r>
           </w:p>
         </w:tc>
         <w:tc>
@@ -6829,9 +6919,17 @@
               <w:rPr>
                 <w:sz w:val="28"/>
                 <w:szCs w:val="28"/>
-                <w:lang w:val="ru-RU"/>
-              </w:rPr>
-            </w:pPr>
+                <w:lang w:val="en-US"/>
+              </w:rPr>
+            </w:pPr>
+            <w:r>
+              <w:rPr>
+                <w:sz w:val="28"/>
+                <w:szCs w:val="28"/>
+                <w:lang w:val="en-US"/>
+              </w:rPr>
+              <w:t>109.994</w:t>
+            </w:r>
           </w:p>
         </w:tc>
         <w:tc>
@@ -6845,9 +6943,17 @@
               <w:rPr>
                 <w:sz w:val="28"/>
                 <w:szCs w:val="28"/>
-                <w:lang w:val="ru-RU"/>
-              </w:rPr>
-            </w:pPr>
+                <w:lang w:val="en-US"/>
+              </w:rPr>
+            </w:pPr>
+            <w:r>
+              <w:rPr>
+                <w:sz w:val="28"/>
+                <w:szCs w:val="28"/>
+                <w:lang w:val="en-US"/>
+              </w:rPr>
+              <w:t>137.303</w:t>
+            </w:r>
           </w:p>
         </w:tc>
         <w:tc>
@@ -6861,9 +6967,17 @@
               <w:rPr>
                 <w:sz w:val="28"/>
                 <w:szCs w:val="28"/>
-                <w:lang w:val="ru-RU"/>
-              </w:rPr>
-            </w:pPr>
+                <w:lang w:val="en-US"/>
+              </w:rPr>
+            </w:pPr>
+            <w:r>
+              <w:rPr>
+                <w:sz w:val="28"/>
+                <w:szCs w:val="28"/>
+                <w:lang w:val="en-US"/>
+              </w:rPr>
+              <w:t>0.801</w:t>
+            </w:r>
           </w:p>
         </w:tc>
         <w:tc>
@@ -6877,9 +6991,17 @@
               <w:rPr>
                 <w:sz w:val="28"/>
                 <w:szCs w:val="28"/>
-                <w:lang w:val="ru-RU"/>
-              </w:rPr>
-            </w:pPr>
+                <w:lang w:val="en-US"/>
+              </w:rPr>
+            </w:pPr>
+            <w:r>
+              <w:rPr>
+                <w:sz w:val="28"/>
+                <w:szCs w:val="28"/>
+                <w:lang w:val="en-US"/>
+              </w:rPr>
+              <w:t>40.002</w:t>
+            </w:r>
           </w:p>
         </w:tc>
       </w:tr>
@@ -6890,528 +7012,201 @@
         <w:tc>
           <w:tcPr>
             <w:tcW w:w="1274" w:type="dxa"/>
-          </w:tcPr>
-          <w:p>
-            <w:pPr>
-              <w:ind w:firstLine="0"/>
-              <w:jc w:val="both"/>
-              <w:rPr>
-                <w:sz w:val="28"/>
-                <w:szCs w:val="28"/>
-                <w:lang w:val="ru-RU"/>
-              </w:rPr>
-            </w:pPr>
+            <w:shd w:val="clear" w:color="auto" w:fill="FBD4B4" w:themeFill="accent6" w:themeFillTint="66"/>
+          </w:tcPr>
+          <w:p>
+            <w:pPr>
+              <w:ind w:firstLine="0"/>
+              <w:jc w:val="both"/>
+              <w:rPr>
+                <w:sz w:val="28"/>
+                <w:szCs w:val="28"/>
+                <w:lang w:val="en-US"/>
+              </w:rPr>
+            </w:pPr>
+            <w:r>
+              <w:rPr>
+                <w:sz w:val="28"/>
+                <w:szCs w:val="28"/>
+                <w:lang w:val="en-US"/>
+              </w:rPr>
+              <w:t>60000</w:t>
+            </w:r>
           </w:p>
         </w:tc>
         <w:tc>
           <w:tcPr>
             <w:tcW w:w="1274" w:type="dxa"/>
-          </w:tcPr>
-          <w:p>
-            <w:pPr>
-              <w:ind w:firstLine="0"/>
-              <w:jc w:val="both"/>
-              <w:rPr>
-                <w:sz w:val="28"/>
-                <w:szCs w:val="28"/>
-                <w:lang w:val="ru-RU"/>
-              </w:rPr>
-            </w:pPr>
+            <w:shd w:val="clear" w:color="auto" w:fill="FBD4B4" w:themeFill="accent6" w:themeFillTint="66"/>
+          </w:tcPr>
+          <w:p>
+            <w:pPr>
+              <w:ind w:firstLine="0"/>
+              <w:jc w:val="both"/>
+              <w:rPr>
+                <w:sz w:val="28"/>
+                <w:szCs w:val="28"/>
+                <w:lang w:val="en-US"/>
+              </w:rPr>
+            </w:pPr>
+            <w:r>
+              <w:rPr>
+                <w:sz w:val="28"/>
+                <w:szCs w:val="28"/>
+                <w:lang w:val="en-US"/>
+              </w:rPr>
+              <w:t>34</w:t>
+            </w:r>
           </w:p>
         </w:tc>
         <w:tc>
           <w:tcPr>
             <w:tcW w:w="1274" w:type="dxa"/>
-          </w:tcPr>
-          <w:p>
-            <w:pPr>
-              <w:ind w:firstLine="0"/>
-              <w:jc w:val="both"/>
-              <w:rPr>
-                <w:sz w:val="28"/>
-                <w:szCs w:val="28"/>
-                <w:lang w:val="ru-RU"/>
-              </w:rPr>
-            </w:pPr>
+            <w:shd w:val="clear" w:color="auto" w:fill="FBD4B4" w:themeFill="accent6" w:themeFillTint="66"/>
+          </w:tcPr>
+          <w:p>
+            <w:pPr>
+              <w:ind w:firstLine="0"/>
+              <w:jc w:val="both"/>
+              <w:rPr>
+                <w:sz w:val="28"/>
+                <w:szCs w:val="28"/>
+                <w:lang w:val="en-US"/>
+              </w:rPr>
+            </w:pPr>
+            <w:r>
+              <w:rPr>
+                <w:sz w:val="28"/>
+                <w:szCs w:val="28"/>
+                <w:lang w:val="en-US"/>
+              </w:rPr>
+              <w:t>2.195</w:t>
+            </w:r>
           </w:p>
         </w:tc>
         <w:tc>
           <w:tcPr>
             <w:tcW w:w="1275" w:type="dxa"/>
-          </w:tcPr>
-          <w:p>
-            <w:pPr>
-              <w:ind w:firstLine="0"/>
-              <w:jc w:val="both"/>
-              <w:rPr>
-                <w:sz w:val="28"/>
-                <w:szCs w:val="28"/>
-                <w:lang w:val="ru-RU"/>
-              </w:rPr>
-            </w:pPr>
+            <w:shd w:val="clear" w:color="auto" w:fill="FBD4B4" w:themeFill="accent6" w:themeFillTint="66"/>
+          </w:tcPr>
+          <w:p>
+            <w:pPr>
+              <w:ind w:firstLine="0"/>
+              <w:jc w:val="both"/>
+              <w:rPr>
+                <w:sz w:val="28"/>
+                <w:szCs w:val="28"/>
+                <w:lang w:val="en-US"/>
+              </w:rPr>
+            </w:pPr>
+            <w:r>
+              <w:rPr>
+                <w:sz w:val="28"/>
+                <w:szCs w:val="28"/>
+                <w:lang w:val="en-US"/>
+              </w:rPr>
+              <w:t>12013</w:t>
+            </w:r>
           </w:p>
         </w:tc>
         <w:tc>
           <w:tcPr>
             <w:tcW w:w="1275" w:type="dxa"/>
-          </w:tcPr>
-          <w:p>
-            <w:pPr>
-              <w:ind w:firstLine="0"/>
-              <w:jc w:val="both"/>
-              <w:rPr>
-                <w:sz w:val="28"/>
-                <w:szCs w:val="28"/>
-                <w:lang w:val="ru-RU"/>
-              </w:rPr>
-            </w:pPr>
+            <w:shd w:val="clear" w:color="auto" w:fill="FBD4B4" w:themeFill="accent6" w:themeFillTint="66"/>
+          </w:tcPr>
+          <w:p>
+            <w:pPr>
+              <w:ind w:firstLine="0"/>
+              <w:jc w:val="both"/>
+              <w:rPr>
+                <w:sz w:val="28"/>
+                <w:szCs w:val="28"/>
+                <w:lang w:val="en-US"/>
+              </w:rPr>
+            </w:pPr>
+            <w:r>
+              <w:rPr>
+                <w:sz w:val="28"/>
+                <w:szCs w:val="28"/>
+                <w:lang w:val="en-US"/>
+              </w:rPr>
+              <w:t>109.79</w:t>
+            </w:r>
           </w:p>
         </w:tc>
         <w:tc>
           <w:tcPr>
             <w:tcW w:w="1275" w:type="dxa"/>
-          </w:tcPr>
-          <w:p>
-            <w:pPr>
-              <w:ind w:firstLine="0"/>
-              <w:jc w:val="both"/>
-              <w:rPr>
-                <w:sz w:val="28"/>
-                <w:szCs w:val="28"/>
-                <w:lang w:val="ru-RU"/>
-              </w:rPr>
-            </w:pPr>
+            <w:shd w:val="clear" w:color="auto" w:fill="FBD4B4" w:themeFill="accent6" w:themeFillTint="66"/>
+          </w:tcPr>
+          <w:p>
+            <w:pPr>
+              <w:ind w:firstLine="0"/>
+              <w:jc w:val="both"/>
+              <w:rPr>
+                <w:sz w:val="28"/>
+                <w:szCs w:val="28"/>
+                <w:lang w:val="en-US"/>
+              </w:rPr>
+            </w:pPr>
+            <w:r>
+              <w:rPr>
+                <w:sz w:val="28"/>
+                <w:szCs w:val="28"/>
+                <w:lang w:val="en-US"/>
+              </w:rPr>
+              <w:t>137.273</w:t>
+            </w:r>
           </w:p>
         </w:tc>
         <w:tc>
           <w:tcPr>
             <w:tcW w:w="1275" w:type="dxa"/>
-          </w:tcPr>
-          <w:p>
-            <w:pPr>
-              <w:ind w:firstLine="0"/>
-              <w:jc w:val="both"/>
-              <w:rPr>
-                <w:sz w:val="28"/>
-                <w:szCs w:val="28"/>
-                <w:lang w:val="ru-RU"/>
-              </w:rPr>
-            </w:pPr>
+            <w:shd w:val="clear" w:color="auto" w:fill="FBD4B4" w:themeFill="accent6" w:themeFillTint="66"/>
+          </w:tcPr>
+          <w:p>
+            <w:pPr>
+              <w:ind w:firstLine="0"/>
+              <w:jc w:val="both"/>
+              <w:rPr>
+                <w:sz w:val="28"/>
+                <w:szCs w:val="28"/>
+                <w:lang w:val="en-US"/>
+              </w:rPr>
+            </w:pPr>
+            <w:r>
+              <w:rPr>
+                <w:sz w:val="28"/>
+                <w:szCs w:val="28"/>
+                <w:lang w:val="en-US"/>
+              </w:rPr>
+              <w:t>0.8</w:t>
+            </w:r>
           </w:p>
         </w:tc>
         <w:tc>
           <w:tcPr>
             <w:tcW w:w="1275" w:type="dxa"/>
-          </w:tcPr>
-          <w:p>
-            <w:pPr>
-              <w:ind w:firstLine="0"/>
-              <w:jc w:val="both"/>
-              <w:rPr>
-                <w:sz w:val="28"/>
-                <w:szCs w:val="28"/>
-                <w:lang w:val="ru-RU"/>
-              </w:rPr>
-            </w:pPr>
-          </w:p>
-        </w:tc>
-      </w:tr>
-      <w:tr>
-        <w:trPr>
-          <w:trHeight w:val="454"/>
-        </w:trPr>
-        <w:tc>
-          <w:tcPr>
-            <w:tcW w:w="1274" w:type="dxa"/>
-          </w:tcPr>
-          <w:p>
-            <w:pPr>
-              <w:ind w:firstLine="0"/>
-              <w:jc w:val="both"/>
-              <w:rPr>
-                <w:sz w:val="28"/>
-                <w:szCs w:val="28"/>
-                <w:lang w:val="ru-RU"/>
-              </w:rPr>
-            </w:pPr>
-          </w:p>
-        </w:tc>
-        <w:tc>
-          <w:tcPr>
-            <w:tcW w:w="1274" w:type="dxa"/>
-          </w:tcPr>
-          <w:p>
-            <w:pPr>
-              <w:ind w:firstLine="0"/>
-              <w:jc w:val="both"/>
-              <w:rPr>
-                <w:sz w:val="28"/>
-                <w:szCs w:val="28"/>
-                <w:lang w:val="ru-RU"/>
-              </w:rPr>
-            </w:pPr>
-          </w:p>
-        </w:tc>
-        <w:tc>
-          <w:tcPr>
-            <w:tcW w:w="1274" w:type="dxa"/>
-          </w:tcPr>
-          <w:p>
-            <w:pPr>
-              <w:ind w:firstLine="0"/>
-              <w:jc w:val="both"/>
-              <w:rPr>
-                <w:sz w:val="28"/>
-                <w:szCs w:val="28"/>
-                <w:lang w:val="ru-RU"/>
-              </w:rPr>
-            </w:pPr>
-          </w:p>
-        </w:tc>
-        <w:tc>
-          <w:tcPr>
-            <w:tcW w:w="1275" w:type="dxa"/>
-          </w:tcPr>
-          <w:p>
-            <w:pPr>
-              <w:ind w:firstLine="0"/>
-              <w:jc w:val="both"/>
-              <w:rPr>
-                <w:sz w:val="28"/>
-                <w:szCs w:val="28"/>
-                <w:lang w:val="ru-RU"/>
-              </w:rPr>
-            </w:pPr>
-          </w:p>
-        </w:tc>
-        <w:tc>
-          <w:tcPr>
-            <w:tcW w:w="1275" w:type="dxa"/>
-          </w:tcPr>
-          <w:p>
-            <w:pPr>
-              <w:ind w:firstLine="0"/>
-              <w:jc w:val="both"/>
-              <w:rPr>
-                <w:sz w:val="28"/>
-                <w:szCs w:val="28"/>
-                <w:lang w:val="ru-RU"/>
-              </w:rPr>
-            </w:pPr>
-          </w:p>
-        </w:tc>
-        <w:tc>
-          <w:tcPr>
-            <w:tcW w:w="1275" w:type="dxa"/>
-          </w:tcPr>
-          <w:p>
-            <w:pPr>
-              <w:ind w:firstLine="0"/>
-              <w:jc w:val="both"/>
-              <w:rPr>
-                <w:sz w:val="28"/>
-                <w:szCs w:val="28"/>
-                <w:lang w:val="ru-RU"/>
-              </w:rPr>
-            </w:pPr>
-          </w:p>
-        </w:tc>
-        <w:tc>
-          <w:tcPr>
-            <w:tcW w:w="1275" w:type="dxa"/>
-          </w:tcPr>
-          <w:p>
-            <w:pPr>
-              <w:ind w:firstLine="0"/>
-              <w:jc w:val="both"/>
-              <w:rPr>
-                <w:sz w:val="28"/>
-                <w:szCs w:val="28"/>
-                <w:lang w:val="ru-RU"/>
-              </w:rPr>
-            </w:pPr>
-          </w:p>
-        </w:tc>
-        <w:tc>
-          <w:tcPr>
-            <w:tcW w:w="1275" w:type="dxa"/>
-          </w:tcPr>
-          <w:p>
-            <w:pPr>
-              <w:ind w:firstLine="0"/>
-              <w:jc w:val="both"/>
-              <w:rPr>
-                <w:sz w:val="28"/>
-                <w:szCs w:val="28"/>
-                <w:lang w:val="ru-RU"/>
-              </w:rPr>
-            </w:pPr>
-          </w:p>
-        </w:tc>
-      </w:tr>
-      <w:tr>
-        <w:trPr>
-          <w:trHeight w:val="454"/>
-        </w:trPr>
-        <w:tc>
-          <w:tcPr>
-            <w:tcW w:w="1274" w:type="dxa"/>
-          </w:tcPr>
-          <w:p>
-            <w:pPr>
-              <w:ind w:firstLine="0"/>
-              <w:jc w:val="both"/>
-              <w:rPr>
-                <w:sz w:val="28"/>
-                <w:szCs w:val="28"/>
-                <w:lang w:val="ru-RU"/>
-              </w:rPr>
-            </w:pPr>
-          </w:p>
-        </w:tc>
-        <w:tc>
-          <w:tcPr>
-            <w:tcW w:w="1274" w:type="dxa"/>
-          </w:tcPr>
-          <w:p>
-            <w:pPr>
-              <w:ind w:firstLine="0"/>
-              <w:jc w:val="both"/>
-              <w:rPr>
-                <w:sz w:val="28"/>
-                <w:szCs w:val="28"/>
-                <w:lang w:val="ru-RU"/>
-              </w:rPr>
-            </w:pPr>
-          </w:p>
-        </w:tc>
-        <w:tc>
-          <w:tcPr>
-            <w:tcW w:w="1274" w:type="dxa"/>
-          </w:tcPr>
-          <w:p>
-            <w:pPr>
-              <w:ind w:firstLine="0"/>
-              <w:jc w:val="both"/>
-              <w:rPr>
-                <w:sz w:val="28"/>
-                <w:szCs w:val="28"/>
-                <w:lang w:val="ru-RU"/>
-              </w:rPr>
-            </w:pPr>
-          </w:p>
-        </w:tc>
-        <w:tc>
-          <w:tcPr>
-            <w:tcW w:w="1275" w:type="dxa"/>
-          </w:tcPr>
-          <w:p>
-            <w:pPr>
-              <w:ind w:firstLine="0"/>
-              <w:jc w:val="both"/>
-              <w:rPr>
-                <w:sz w:val="28"/>
-                <w:szCs w:val="28"/>
-                <w:lang w:val="ru-RU"/>
-              </w:rPr>
-            </w:pPr>
-          </w:p>
-        </w:tc>
-        <w:tc>
-          <w:tcPr>
-            <w:tcW w:w="1275" w:type="dxa"/>
-          </w:tcPr>
-          <w:p>
-            <w:pPr>
-              <w:ind w:firstLine="0"/>
-              <w:jc w:val="both"/>
-              <w:rPr>
-                <w:sz w:val="28"/>
-                <w:szCs w:val="28"/>
-                <w:lang w:val="ru-RU"/>
-              </w:rPr>
-            </w:pPr>
-          </w:p>
-        </w:tc>
-        <w:tc>
-          <w:tcPr>
-            <w:tcW w:w="1275" w:type="dxa"/>
-          </w:tcPr>
-          <w:p>
-            <w:pPr>
-              <w:ind w:firstLine="0"/>
-              <w:jc w:val="both"/>
-              <w:rPr>
-                <w:sz w:val="28"/>
-                <w:szCs w:val="28"/>
-                <w:lang w:val="ru-RU"/>
-              </w:rPr>
-            </w:pPr>
-          </w:p>
-        </w:tc>
-        <w:tc>
-          <w:tcPr>
-            <w:tcW w:w="1275" w:type="dxa"/>
-          </w:tcPr>
-          <w:p>
-            <w:pPr>
-              <w:ind w:firstLine="0"/>
-              <w:jc w:val="both"/>
-              <w:rPr>
-                <w:sz w:val="28"/>
-                <w:szCs w:val="28"/>
-                <w:lang w:val="ru-RU"/>
-              </w:rPr>
-            </w:pPr>
-          </w:p>
-        </w:tc>
-        <w:tc>
-          <w:tcPr>
-            <w:tcW w:w="1275" w:type="dxa"/>
-          </w:tcPr>
-          <w:p>
-            <w:pPr>
-              <w:ind w:firstLine="0"/>
-              <w:jc w:val="both"/>
-              <w:rPr>
-                <w:sz w:val="28"/>
-                <w:szCs w:val="28"/>
-                <w:lang w:val="ru-RU"/>
-              </w:rPr>
-            </w:pPr>
-          </w:p>
-        </w:tc>
-      </w:tr>
-      <w:tr>
-        <w:trPr>
-          <w:trHeight w:val="454"/>
-        </w:trPr>
-        <w:tc>
-          <w:tcPr>
-            <w:tcW w:w="1274" w:type="dxa"/>
-          </w:tcPr>
-          <w:p>
-            <w:pPr>
-              <w:ind w:firstLine="0"/>
-              <w:jc w:val="both"/>
-              <w:rPr>
-                <w:sz w:val="28"/>
-                <w:szCs w:val="28"/>
-                <w:lang w:val="ru-RU"/>
-              </w:rPr>
-            </w:pPr>
-          </w:p>
-        </w:tc>
-        <w:tc>
-          <w:tcPr>
-            <w:tcW w:w="1274" w:type="dxa"/>
-          </w:tcPr>
-          <w:p>
-            <w:pPr>
-              <w:ind w:firstLine="0"/>
-              <w:jc w:val="both"/>
-              <w:rPr>
-                <w:sz w:val="28"/>
-                <w:szCs w:val="28"/>
-                <w:lang w:val="ru-RU"/>
-              </w:rPr>
-            </w:pPr>
-          </w:p>
-        </w:tc>
-        <w:tc>
-          <w:tcPr>
-            <w:tcW w:w="1274" w:type="dxa"/>
-          </w:tcPr>
-          <w:p>
-            <w:pPr>
-              <w:ind w:firstLine="0"/>
-              <w:jc w:val="both"/>
-              <w:rPr>
-                <w:sz w:val="28"/>
-                <w:szCs w:val="28"/>
-                <w:lang w:val="ru-RU"/>
-              </w:rPr>
-            </w:pPr>
-          </w:p>
-        </w:tc>
-        <w:tc>
-          <w:tcPr>
-            <w:tcW w:w="1275" w:type="dxa"/>
-          </w:tcPr>
-          <w:p>
-            <w:pPr>
-              <w:ind w:firstLine="0"/>
-              <w:jc w:val="both"/>
-              <w:rPr>
-                <w:sz w:val="28"/>
-                <w:szCs w:val="28"/>
-                <w:lang w:val="ru-RU"/>
-              </w:rPr>
-            </w:pPr>
-          </w:p>
-        </w:tc>
-        <w:tc>
-          <w:tcPr>
-            <w:tcW w:w="1275" w:type="dxa"/>
-          </w:tcPr>
-          <w:p>
-            <w:pPr>
-              <w:ind w:firstLine="0"/>
-              <w:jc w:val="both"/>
-              <w:rPr>
-                <w:sz w:val="28"/>
-                <w:szCs w:val="28"/>
-                <w:lang w:val="ru-RU"/>
-              </w:rPr>
-            </w:pPr>
-          </w:p>
-        </w:tc>
-        <w:tc>
-          <w:tcPr>
-            <w:tcW w:w="1275" w:type="dxa"/>
-          </w:tcPr>
-          <w:p>
-            <w:pPr>
-              <w:ind w:firstLine="0"/>
-              <w:jc w:val="both"/>
-              <w:rPr>
-                <w:sz w:val="28"/>
-                <w:szCs w:val="28"/>
-                <w:lang w:val="ru-RU"/>
-              </w:rPr>
-            </w:pPr>
-          </w:p>
-        </w:tc>
-        <w:tc>
-          <w:tcPr>
-            <w:tcW w:w="1275" w:type="dxa"/>
-          </w:tcPr>
-          <w:p>
-            <w:pPr>
-              <w:ind w:firstLine="0"/>
-              <w:jc w:val="both"/>
-              <w:rPr>
-                <w:sz w:val="28"/>
-                <w:szCs w:val="28"/>
-                <w:lang w:val="ru-RU"/>
-              </w:rPr>
-            </w:pPr>
-          </w:p>
-        </w:tc>
-        <w:tc>
-          <w:tcPr>
-            <w:tcW w:w="1275" w:type="dxa"/>
-          </w:tcPr>
-          <w:p>
-            <w:pPr>
-              <w:ind w:firstLine="0"/>
-              <w:jc w:val="both"/>
-              <w:rPr>
-                <w:sz w:val="28"/>
-                <w:szCs w:val="28"/>
-                <w:lang w:val="ru-RU"/>
-              </w:rPr>
-            </w:pPr>
+            <w:shd w:val="clear" w:color="auto" w:fill="FBD4B4" w:themeFill="accent6" w:themeFillTint="66"/>
+          </w:tcPr>
+          <w:p>
+            <w:pPr>
+              <w:ind w:firstLine="0"/>
+              <w:jc w:val="both"/>
+              <w:rPr>
+                <w:sz w:val="28"/>
+                <w:szCs w:val="28"/>
+                <w:lang w:val="en-US"/>
+              </w:rPr>
+            </w:pPr>
+            <w:r>
+              <w:rPr>
+                <w:sz w:val="28"/>
+                <w:szCs w:val="28"/>
+                <w:lang w:val="en-US"/>
+              </w:rPr>
+              <w:t>39.995</w:t>
+            </w:r>
           </w:p>
         </w:tc>
       </w:tr>
@@ -7622,9 +7417,9 @@
         <w:rPr>
           <w:sz w:val="28"/>
           <w:szCs w:val="28"/>
-          <w:highlight w:val="yellow"/>
-        </w:rPr>
-        <w:t>80000</w:t>
+          <w:lang w:val="ru-RU"/>
+        </w:rPr>
+        <w:t>60000</w:t>
       </w:r>
       <w:r>
         <w:rPr>
@@ -7643,7 +7438,7 @@
           <w:bCs/>
           <w:sz w:val="28"/>
           <w:szCs w:val="28"/>
-          <w:lang w:val="en-US"/>
+          <w:lang w:val="ru-RU"/>
         </w:rPr>
       </w:pPr>
     </w:p>
@@ -7668,17 +7463,7 @@
           <w:szCs w:val="28"/>
           <w:lang w:val="ru-RU"/>
         </w:rPr>
-        <w:t>Экспоненциальный</w:t>
-      </w:r>
-      <w:r>
-        <w:rPr>
-          <w:b/>
-          <w:bCs/>
-          <w:sz w:val="28"/>
-          <w:szCs w:val="28"/>
-          <w:lang w:val="ru-RU"/>
-        </w:rPr>
-        <w:t xml:space="preserve"> закон</w:t>
+        <w:t>Экспоненциальный закон</w:t>
       </w:r>
     </w:p>
     <w:p>
@@ -8341,7 +8126,7 @@
         <w:rPr>
           <w:sz w:val="32"/>
           <w:szCs w:val="32"/>
-          <w:lang w:val="en-US"/>
+          <w:lang w:val="ru-RU"/>
         </w:rPr>
       </w:pPr>
       <w:r>
@@ -8548,16 +8333,7 @@
                     <w:szCs w:val="40"/>
                     <w:lang w:val="ru-RU"/>
                   </w:rPr>
-                  <m:t>-</m:t>
-                </m:r>
-                <m:r>
-                  <w:rPr>
-                    <w:rFonts w:ascii="Cambria Math" w:hAnsi="Cambria Math"/>
-                    <w:sz w:val="40"/>
-                    <w:szCs w:val="40"/>
-                    <w:lang w:val="ru-RU"/>
-                  </w:rPr>
-                  <m:t>1</m:t>
+                  <m:t>-1</m:t>
                 </m:r>
               </m:sup>
             </m:sSup>
@@ -9018,25 +8794,7 @@
                 <w:szCs w:val="36"/>
                 <w:lang w:val="ru-RU"/>
               </w:rPr>
-              <m:t>0.</m:t>
-            </m:r>
-            <m:r>
-              <w:rPr>
-                <w:rFonts w:ascii="Cambria Math" w:hAnsi="Cambria Math"/>
-                <w:sz w:val="36"/>
-                <w:szCs w:val="36"/>
-                <w:lang w:val="ru-RU"/>
-              </w:rPr>
-              <m:t>4</m:t>
-            </m:r>
-            <m:r>
-              <w:rPr>
-                <w:rFonts w:ascii="Cambria Math" w:hAnsi="Cambria Math"/>
-                <w:sz w:val="36"/>
-                <w:szCs w:val="36"/>
-                <w:lang w:val="ru-RU"/>
-              </w:rPr>
-              <m:t>05</m:t>
+              <m:t>0.405</m:t>
             </m:r>
           </m:num>
           <m:den>
@@ -9526,25 +9284,7 @@
                 <w:szCs w:val="36"/>
                 <w:lang w:val="ru-RU"/>
               </w:rPr>
-              <m:t>0.</m:t>
-            </m:r>
-            <m:r>
-              <w:rPr>
-                <w:rFonts w:ascii="Cambria Math" w:hAnsi="Cambria Math"/>
-                <w:sz w:val="36"/>
-                <w:szCs w:val="36"/>
-                <w:lang w:val="ru-RU"/>
-              </w:rPr>
-              <m:t>3</m:t>
-            </m:r>
-            <m:r>
-              <w:rPr>
-                <w:rFonts w:ascii="Cambria Math" w:hAnsi="Cambria Math"/>
-                <w:sz w:val="36"/>
-                <w:szCs w:val="36"/>
-                <w:lang w:val="ru-RU"/>
-              </w:rPr>
-              <m:t>7</m:t>
+              <m:t>0.37</m:t>
             </m:r>
           </m:num>
           <m:den>
@@ -9714,7 +9454,6 @@
                 <w:szCs w:val="28"/>
                 <w:lang w:val="en-US"/>
               </w:rPr>
-              <w:lastRenderedPageBreak/>
               <w:t>N</w:t>
             </w:r>
           </w:p>
@@ -9930,9 +9669,17 @@
               <w:rPr>
                 <w:sz w:val="28"/>
                 <w:szCs w:val="28"/>
-                <w:lang w:val="ru-RU"/>
-              </w:rPr>
-            </w:pPr>
+                <w:lang w:val="en-US"/>
+              </w:rPr>
+            </w:pPr>
+            <w:r>
+              <w:rPr>
+                <w:sz w:val="28"/>
+                <w:szCs w:val="28"/>
+                <w:lang w:val="en-US"/>
+              </w:rPr>
+              <w:t>6</w:t>
+            </w:r>
           </w:p>
         </w:tc>
         <w:tc>
@@ -9946,9 +9693,17 @@
               <w:rPr>
                 <w:sz w:val="28"/>
                 <w:szCs w:val="28"/>
-                <w:lang w:val="ru-RU"/>
-              </w:rPr>
-            </w:pPr>
+                <w:lang w:val="en-US"/>
+              </w:rPr>
+            </w:pPr>
+            <w:r>
+              <w:rPr>
+                <w:sz w:val="28"/>
+                <w:szCs w:val="28"/>
+                <w:lang w:val="en-US"/>
+              </w:rPr>
+              <w:t>0.28</w:t>
+            </w:r>
           </w:p>
         </w:tc>
         <w:tc>
@@ -9962,9 +9717,17 @@
               <w:rPr>
                 <w:sz w:val="28"/>
                 <w:szCs w:val="28"/>
-                <w:lang w:val="ru-RU"/>
-              </w:rPr>
-            </w:pPr>
+                <w:lang w:val="en-US"/>
+              </w:rPr>
+            </w:pPr>
+            <w:r>
+              <w:rPr>
+                <w:sz w:val="28"/>
+                <w:szCs w:val="28"/>
+                <w:lang w:val="en-US"/>
+              </w:rPr>
+              <w:t>1161</w:t>
+            </w:r>
           </w:p>
         </w:tc>
         <w:tc>
@@ -9978,9 +9741,17 @@
               <w:rPr>
                 <w:sz w:val="28"/>
                 <w:szCs w:val="28"/>
-                <w:lang w:val="ru-RU"/>
-              </w:rPr>
-            </w:pPr>
+                <w:lang w:val="en-US"/>
+              </w:rPr>
+            </w:pPr>
+            <w:r>
+              <w:rPr>
+                <w:sz w:val="28"/>
+                <w:szCs w:val="28"/>
+                <w:lang w:val="en-US"/>
+              </w:rPr>
+              <w:t>14.434</w:t>
+            </w:r>
           </w:p>
         </w:tc>
         <w:tc>
@@ -9994,9 +9765,17 @@
               <w:rPr>
                 <w:sz w:val="28"/>
                 <w:szCs w:val="28"/>
-                <w:lang w:val="ru-RU"/>
-              </w:rPr>
-            </w:pPr>
+                <w:lang w:val="en-US"/>
+              </w:rPr>
+            </w:pPr>
+            <w:r>
+              <w:rPr>
+                <w:sz w:val="28"/>
+                <w:szCs w:val="28"/>
+                <w:lang w:val="en-US"/>
+              </w:rPr>
+              <w:t>34.336</w:t>
+            </w:r>
           </w:p>
         </w:tc>
         <w:tc>
@@ -10010,9 +9789,17 @@
               <w:rPr>
                 <w:sz w:val="28"/>
                 <w:szCs w:val="28"/>
-                <w:lang w:val="ru-RU"/>
-              </w:rPr>
-            </w:pPr>
+                <w:lang w:val="en-US"/>
+              </w:rPr>
+            </w:pPr>
+            <w:r>
+              <w:rPr>
+                <w:sz w:val="28"/>
+                <w:szCs w:val="28"/>
+                <w:lang w:val="en-US"/>
+              </w:rPr>
+              <w:t>0.429</w:t>
+            </w:r>
           </w:p>
         </w:tc>
         <w:tc>
@@ -10026,9 +9813,17 @@
               <w:rPr>
                 <w:sz w:val="28"/>
                 <w:szCs w:val="28"/>
-                <w:lang w:val="ru-RU"/>
-              </w:rPr>
-            </w:pPr>
+                <w:lang w:val="en-US"/>
+              </w:rPr>
+            </w:pPr>
+            <w:r>
+              <w:rPr>
+                <w:sz w:val="28"/>
+                <w:szCs w:val="28"/>
+                <w:lang w:val="en-US"/>
+              </w:rPr>
+              <w:t>22.193</w:t>
+            </w:r>
           </w:p>
         </w:tc>
       </w:tr>
@@ -10047,9 +9842,17 @@
               <w:rPr>
                 <w:sz w:val="28"/>
                 <w:szCs w:val="28"/>
-                <w:lang w:val="ru-RU"/>
-              </w:rPr>
-            </w:pPr>
+                <w:lang w:val="en-US"/>
+              </w:rPr>
+            </w:pPr>
+            <w:r>
+              <w:rPr>
+                <w:sz w:val="28"/>
+                <w:szCs w:val="28"/>
+                <w:lang w:val="en-US"/>
+              </w:rPr>
+              <w:t>55000</w:t>
+            </w:r>
           </w:p>
         </w:tc>
         <w:tc>
@@ -10063,9 +9866,17 @@
               <w:rPr>
                 <w:sz w:val="28"/>
                 <w:szCs w:val="28"/>
-                <w:lang w:val="ru-RU"/>
-              </w:rPr>
-            </w:pPr>
+                <w:lang w:val="en-US"/>
+              </w:rPr>
+            </w:pPr>
+            <w:r>
+              <w:rPr>
+                <w:sz w:val="28"/>
+                <w:szCs w:val="28"/>
+                <w:lang w:val="en-US"/>
+              </w:rPr>
+              <w:t>12</w:t>
+            </w:r>
           </w:p>
         </w:tc>
         <w:tc>
@@ -10079,9 +9890,17 @@
               <w:rPr>
                 <w:sz w:val="28"/>
                 <w:szCs w:val="28"/>
-                <w:lang w:val="ru-RU"/>
-              </w:rPr>
-            </w:pPr>
+                <w:lang w:val="en-US"/>
+              </w:rPr>
+            </w:pPr>
+            <w:r>
+              <w:rPr>
+                <w:sz w:val="28"/>
+                <w:szCs w:val="28"/>
+                <w:lang w:val="en-US"/>
+              </w:rPr>
+              <w:t>0.356</w:t>
+            </w:r>
           </w:p>
         </w:tc>
         <w:tc>
@@ -10095,9 +9914,17 @@
               <w:rPr>
                 <w:sz w:val="28"/>
                 <w:szCs w:val="28"/>
-                <w:lang w:val="ru-RU"/>
-              </w:rPr>
-            </w:pPr>
+                <w:lang w:val="en-US"/>
+              </w:rPr>
+            </w:pPr>
+            <w:r>
+              <w:rPr>
+                <w:sz w:val="28"/>
+                <w:szCs w:val="28"/>
+                <w:lang w:val="en-US"/>
+              </w:rPr>
+              <w:t>30406</w:t>
+            </w:r>
           </w:p>
         </w:tc>
         <w:tc>
@@ -10111,9 +9938,17 @@
               <w:rPr>
                 <w:sz w:val="28"/>
                 <w:szCs w:val="28"/>
-                <w:lang w:val="ru-RU"/>
-              </w:rPr>
-            </w:pPr>
+                <w:lang w:val="en-US"/>
+              </w:rPr>
+            </w:pPr>
+            <w:r>
+              <w:rPr>
+                <w:sz w:val="28"/>
+                <w:szCs w:val="28"/>
+                <w:lang w:val="en-US"/>
+              </w:rPr>
+              <w:t>17.822</w:t>
+            </w:r>
           </w:p>
         </w:tc>
         <w:tc>
@@ -10127,9 +9962,17 @@
               <w:rPr>
                 <w:sz w:val="28"/>
                 <w:szCs w:val="28"/>
-                <w:lang w:val="ru-RU"/>
-              </w:rPr>
-            </w:pPr>
+                <w:lang w:val="en-US"/>
+              </w:rPr>
+            </w:pPr>
+            <w:r>
+              <w:rPr>
+                <w:sz w:val="28"/>
+                <w:szCs w:val="28"/>
+                <w:lang w:val="en-US"/>
+              </w:rPr>
+              <w:t>39.855</w:t>
+            </w:r>
           </w:p>
         </w:tc>
         <w:tc>
@@ -10143,9 +9986,17 @@
               <w:rPr>
                 <w:sz w:val="28"/>
                 <w:szCs w:val="28"/>
-                <w:lang w:val="ru-RU"/>
-              </w:rPr>
-            </w:pPr>
+                <w:lang w:val="en-US"/>
+              </w:rPr>
+            </w:pPr>
+            <w:r>
+              <w:rPr>
+                <w:sz w:val="28"/>
+                <w:szCs w:val="28"/>
+                <w:lang w:val="en-US"/>
+              </w:rPr>
+              <w:t>0.446</w:t>
+            </w:r>
           </w:p>
         </w:tc>
         <w:tc>
@@ -10159,9 +10010,17 @@
               <w:rPr>
                 <w:sz w:val="28"/>
                 <w:szCs w:val="28"/>
-                <w:lang w:val="ru-RU"/>
-              </w:rPr>
-            </w:pPr>
+                <w:lang w:val="en-US"/>
+              </w:rPr>
+            </w:pPr>
+            <w:r>
+              <w:rPr>
+                <w:sz w:val="28"/>
+                <w:szCs w:val="28"/>
+                <w:lang w:val="en-US"/>
+              </w:rPr>
+              <w:t>22.346</w:t>
+            </w:r>
           </w:p>
         </w:tc>
       </w:tr>
@@ -10180,9 +10039,17 @@
               <w:rPr>
                 <w:sz w:val="28"/>
                 <w:szCs w:val="28"/>
-                <w:lang w:val="ru-RU"/>
-              </w:rPr>
-            </w:pPr>
+                <w:lang w:val="en-US"/>
+              </w:rPr>
+            </w:pPr>
+            <w:r>
+              <w:rPr>
+                <w:sz w:val="28"/>
+                <w:szCs w:val="28"/>
+                <w:lang w:val="en-US"/>
+              </w:rPr>
+              <w:t>65000</w:t>
+            </w:r>
           </w:p>
         </w:tc>
         <w:tc>
@@ -10196,9 +10063,17 @@
               <w:rPr>
                 <w:sz w:val="28"/>
                 <w:szCs w:val="28"/>
-                <w:lang w:val="ru-RU"/>
-              </w:rPr>
-            </w:pPr>
+                <w:lang w:val="en-US"/>
+              </w:rPr>
+            </w:pPr>
+            <w:r>
+              <w:rPr>
+                <w:sz w:val="28"/>
+                <w:szCs w:val="28"/>
+                <w:lang w:val="en-US"/>
+              </w:rPr>
+              <w:t>12</w:t>
+            </w:r>
           </w:p>
         </w:tc>
         <w:tc>
@@ -10212,9 +10087,17 @@
               <w:rPr>
                 <w:sz w:val="28"/>
                 <w:szCs w:val="28"/>
-                <w:lang w:val="ru-RU"/>
-              </w:rPr>
-            </w:pPr>
+                <w:lang w:val="en-US"/>
+              </w:rPr>
+            </w:pPr>
+            <w:r>
+              <w:rPr>
+                <w:sz w:val="28"/>
+                <w:szCs w:val="28"/>
+                <w:lang w:val="en-US"/>
+              </w:rPr>
+              <w:t>0.356</w:t>
+            </w:r>
           </w:p>
         </w:tc>
         <w:tc>
@@ -10228,9 +10111,17 @@
               <w:rPr>
                 <w:sz w:val="28"/>
                 <w:szCs w:val="28"/>
-                <w:lang w:val="ru-RU"/>
-              </w:rPr>
-            </w:pPr>
+                <w:lang w:val="en-US"/>
+              </w:rPr>
+            </w:pPr>
+            <w:r>
+              <w:rPr>
+                <w:sz w:val="28"/>
+                <w:szCs w:val="28"/>
+                <w:lang w:val="en-US"/>
+              </w:rPr>
+              <w:t>35976</w:t>
+            </w:r>
           </w:p>
         </w:tc>
         <w:tc>
@@ -10244,9 +10135,17 @@
               <w:rPr>
                 <w:sz w:val="28"/>
                 <w:szCs w:val="28"/>
-                <w:lang w:val="ru-RU"/>
-              </w:rPr>
-            </w:pPr>
+                <w:lang w:val="en-US"/>
+              </w:rPr>
+            </w:pPr>
+            <w:r>
+              <w:rPr>
+                <w:sz w:val="28"/>
+                <w:szCs w:val="28"/>
+                <w:lang w:val="en-US"/>
+              </w:rPr>
+              <w:t>17.884</w:t>
+            </w:r>
           </w:p>
         </w:tc>
         <w:tc>
@@ -10260,9 +10159,17 @@
               <w:rPr>
                 <w:sz w:val="28"/>
                 <w:szCs w:val="28"/>
-                <w:lang w:val="ru-RU"/>
-              </w:rPr>
-            </w:pPr>
+                <w:lang w:val="en-US"/>
+              </w:rPr>
+            </w:pPr>
+            <w:r>
+              <w:rPr>
+                <w:sz w:val="28"/>
+                <w:szCs w:val="28"/>
+                <w:lang w:val="en-US"/>
+              </w:rPr>
+              <w:t>40.052</w:t>
+            </w:r>
           </w:p>
         </w:tc>
         <w:tc>
@@ -10276,9 +10183,17 @@
               <w:rPr>
                 <w:sz w:val="28"/>
                 <w:szCs w:val="28"/>
-                <w:lang w:val="ru-RU"/>
-              </w:rPr>
-            </w:pPr>
+                <w:lang w:val="en-US"/>
+              </w:rPr>
+            </w:pPr>
+            <w:r>
+              <w:rPr>
+                <w:sz w:val="28"/>
+                <w:szCs w:val="28"/>
+                <w:lang w:val="en-US"/>
+              </w:rPr>
+              <w:t>0.446</w:t>
+            </w:r>
           </w:p>
         </w:tc>
         <w:tc>
@@ -10292,9 +10207,17 @@
               <w:rPr>
                 <w:sz w:val="28"/>
                 <w:szCs w:val="28"/>
-                <w:lang w:val="ru-RU"/>
-              </w:rPr>
-            </w:pPr>
+                <w:lang w:val="en-US"/>
+              </w:rPr>
+            </w:pPr>
+            <w:r>
+              <w:rPr>
+                <w:sz w:val="28"/>
+                <w:szCs w:val="28"/>
+                <w:lang w:val="en-US"/>
+              </w:rPr>
+              <w:t>22.385</w:t>
+            </w:r>
           </w:p>
         </w:tc>
       </w:tr>
@@ -10313,9 +10236,17 @@
               <w:rPr>
                 <w:sz w:val="28"/>
                 <w:szCs w:val="28"/>
-                <w:lang w:val="ru-RU"/>
-              </w:rPr>
-            </w:pPr>
+                <w:lang w:val="en-US"/>
+              </w:rPr>
+            </w:pPr>
+            <w:r>
+              <w:rPr>
+                <w:sz w:val="28"/>
+                <w:szCs w:val="28"/>
+                <w:lang w:val="en-US"/>
+              </w:rPr>
+              <w:t>75000</w:t>
+            </w:r>
           </w:p>
         </w:tc>
         <w:tc>
@@ -10329,9 +10260,17 @@
               <w:rPr>
                 <w:sz w:val="28"/>
                 <w:szCs w:val="28"/>
-                <w:lang w:val="ru-RU"/>
-              </w:rPr>
-            </w:pPr>
+                <w:lang w:val="en-US"/>
+              </w:rPr>
+            </w:pPr>
+            <w:r>
+              <w:rPr>
+                <w:sz w:val="28"/>
+                <w:szCs w:val="28"/>
+                <w:lang w:val="en-US"/>
+              </w:rPr>
+              <w:t>12</w:t>
+            </w:r>
           </w:p>
         </w:tc>
         <w:tc>
@@ -10345,9 +10284,17 @@
               <w:rPr>
                 <w:sz w:val="28"/>
                 <w:szCs w:val="28"/>
-                <w:lang w:val="ru-RU"/>
-              </w:rPr>
-            </w:pPr>
+                <w:lang w:val="en-US"/>
+              </w:rPr>
+            </w:pPr>
+            <w:r>
+              <w:rPr>
+                <w:sz w:val="28"/>
+                <w:szCs w:val="28"/>
+                <w:lang w:val="en-US"/>
+              </w:rPr>
+              <w:t>0.358</w:t>
+            </w:r>
           </w:p>
         </w:tc>
         <w:tc>
@@ -10361,9 +10308,17 @@
               <w:rPr>
                 <w:sz w:val="28"/>
                 <w:szCs w:val="28"/>
-                <w:lang w:val="ru-RU"/>
-              </w:rPr>
-            </w:pPr>
+                <w:lang w:val="en-US"/>
+              </w:rPr>
+            </w:pPr>
+            <w:r>
+              <w:rPr>
+                <w:sz w:val="28"/>
+                <w:szCs w:val="28"/>
+                <w:lang w:val="en-US"/>
+              </w:rPr>
+              <w:t>41463</w:t>
+            </w:r>
           </w:p>
         </w:tc>
         <w:tc>
@@ -10377,9 +10332,17 @@
               <w:rPr>
                 <w:sz w:val="28"/>
                 <w:szCs w:val="28"/>
-                <w:lang w:val="ru-RU"/>
-              </w:rPr>
-            </w:pPr>
+                <w:lang w:val="en-US"/>
+              </w:rPr>
+            </w:pPr>
+            <w:r>
+              <w:rPr>
+                <w:sz w:val="28"/>
+                <w:szCs w:val="28"/>
+                <w:lang w:val="en-US"/>
+              </w:rPr>
+              <w:t>17.934</w:t>
+            </w:r>
           </w:p>
         </w:tc>
         <w:tc>
@@ -10393,9 +10356,17 @@
               <w:rPr>
                 <w:sz w:val="28"/>
                 <w:szCs w:val="28"/>
-                <w:lang w:val="ru-RU"/>
-              </w:rPr>
-            </w:pPr>
+                <w:lang w:val="en-US"/>
+              </w:rPr>
+            </w:pPr>
+            <w:r>
+              <w:rPr>
+                <w:sz w:val="28"/>
+                <w:szCs w:val="28"/>
+                <w:lang w:val="en-US"/>
+              </w:rPr>
+              <w:t>40.104</w:t>
+            </w:r>
           </w:p>
         </w:tc>
         <w:tc>
@@ -10409,9 +10380,17 @@
               <w:rPr>
                 <w:sz w:val="28"/>
                 <w:szCs w:val="28"/>
-                <w:lang w:val="ru-RU"/>
-              </w:rPr>
-            </w:pPr>
+                <w:lang w:val="en-US"/>
+              </w:rPr>
+            </w:pPr>
+            <w:r>
+              <w:rPr>
+                <w:sz w:val="28"/>
+                <w:szCs w:val="28"/>
+                <w:lang w:val="en-US"/>
+              </w:rPr>
+              <w:t>0.447</w:t>
+            </w:r>
           </w:p>
         </w:tc>
         <w:tc>
@@ -10425,9 +10404,17 @@
               <w:rPr>
                 <w:sz w:val="28"/>
                 <w:szCs w:val="28"/>
-                <w:lang w:val="ru-RU"/>
-              </w:rPr>
-            </w:pPr>
+                <w:lang w:val="en-US"/>
+              </w:rPr>
+            </w:pPr>
+            <w:r>
+              <w:rPr>
+                <w:sz w:val="28"/>
+                <w:szCs w:val="28"/>
+                <w:lang w:val="en-US"/>
+              </w:rPr>
+              <w:t>22.387</w:t>
+            </w:r>
           </w:p>
         </w:tc>
       </w:tr>
@@ -10438,262 +10425,202 @@
         <w:tc>
           <w:tcPr>
             <w:tcW w:w="1274" w:type="dxa"/>
-          </w:tcPr>
-          <w:p>
-            <w:pPr>
-              <w:ind w:firstLine="0"/>
-              <w:jc w:val="both"/>
-              <w:rPr>
-                <w:sz w:val="28"/>
-                <w:szCs w:val="28"/>
-                <w:lang w:val="ru-RU"/>
-              </w:rPr>
-            </w:pPr>
+            <w:shd w:val="clear" w:color="auto" w:fill="FBD4B4" w:themeFill="accent6" w:themeFillTint="66"/>
+          </w:tcPr>
+          <w:p>
+            <w:pPr>
+              <w:ind w:firstLine="0"/>
+              <w:jc w:val="both"/>
+              <w:rPr>
+                <w:sz w:val="28"/>
+                <w:szCs w:val="28"/>
+                <w:lang w:val="en-US"/>
+              </w:rPr>
+            </w:pPr>
+            <w:r>
+              <w:rPr>
+                <w:sz w:val="28"/>
+                <w:szCs w:val="28"/>
+                <w:lang w:val="en-US"/>
+              </w:rPr>
+              <w:lastRenderedPageBreak/>
+              <w:t>90000</w:t>
+            </w:r>
           </w:p>
         </w:tc>
         <w:tc>
           <w:tcPr>
             <w:tcW w:w="1274" w:type="dxa"/>
-          </w:tcPr>
-          <w:p>
-            <w:pPr>
-              <w:ind w:firstLine="0"/>
-              <w:jc w:val="both"/>
-              <w:rPr>
-                <w:sz w:val="28"/>
-                <w:szCs w:val="28"/>
-                <w:lang w:val="ru-RU"/>
-              </w:rPr>
-            </w:pPr>
+            <w:shd w:val="clear" w:color="auto" w:fill="FBD4B4" w:themeFill="accent6" w:themeFillTint="66"/>
+          </w:tcPr>
+          <w:p>
+            <w:pPr>
+              <w:ind w:firstLine="0"/>
+              <w:jc w:val="both"/>
+              <w:rPr>
+                <w:sz w:val="28"/>
+                <w:szCs w:val="28"/>
+                <w:lang w:val="en-US"/>
+              </w:rPr>
+            </w:pPr>
+            <w:r>
+              <w:rPr>
+                <w:sz w:val="28"/>
+                <w:szCs w:val="28"/>
+                <w:lang w:val="en-US"/>
+              </w:rPr>
+              <w:t>12</w:t>
+            </w:r>
           </w:p>
         </w:tc>
         <w:tc>
           <w:tcPr>
             <w:tcW w:w="1274" w:type="dxa"/>
-          </w:tcPr>
-          <w:p>
-            <w:pPr>
-              <w:ind w:firstLine="0"/>
-              <w:jc w:val="both"/>
-              <w:rPr>
-                <w:sz w:val="28"/>
-                <w:szCs w:val="28"/>
-                <w:lang w:val="ru-RU"/>
-              </w:rPr>
-            </w:pPr>
+            <w:shd w:val="clear" w:color="auto" w:fill="FBD4B4" w:themeFill="accent6" w:themeFillTint="66"/>
+          </w:tcPr>
+          <w:p>
+            <w:pPr>
+              <w:ind w:firstLine="0"/>
+              <w:jc w:val="both"/>
+              <w:rPr>
+                <w:sz w:val="28"/>
+                <w:szCs w:val="28"/>
+                <w:lang w:val="en-US"/>
+              </w:rPr>
+            </w:pPr>
+            <w:r>
+              <w:rPr>
+                <w:sz w:val="28"/>
+                <w:szCs w:val="28"/>
+                <w:lang w:val="en-US"/>
+              </w:rPr>
+              <w:t>0.358</w:t>
+            </w:r>
           </w:p>
         </w:tc>
         <w:tc>
           <w:tcPr>
             <w:tcW w:w="1275" w:type="dxa"/>
-          </w:tcPr>
-          <w:p>
-            <w:pPr>
-              <w:ind w:firstLine="0"/>
-              <w:jc w:val="both"/>
-              <w:rPr>
-                <w:sz w:val="28"/>
-                <w:szCs w:val="28"/>
-                <w:lang w:val="ru-RU"/>
-              </w:rPr>
-            </w:pPr>
+            <w:shd w:val="clear" w:color="auto" w:fill="FBD4B4" w:themeFill="accent6" w:themeFillTint="66"/>
+          </w:tcPr>
+          <w:p>
+            <w:pPr>
+              <w:ind w:firstLine="0"/>
+              <w:jc w:val="both"/>
+              <w:rPr>
+                <w:sz w:val="28"/>
+                <w:szCs w:val="28"/>
+                <w:lang w:val="en-US"/>
+              </w:rPr>
+            </w:pPr>
+            <w:r>
+              <w:rPr>
+                <w:sz w:val="28"/>
+                <w:szCs w:val="28"/>
+                <w:lang w:val="en-US"/>
+              </w:rPr>
+              <w:t>49623</w:t>
+            </w:r>
           </w:p>
         </w:tc>
         <w:tc>
           <w:tcPr>
             <w:tcW w:w="1275" w:type="dxa"/>
-          </w:tcPr>
-          <w:p>
-            <w:pPr>
-              <w:ind w:firstLine="0"/>
-              <w:jc w:val="both"/>
-              <w:rPr>
-                <w:sz w:val="28"/>
-                <w:szCs w:val="28"/>
-                <w:lang w:val="ru-RU"/>
-              </w:rPr>
-            </w:pPr>
+            <w:shd w:val="clear" w:color="auto" w:fill="FBD4B4" w:themeFill="accent6" w:themeFillTint="66"/>
+          </w:tcPr>
+          <w:p>
+            <w:pPr>
+              <w:ind w:firstLine="0"/>
+              <w:jc w:val="both"/>
+              <w:rPr>
+                <w:sz w:val="28"/>
+                <w:szCs w:val="28"/>
+                <w:lang w:val="en-US"/>
+              </w:rPr>
+            </w:pPr>
+            <w:r>
+              <w:rPr>
+                <w:sz w:val="28"/>
+                <w:szCs w:val="28"/>
+                <w:lang w:val="en-US"/>
+              </w:rPr>
+              <w:t>17.922</w:t>
+            </w:r>
           </w:p>
         </w:tc>
         <w:tc>
           <w:tcPr>
             <w:tcW w:w="1275" w:type="dxa"/>
-          </w:tcPr>
-          <w:p>
-            <w:pPr>
-              <w:ind w:firstLine="0"/>
-              <w:jc w:val="both"/>
-              <w:rPr>
-                <w:sz w:val="28"/>
-                <w:szCs w:val="28"/>
-                <w:lang w:val="ru-RU"/>
-              </w:rPr>
-            </w:pPr>
+            <w:shd w:val="clear" w:color="auto" w:fill="FBD4B4" w:themeFill="accent6" w:themeFillTint="66"/>
+          </w:tcPr>
+          <w:p>
+            <w:pPr>
+              <w:ind w:firstLine="0"/>
+              <w:jc w:val="both"/>
+              <w:rPr>
+                <w:sz w:val="28"/>
+                <w:szCs w:val="28"/>
+                <w:lang w:val="en-US"/>
+              </w:rPr>
+            </w:pPr>
+            <w:r>
+              <w:rPr>
+                <w:sz w:val="28"/>
+                <w:szCs w:val="28"/>
+                <w:lang w:val="en-US"/>
+              </w:rPr>
+              <w:t>39.947</w:t>
+            </w:r>
           </w:p>
         </w:tc>
         <w:tc>
           <w:tcPr>
             <w:tcW w:w="1275" w:type="dxa"/>
-          </w:tcPr>
-          <w:p>
-            <w:pPr>
-              <w:ind w:firstLine="0"/>
-              <w:jc w:val="both"/>
-              <w:rPr>
-                <w:sz w:val="28"/>
-                <w:szCs w:val="28"/>
-                <w:lang w:val="ru-RU"/>
-              </w:rPr>
-            </w:pPr>
+            <w:shd w:val="clear" w:color="auto" w:fill="FBD4B4" w:themeFill="accent6" w:themeFillTint="66"/>
+          </w:tcPr>
+          <w:p>
+            <w:pPr>
+              <w:ind w:firstLine="0"/>
+              <w:jc w:val="both"/>
+              <w:rPr>
+                <w:sz w:val="28"/>
+                <w:szCs w:val="28"/>
+                <w:lang w:val="en-US"/>
+              </w:rPr>
+            </w:pPr>
+            <w:r>
+              <w:rPr>
+                <w:sz w:val="28"/>
+                <w:szCs w:val="28"/>
+                <w:lang w:val="en-US"/>
+              </w:rPr>
+              <w:t>0.447</w:t>
+            </w:r>
           </w:p>
         </w:tc>
         <w:tc>
           <w:tcPr>
             <w:tcW w:w="1275" w:type="dxa"/>
-          </w:tcPr>
-          <w:p>
-            <w:pPr>
-              <w:ind w:firstLine="0"/>
-              <w:jc w:val="both"/>
-              <w:rPr>
-                <w:sz w:val="28"/>
-                <w:szCs w:val="28"/>
-                <w:lang w:val="ru-RU"/>
-              </w:rPr>
-            </w:pPr>
-          </w:p>
-        </w:tc>
-      </w:tr>
-      <w:tr>
-        <w:trPr>
-          <w:trHeight w:val="454"/>
-        </w:trPr>
-        <w:tc>
-          <w:tcPr>
-            <w:tcW w:w="1274" w:type="dxa"/>
-          </w:tcPr>
-          <w:p>
-            <w:pPr>
-              <w:ind w:firstLine="0"/>
-              <w:jc w:val="both"/>
-              <w:rPr>
-                <w:sz w:val="28"/>
-                <w:szCs w:val="28"/>
-                <w:lang w:val="ru-RU"/>
-              </w:rPr>
-            </w:pPr>
-          </w:p>
-        </w:tc>
-        <w:tc>
-          <w:tcPr>
-            <w:tcW w:w="1274" w:type="dxa"/>
-          </w:tcPr>
-          <w:p>
-            <w:pPr>
-              <w:ind w:firstLine="0"/>
-              <w:jc w:val="both"/>
-              <w:rPr>
-                <w:sz w:val="28"/>
-                <w:szCs w:val="28"/>
-                <w:lang w:val="ru-RU"/>
-              </w:rPr>
-            </w:pPr>
-          </w:p>
-        </w:tc>
-        <w:tc>
-          <w:tcPr>
-            <w:tcW w:w="1274" w:type="dxa"/>
-          </w:tcPr>
-          <w:p>
-            <w:pPr>
-              <w:ind w:firstLine="0"/>
-              <w:jc w:val="both"/>
-              <w:rPr>
-                <w:sz w:val="28"/>
-                <w:szCs w:val="28"/>
-                <w:lang w:val="ru-RU"/>
-              </w:rPr>
-            </w:pPr>
-          </w:p>
-        </w:tc>
-        <w:tc>
-          <w:tcPr>
-            <w:tcW w:w="1275" w:type="dxa"/>
-          </w:tcPr>
-          <w:p>
-            <w:pPr>
-              <w:ind w:firstLine="0"/>
-              <w:jc w:val="both"/>
-              <w:rPr>
-                <w:sz w:val="28"/>
-                <w:szCs w:val="28"/>
-                <w:lang w:val="ru-RU"/>
-              </w:rPr>
-            </w:pPr>
-          </w:p>
-        </w:tc>
-        <w:tc>
-          <w:tcPr>
-            <w:tcW w:w="1275" w:type="dxa"/>
-          </w:tcPr>
-          <w:p>
-            <w:pPr>
-              <w:ind w:firstLine="0"/>
-              <w:jc w:val="both"/>
-              <w:rPr>
-                <w:sz w:val="28"/>
-                <w:szCs w:val="28"/>
-                <w:lang w:val="ru-RU"/>
-              </w:rPr>
-            </w:pPr>
-          </w:p>
-        </w:tc>
-        <w:tc>
-          <w:tcPr>
-            <w:tcW w:w="1275" w:type="dxa"/>
-          </w:tcPr>
-          <w:p>
-            <w:pPr>
-              <w:ind w:firstLine="0"/>
-              <w:jc w:val="both"/>
-              <w:rPr>
-                <w:sz w:val="28"/>
-                <w:szCs w:val="28"/>
-                <w:lang w:val="ru-RU"/>
-              </w:rPr>
-            </w:pPr>
-          </w:p>
-        </w:tc>
-        <w:tc>
-          <w:tcPr>
-            <w:tcW w:w="1275" w:type="dxa"/>
-          </w:tcPr>
-          <w:p>
-            <w:pPr>
-              <w:ind w:firstLine="0"/>
-              <w:jc w:val="both"/>
-              <w:rPr>
-                <w:sz w:val="28"/>
-                <w:szCs w:val="28"/>
-                <w:lang w:val="ru-RU"/>
-              </w:rPr>
-            </w:pPr>
-          </w:p>
-        </w:tc>
-        <w:tc>
-          <w:tcPr>
-            <w:tcW w:w="1275" w:type="dxa"/>
-          </w:tcPr>
-          <w:p>
-            <w:pPr>
-              <w:ind w:firstLine="0"/>
-              <w:jc w:val="both"/>
-              <w:rPr>
-                <w:sz w:val="28"/>
-                <w:szCs w:val="28"/>
-                <w:lang w:val="ru-RU"/>
-              </w:rPr>
-            </w:pPr>
+            <w:shd w:val="clear" w:color="auto" w:fill="FBD4B4" w:themeFill="accent6" w:themeFillTint="66"/>
+          </w:tcPr>
+          <w:p>
+            <w:pPr>
+              <w:ind w:firstLine="0"/>
+              <w:jc w:val="both"/>
+              <w:rPr>
+                <w:sz w:val="28"/>
+                <w:szCs w:val="28"/>
+                <w:lang w:val="en-US"/>
+              </w:rPr>
+            </w:pPr>
+            <w:r>
+              <w:rPr>
+                <w:sz w:val="28"/>
+                <w:szCs w:val="28"/>
+                <w:lang w:val="en-US"/>
+              </w:rPr>
+              <w:t>22.392</w:t>
+            </w:r>
           </w:p>
         </w:tc>
       </w:tr>
@@ -10929,9 +10856,9 @@
         <w:rPr>
           <w:sz w:val="28"/>
           <w:szCs w:val="28"/>
-          <w:highlight w:val="yellow"/>
-        </w:rPr>
-        <w:t>80000</w:t>
+          <w:lang w:val="ru-RU"/>
+        </w:rPr>
+        <w:t>90000</w:t>
       </w:r>
       <w:r>
         <w:rPr>
@@ -11849,16 +11776,7 @@
                     <w:szCs w:val="40"/>
                     <w:lang w:val="ru-RU"/>
                   </w:rPr>
-                  <m:t>-</m:t>
-                </m:r>
-                <m:r>
-                  <w:rPr>
-                    <w:rFonts w:ascii="Cambria Math" w:hAnsi="Cambria Math"/>
-                    <w:sz w:val="40"/>
-                    <w:szCs w:val="40"/>
-                    <w:lang w:val="ru-RU"/>
-                  </w:rPr>
-                  <m:t>1</m:t>
+                  <m:t>-1</m:t>
                 </m:r>
               </m:sup>
             </m:sSup>
@@ -12187,16 +12105,7 @@
                     <w:szCs w:val="36"/>
                     <w:lang w:val="ru-RU"/>
                   </w:rPr>
-                  <m:t>.</m:t>
-                </m:r>
-                <m:r>
-                  <w:rPr>
-                    <w:rFonts w:ascii="Cambria Math" w:hAnsi="Cambria Math"/>
-                    <w:sz w:val="36"/>
-                    <w:szCs w:val="36"/>
-                    <w:lang w:val="ru-RU"/>
-                  </w:rPr>
-                  <m:t>80</m:t>
+                  <m:t>.80</m:t>
                 </m:r>
               </m:e>
               <m:sup>
@@ -12293,25 +12202,7 @@
                 <w:szCs w:val="36"/>
                 <w:lang w:val="ru-RU"/>
               </w:rPr>
-              <m:t>2(1-0.</m:t>
-            </m:r>
-            <m:r>
-              <w:rPr>
-                <w:rFonts w:ascii="Cambria Math" w:hAnsi="Cambria Math"/>
-                <w:sz w:val="36"/>
-                <w:szCs w:val="36"/>
-                <w:lang w:val="ru-RU"/>
-              </w:rPr>
-              <m:t>80</m:t>
-            </m:r>
-            <m:r>
-              <w:rPr>
-                <w:rFonts w:ascii="Cambria Math" w:hAnsi="Cambria Math"/>
-                <w:sz w:val="36"/>
-                <w:szCs w:val="36"/>
-                <w:lang w:val="ru-RU"/>
-              </w:rPr>
-              <m:t>)</m:t>
+              <m:t>2(1-0.80)</m:t>
             </m:r>
           </m:den>
         </m:f>
@@ -12346,25 +12237,7 @@
                 <w:szCs w:val="36"/>
                 <w:lang w:val="ru-RU"/>
               </w:rPr>
-              <m:t>1</m:t>
-            </m:r>
-            <m:r>
-              <w:rPr>
-                <w:rFonts w:ascii="Cambria Math" w:hAnsi="Cambria Math"/>
-                <w:sz w:val="36"/>
-                <w:szCs w:val="36"/>
-                <w:lang w:val="ru-RU"/>
-              </w:rPr>
-              <m:t>.</m:t>
-            </m:r>
-            <m:r>
-              <w:rPr>
-                <w:rFonts w:ascii="Cambria Math" w:hAnsi="Cambria Math"/>
-                <w:sz w:val="36"/>
-                <w:szCs w:val="36"/>
-                <w:lang w:val="ru-RU"/>
-              </w:rPr>
-              <m:t>28</m:t>
+              <m:t>1.28</m:t>
             </m:r>
           </m:num>
           <m:den>
@@ -12375,16 +12248,7 @@
                 <w:szCs w:val="36"/>
                 <w:lang w:val="ru-RU"/>
               </w:rPr>
-              <m:t>0</m:t>
-            </m:r>
-            <m:r>
-              <w:rPr>
-                <w:rFonts w:ascii="Cambria Math" w:hAnsi="Cambria Math"/>
-                <w:sz w:val="36"/>
-                <w:szCs w:val="36"/>
-                <w:lang w:val="ru-RU"/>
-              </w:rPr>
-              <m:t>.4</m:t>
+              <m:t>0.4</m:t>
             </m:r>
           </m:den>
         </m:f>
@@ -12881,25 +12745,7 @@
                 <w:szCs w:val="36"/>
                 <w:lang w:val="ru-RU"/>
               </w:rPr>
-              <m:t>3</m:t>
-            </m:r>
-            <m:r>
-              <w:rPr>
-                <w:rFonts w:ascii="Cambria Math" w:hAnsi="Cambria Math"/>
-                <w:sz w:val="36"/>
-                <w:szCs w:val="36"/>
-                <w:lang w:val="ru-RU"/>
-              </w:rPr>
-              <m:t>.</m:t>
-            </m:r>
-            <m:r>
-              <w:rPr>
-                <w:rFonts w:ascii="Cambria Math" w:hAnsi="Cambria Math"/>
-                <w:sz w:val="36"/>
-                <w:szCs w:val="36"/>
-                <w:lang w:val="ru-RU"/>
-              </w:rPr>
-              <m:t>2</m:t>
+              <m:t>3.2</m:t>
             </m:r>
           </m:num>
           <m:den>
@@ -13260,9 +13106,17 @@
               <w:rPr>
                 <w:sz w:val="28"/>
                 <w:szCs w:val="28"/>
-                <w:lang w:val="ru-RU"/>
-              </w:rPr>
-            </w:pPr>
+                <w:lang w:val="en-US"/>
+              </w:rPr>
+            </w:pPr>
+            <w:r>
+              <w:rPr>
+                <w:sz w:val="28"/>
+                <w:szCs w:val="28"/>
+                <w:lang w:val="en-US"/>
+              </w:rPr>
+              <w:t>19</w:t>
+            </w:r>
           </w:p>
         </w:tc>
         <w:tc>
@@ -13276,9 +13130,17 @@
               <w:rPr>
                 <w:sz w:val="28"/>
                 <w:szCs w:val="28"/>
-                <w:lang w:val="ru-RU"/>
-              </w:rPr>
-            </w:pPr>
+                <w:lang w:val="en-US"/>
+              </w:rPr>
+            </w:pPr>
+            <w:r>
+              <w:rPr>
+                <w:sz w:val="28"/>
+                <w:szCs w:val="28"/>
+                <w:lang w:val="en-US"/>
+              </w:rPr>
+              <w:t>3.747</w:t>
+            </w:r>
           </w:p>
         </w:tc>
         <w:tc>
@@ -13292,9 +13154,17 @@
               <w:rPr>
                 <w:sz w:val="28"/>
                 <w:szCs w:val="28"/>
-                <w:lang w:val="ru-RU"/>
-              </w:rPr>
-            </w:pPr>
+                <w:lang w:val="en-US"/>
+              </w:rPr>
+            </w:pPr>
+            <w:r>
+              <w:rPr>
+                <w:sz w:val="28"/>
+                <w:szCs w:val="28"/>
+                <w:lang w:val="en-US"/>
+              </w:rPr>
+              <w:t>346</w:t>
+            </w:r>
           </w:p>
         </w:tc>
         <w:tc>
@@ -13308,9 +13178,17 @@
               <w:rPr>
                 <w:sz w:val="28"/>
                 <w:szCs w:val="28"/>
-                <w:lang w:val="ru-RU"/>
-              </w:rPr>
-            </w:pPr>
+                <w:lang w:val="en-US"/>
+              </w:rPr>
+            </w:pPr>
+            <w:r>
+              <w:rPr>
+                <w:sz w:val="28"/>
+                <w:szCs w:val="28"/>
+                <w:lang w:val="en-US"/>
+              </w:rPr>
+              <w:t>185.345</w:t>
+            </w:r>
           </w:p>
         </w:tc>
         <w:tc>
@@ -13324,9 +13202,17 @@
               <w:rPr>
                 <w:sz w:val="28"/>
                 <w:szCs w:val="28"/>
-                <w:lang w:val="ru-RU"/>
-              </w:rPr>
-            </w:pPr>
+                <w:lang w:val="en-US"/>
+              </w:rPr>
+            </w:pPr>
+            <w:r>
+              <w:rPr>
+                <w:sz w:val="28"/>
+                <w:szCs w:val="28"/>
+                <w:lang w:val="en-US"/>
+              </w:rPr>
+              <w:t>223.977</w:t>
+            </w:r>
           </w:p>
         </w:tc>
         <w:tc>
@@ -13340,9 +13226,17 @@
               <w:rPr>
                 <w:sz w:val="28"/>
                 <w:szCs w:val="28"/>
-                <w:lang w:val="ru-RU"/>
-              </w:rPr>
-            </w:pPr>
+                <w:lang w:val="en-US"/>
+              </w:rPr>
+            </w:pPr>
+            <w:r>
+              <w:rPr>
+                <w:sz w:val="28"/>
+                <w:szCs w:val="28"/>
+                <w:lang w:val="en-US"/>
+              </w:rPr>
+              <w:t>0.83</w:t>
+            </w:r>
           </w:p>
         </w:tc>
         <w:tc>
@@ -13356,9 +13250,17 @@
               <w:rPr>
                 <w:sz w:val="28"/>
                 <w:szCs w:val="28"/>
-                <w:lang w:val="ru-RU"/>
-              </w:rPr>
-            </w:pPr>
+                <w:lang w:val="en-US"/>
+              </w:rPr>
+            </w:pPr>
+            <w:r>
+              <w:rPr>
+                <w:sz w:val="28"/>
+                <w:szCs w:val="28"/>
+                <w:lang w:val="en-US"/>
+              </w:rPr>
+              <w:t>41.15</w:t>
+            </w:r>
           </w:p>
         </w:tc>
       </w:tr>
@@ -13377,9 +13279,25 @@
               <w:rPr>
                 <w:sz w:val="28"/>
                 <w:szCs w:val="28"/>
-                <w:lang w:val="ru-RU"/>
-              </w:rPr>
-            </w:pPr>
+                <w:lang w:val="en-US"/>
+              </w:rPr>
+            </w:pPr>
+            <w:r>
+              <w:rPr>
+                <w:sz w:val="28"/>
+                <w:szCs w:val="28"/>
+                <w:lang w:val="en-US"/>
+              </w:rPr>
+              <w:t>25</w:t>
+            </w:r>
+            <w:r>
+              <w:rPr>
+                <w:sz w:val="28"/>
+                <w:szCs w:val="28"/>
+                <w:lang w:val="en-US"/>
+              </w:rPr>
+              <w:t>000</w:t>
+            </w:r>
           </w:p>
         </w:tc>
         <w:tc>
@@ -13393,9 +13311,17 @@
               <w:rPr>
                 <w:sz w:val="28"/>
                 <w:szCs w:val="28"/>
-                <w:lang w:val="ru-RU"/>
-              </w:rPr>
-            </w:pPr>
+                <w:lang w:val="en-US"/>
+              </w:rPr>
+            </w:pPr>
+            <w:r>
+              <w:rPr>
+                <w:sz w:val="28"/>
+                <w:szCs w:val="28"/>
+                <w:lang w:val="en-US"/>
+              </w:rPr>
+              <w:t>33</w:t>
+            </w:r>
           </w:p>
         </w:tc>
         <w:tc>
@@ -13409,9 +13335,17 @@
               <w:rPr>
                 <w:sz w:val="28"/>
                 <w:szCs w:val="28"/>
-                <w:lang w:val="ru-RU"/>
-              </w:rPr>
-            </w:pPr>
+                <w:lang w:val="en-US"/>
+              </w:rPr>
+            </w:pPr>
+            <w:r>
+              <w:rPr>
+                <w:sz w:val="28"/>
+                <w:szCs w:val="28"/>
+                <w:lang w:val="en-US"/>
+              </w:rPr>
+              <w:t>3.292</w:t>
+            </w:r>
           </w:p>
         </w:tc>
         <w:tc>
@@ -13425,9 +13359,17 @@
               <w:rPr>
                 <w:sz w:val="28"/>
                 <w:szCs w:val="28"/>
-                <w:lang w:val="ru-RU"/>
-              </w:rPr>
-            </w:pPr>
+                <w:lang w:val="en-US"/>
+              </w:rPr>
+            </w:pPr>
+            <w:r>
+              <w:rPr>
+                <w:sz w:val="28"/>
+                <w:szCs w:val="28"/>
+                <w:lang w:val="en-US"/>
+              </w:rPr>
+              <w:t>4804</w:t>
+            </w:r>
           </w:p>
         </w:tc>
         <w:tc>
@@ -13441,9 +13383,17 @@
               <w:rPr>
                 <w:sz w:val="28"/>
                 <w:szCs w:val="28"/>
-                <w:lang w:val="ru-RU"/>
-              </w:rPr>
-            </w:pPr>
+                <w:lang w:val="en-US"/>
+              </w:rPr>
+            </w:pPr>
+            <w:r>
+              <w:rPr>
+                <w:sz w:val="28"/>
+                <w:szCs w:val="28"/>
+                <w:lang w:val="en-US"/>
+              </w:rPr>
+              <w:t>163.671</w:t>
+            </w:r>
           </w:p>
         </w:tc>
         <w:tc>
@@ -13457,9 +13407,17 @@
               <w:rPr>
                 <w:sz w:val="28"/>
                 <w:szCs w:val="28"/>
-                <w:lang w:val="ru-RU"/>
-              </w:rPr>
-            </w:pPr>
+                <w:lang w:val="en-US"/>
+              </w:rPr>
+            </w:pPr>
+            <w:r>
+              <w:rPr>
+                <w:sz w:val="28"/>
+                <w:szCs w:val="28"/>
+                <w:lang w:val="en-US"/>
+              </w:rPr>
+              <w:t>202.584</w:t>
+            </w:r>
           </w:p>
         </w:tc>
         <w:tc>
@@ -13473,9 +13431,17 @@
               <w:rPr>
                 <w:sz w:val="28"/>
                 <w:szCs w:val="28"/>
-                <w:lang w:val="ru-RU"/>
-              </w:rPr>
-            </w:pPr>
+                <w:lang w:val="en-US"/>
+              </w:rPr>
+            </w:pPr>
+            <w:r>
+              <w:rPr>
+                <w:sz w:val="28"/>
+                <w:szCs w:val="28"/>
+                <w:lang w:val="en-US"/>
+              </w:rPr>
+              <w:t>0.804</w:t>
+            </w:r>
           </w:p>
         </w:tc>
         <w:tc>
@@ -13489,9 +13455,17 @@
               <w:rPr>
                 <w:sz w:val="28"/>
                 <w:szCs w:val="28"/>
-                <w:lang w:val="ru-RU"/>
-              </w:rPr>
-            </w:pPr>
+                <w:lang w:val="en-US"/>
+              </w:rPr>
+            </w:pPr>
+            <w:r>
+              <w:rPr>
+                <w:sz w:val="28"/>
+                <w:szCs w:val="28"/>
+                <w:lang w:val="en-US"/>
+              </w:rPr>
+              <w:t>40.009</w:t>
+            </w:r>
           </w:p>
         </w:tc>
       </w:tr>
@@ -13502,528 +13476,201 @@
         <w:tc>
           <w:tcPr>
             <w:tcW w:w="1274" w:type="dxa"/>
-          </w:tcPr>
-          <w:p>
-            <w:pPr>
-              <w:ind w:firstLine="0"/>
-              <w:jc w:val="both"/>
-              <w:rPr>
-                <w:sz w:val="28"/>
-                <w:szCs w:val="28"/>
-                <w:lang w:val="ru-RU"/>
-              </w:rPr>
-            </w:pPr>
+            <w:shd w:val="clear" w:color="auto" w:fill="FBD4B4" w:themeFill="accent6" w:themeFillTint="66"/>
+          </w:tcPr>
+          <w:p>
+            <w:pPr>
+              <w:ind w:firstLine="0"/>
+              <w:jc w:val="both"/>
+              <w:rPr>
+                <w:sz w:val="28"/>
+                <w:szCs w:val="28"/>
+                <w:lang w:val="en-US"/>
+              </w:rPr>
+            </w:pPr>
+            <w:r>
+              <w:rPr>
+                <w:sz w:val="28"/>
+                <w:szCs w:val="28"/>
+                <w:lang w:val="en-US"/>
+              </w:rPr>
+              <w:t>30000</w:t>
+            </w:r>
           </w:p>
         </w:tc>
         <w:tc>
           <w:tcPr>
             <w:tcW w:w="1274" w:type="dxa"/>
-          </w:tcPr>
-          <w:p>
-            <w:pPr>
-              <w:ind w:firstLine="0"/>
-              <w:jc w:val="both"/>
-              <w:rPr>
-                <w:sz w:val="28"/>
-                <w:szCs w:val="28"/>
-                <w:lang w:val="ru-RU"/>
-              </w:rPr>
-            </w:pPr>
+            <w:shd w:val="clear" w:color="auto" w:fill="FBD4B4" w:themeFill="accent6" w:themeFillTint="66"/>
+          </w:tcPr>
+          <w:p>
+            <w:pPr>
+              <w:ind w:firstLine="0"/>
+              <w:jc w:val="both"/>
+              <w:rPr>
+                <w:sz w:val="28"/>
+                <w:szCs w:val="28"/>
+                <w:lang w:val="en-US"/>
+              </w:rPr>
+            </w:pPr>
+            <w:r>
+              <w:rPr>
+                <w:sz w:val="28"/>
+                <w:szCs w:val="28"/>
+                <w:lang w:val="en-US"/>
+              </w:rPr>
+              <w:t>33</w:t>
+            </w:r>
           </w:p>
         </w:tc>
         <w:tc>
           <w:tcPr>
             <w:tcW w:w="1274" w:type="dxa"/>
-          </w:tcPr>
-          <w:p>
-            <w:pPr>
-              <w:ind w:firstLine="0"/>
-              <w:jc w:val="both"/>
-              <w:rPr>
-                <w:sz w:val="28"/>
-                <w:szCs w:val="28"/>
-                <w:lang w:val="ru-RU"/>
-              </w:rPr>
-            </w:pPr>
+            <w:shd w:val="clear" w:color="auto" w:fill="FBD4B4" w:themeFill="accent6" w:themeFillTint="66"/>
+          </w:tcPr>
+          <w:p>
+            <w:pPr>
+              <w:ind w:firstLine="0"/>
+              <w:jc w:val="both"/>
+              <w:rPr>
+                <w:sz w:val="28"/>
+                <w:szCs w:val="28"/>
+                <w:lang w:val="en-US"/>
+              </w:rPr>
+            </w:pPr>
+            <w:r>
+              <w:rPr>
+                <w:sz w:val="28"/>
+                <w:szCs w:val="28"/>
+                <w:lang w:val="en-US"/>
+              </w:rPr>
+              <w:t>3.228</w:t>
+            </w:r>
           </w:p>
         </w:tc>
         <w:tc>
           <w:tcPr>
             <w:tcW w:w="1275" w:type="dxa"/>
-          </w:tcPr>
-          <w:p>
-            <w:pPr>
-              <w:ind w:firstLine="0"/>
-              <w:jc w:val="both"/>
-              <w:rPr>
-                <w:sz w:val="28"/>
-                <w:szCs w:val="28"/>
-                <w:lang w:val="ru-RU"/>
-              </w:rPr>
-            </w:pPr>
+            <w:shd w:val="clear" w:color="auto" w:fill="FBD4B4" w:themeFill="accent6" w:themeFillTint="66"/>
+          </w:tcPr>
+          <w:p>
+            <w:pPr>
+              <w:ind w:firstLine="0"/>
+              <w:jc w:val="both"/>
+              <w:rPr>
+                <w:sz w:val="28"/>
+                <w:szCs w:val="28"/>
+                <w:lang w:val="en-US"/>
+              </w:rPr>
+            </w:pPr>
+            <w:r>
+              <w:rPr>
+                <w:sz w:val="28"/>
+                <w:szCs w:val="28"/>
+                <w:lang w:val="en-US"/>
+              </w:rPr>
+              <w:t>5818</w:t>
+            </w:r>
           </w:p>
         </w:tc>
         <w:tc>
           <w:tcPr>
             <w:tcW w:w="1275" w:type="dxa"/>
-          </w:tcPr>
-          <w:p>
-            <w:pPr>
-              <w:ind w:firstLine="0"/>
-              <w:jc w:val="both"/>
-              <w:rPr>
-                <w:sz w:val="28"/>
-                <w:szCs w:val="28"/>
-                <w:lang w:val="ru-RU"/>
-              </w:rPr>
-            </w:pPr>
+            <w:shd w:val="clear" w:color="auto" w:fill="FBD4B4" w:themeFill="accent6" w:themeFillTint="66"/>
+          </w:tcPr>
+          <w:p>
+            <w:pPr>
+              <w:ind w:firstLine="0"/>
+              <w:jc w:val="both"/>
+              <w:rPr>
+                <w:sz w:val="28"/>
+                <w:szCs w:val="28"/>
+                <w:lang w:val="en-US"/>
+              </w:rPr>
+            </w:pPr>
+            <w:r>
+              <w:rPr>
+                <w:sz w:val="28"/>
+                <w:szCs w:val="28"/>
+                <w:lang w:val="en-US"/>
+              </w:rPr>
+              <w:t>160.107</w:t>
+            </w:r>
           </w:p>
         </w:tc>
         <w:tc>
           <w:tcPr>
             <w:tcW w:w="1275" w:type="dxa"/>
-          </w:tcPr>
-          <w:p>
-            <w:pPr>
-              <w:ind w:firstLine="0"/>
-              <w:jc w:val="both"/>
-              <w:rPr>
-                <w:sz w:val="28"/>
-                <w:szCs w:val="28"/>
-                <w:lang w:val="ru-RU"/>
-              </w:rPr>
-            </w:pPr>
+            <w:shd w:val="clear" w:color="auto" w:fill="FBD4B4" w:themeFill="accent6" w:themeFillTint="66"/>
+          </w:tcPr>
+          <w:p>
+            <w:pPr>
+              <w:ind w:firstLine="0"/>
+              <w:jc w:val="both"/>
+              <w:rPr>
+                <w:sz w:val="28"/>
+                <w:szCs w:val="28"/>
+                <w:lang w:val="en-US"/>
+              </w:rPr>
+            </w:pPr>
+            <w:r>
+              <w:rPr>
+                <w:sz w:val="28"/>
+                <w:szCs w:val="28"/>
+                <w:lang w:val="en-US"/>
+              </w:rPr>
+              <w:t>198.617</w:t>
+            </w:r>
           </w:p>
         </w:tc>
         <w:tc>
           <w:tcPr>
             <w:tcW w:w="1275" w:type="dxa"/>
-          </w:tcPr>
-          <w:p>
-            <w:pPr>
-              <w:ind w:firstLine="0"/>
-              <w:jc w:val="both"/>
-              <w:rPr>
-                <w:sz w:val="28"/>
-                <w:szCs w:val="28"/>
-                <w:lang w:val="ru-RU"/>
-              </w:rPr>
-            </w:pPr>
+            <w:shd w:val="clear" w:color="auto" w:fill="FBD4B4" w:themeFill="accent6" w:themeFillTint="66"/>
+          </w:tcPr>
+          <w:p>
+            <w:pPr>
+              <w:ind w:firstLine="0"/>
+              <w:jc w:val="both"/>
+              <w:rPr>
+                <w:sz w:val="28"/>
+                <w:szCs w:val="28"/>
+                <w:lang w:val="en-US"/>
+              </w:rPr>
+            </w:pPr>
+            <w:r>
+              <w:rPr>
+                <w:sz w:val="28"/>
+                <w:szCs w:val="28"/>
+                <w:lang w:val="en-US"/>
+              </w:rPr>
+              <w:t>0.805</w:t>
+            </w:r>
           </w:p>
         </w:tc>
         <w:tc>
           <w:tcPr>
             <w:tcW w:w="1275" w:type="dxa"/>
-          </w:tcPr>
-          <w:p>
-            <w:pPr>
-              <w:ind w:firstLine="0"/>
-              <w:jc w:val="both"/>
-              <w:rPr>
-                <w:sz w:val="28"/>
-                <w:szCs w:val="28"/>
-                <w:lang w:val="ru-RU"/>
-              </w:rPr>
-            </w:pPr>
-          </w:p>
-        </w:tc>
-      </w:tr>
-      <w:tr>
-        <w:trPr>
-          <w:trHeight w:val="454"/>
-        </w:trPr>
-        <w:tc>
-          <w:tcPr>
-            <w:tcW w:w="1274" w:type="dxa"/>
-          </w:tcPr>
-          <w:p>
-            <w:pPr>
-              <w:ind w:firstLine="0"/>
-              <w:jc w:val="both"/>
-              <w:rPr>
-                <w:sz w:val="28"/>
-                <w:szCs w:val="28"/>
-                <w:lang w:val="ru-RU"/>
-              </w:rPr>
-            </w:pPr>
-          </w:p>
-        </w:tc>
-        <w:tc>
-          <w:tcPr>
-            <w:tcW w:w="1274" w:type="dxa"/>
-          </w:tcPr>
-          <w:p>
-            <w:pPr>
-              <w:ind w:firstLine="0"/>
-              <w:jc w:val="both"/>
-              <w:rPr>
-                <w:sz w:val="28"/>
-                <w:szCs w:val="28"/>
-                <w:lang w:val="ru-RU"/>
-              </w:rPr>
-            </w:pPr>
-          </w:p>
-        </w:tc>
-        <w:tc>
-          <w:tcPr>
-            <w:tcW w:w="1274" w:type="dxa"/>
-          </w:tcPr>
-          <w:p>
-            <w:pPr>
-              <w:ind w:firstLine="0"/>
-              <w:jc w:val="both"/>
-              <w:rPr>
-                <w:sz w:val="28"/>
-                <w:szCs w:val="28"/>
-                <w:lang w:val="ru-RU"/>
-              </w:rPr>
-            </w:pPr>
-          </w:p>
-        </w:tc>
-        <w:tc>
-          <w:tcPr>
-            <w:tcW w:w="1275" w:type="dxa"/>
-          </w:tcPr>
-          <w:p>
-            <w:pPr>
-              <w:ind w:firstLine="0"/>
-              <w:jc w:val="both"/>
-              <w:rPr>
-                <w:sz w:val="28"/>
-                <w:szCs w:val="28"/>
-                <w:lang w:val="ru-RU"/>
-              </w:rPr>
-            </w:pPr>
-          </w:p>
-        </w:tc>
-        <w:tc>
-          <w:tcPr>
-            <w:tcW w:w="1275" w:type="dxa"/>
-          </w:tcPr>
-          <w:p>
-            <w:pPr>
-              <w:ind w:firstLine="0"/>
-              <w:jc w:val="both"/>
-              <w:rPr>
-                <w:sz w:val="28"/>
-                <w:szCs w:val="28"/>
-                <w:lang w:val="ru-RU"/>
-              </w:rPr>
-            </w:pPr>
-          </w:p>
-        </w:tc>
-        <w:tc>
-          <w:tcPr>
-            <w:tcW w:w="1275" w:type="dxa"/>
-          </w:tcPr>
-          <w:p>
-            <w:pPr>
-              <w:ind w:firstLine="0"/>
-              <w:jc w:val="both"/>
-              <w:rPr>
-                <w:sz w:val="28"/>
-                <w:szCs w:val="28"/>
-                <w:lang w:val="ru-RU"/>
-              </w:rPr>
-            </w:pPr>
-          </w:p>
-        </w:tc>
-        <w:tc>
-          <w:tcPr>
-            <w:tcW w:w="1275" w:type="dxa"/>
-          </w:tcPr>
-          <w:p>
-            <w:pPr>
-              <w:ind w:firstLine="0"/>
-              <w:jc w:val="both"/>
-              <w:rPr>
-                <w:sz w:val="28"/>
-                <w:szCs w:val="28"/>
-                <w:lang w:val="ru-RU"/>
-              </w:rPr>
-            </w:pPr>
-          </w:p>
-        </w:tc>
-        <w:tc>
-          <w:tcPr>
-            <w:tcW w:w="1275" w:type="dxa"/>
-          </w:tcPr>
-          <w:p>
-            <w:pPr>
-              <w:ind w:firstLine="0"/>
-              <w:jc w:val="both"/>
-              <w:rPr>
-                <w:sz w:val="28"/>
-                <w:szCs w:val="28"/>
-                <w:lang w:val="ru-RU"/>
-              </w:rPr>
-            </w:pPr>
-          </w:p>
-        </w:tc>
-      </w:tr>
-      <w:tr>
-        <w:trPr>
-          <w:trHeight w:val="454"/>
-        </w:trPr>
-        <w:tc>
-          <w:tcPr>
-            <w:tcW w:w="1274" w:type="dxa"/>
-          </w:tcPr>
-          <w:p>
-            <w:pPr>
-              <w:ind w:firstLine="0"/>
-              <w:jc w:val="both"/>
-              <w:rPr>
-                <w:sz w:val="28"/>
-                <w:szCs w:val="28"/>
-                <w:lang w:val="ru-RU"/>
-              </w:rPr>
-            </w:pPr>
-          </w:p>
-        </w:tc>
-        <w:tc>
-          <w:tcPr>
-            <w:tcW w:w="1274" w:type="dxa"/>
-          </w:tcPr>
-          <w:p>
-            <w:pPr>
-              <w:ind w:firstLine="0"/>
-              <w:jc w:val="both"/>
-              <w:rPr>
-                <w:sz w:val="28"/>
-                <w:szCs w:val="28"/>
-                <w:lang w:val="ru-RU"/>
-              </w:rPr>
-            </w:pPr>
-          </w:p>
-        </w:tc>
-        <w:tc>
-          <w:tcPr>
-            <w:tcW w:w="1274" w:type="dxa"/>
-          </w:tcPr>
-          <w:p>
-            <w:pPr>
-              <w:ind w:firstLine="0"/>
-              <w:jc w:val="both"/>
-              <w:rPr>
-                <w:sz w:val="28"/>
-                <w:szCs w:val="28"/>
-                <w:lang w:val="ru-RU"/>
-              </w:rPr>
-            </w:pPr>
-          </w:p>
-        </w:tc>
-        <w:tc>
-          <w:tcPr>
-            <w:tcW w:w="1275" w:type="dxa"/>
-          </w:tcPr>
-          <w:p>
-            <w:pPr>
-              <w:ind w:firstLine="0"/>
-              <w:jc w:val="both"/>
-              <w:rPr>
-                <w:sz w:val="28"/>
-                <w:szCs w:val="28"/>
-                <w:lang w:val="ru-RU"/>
-              </w:rPr>
-            </w:pPr>
-          </w:p>
-        </w:tc>
-        <w:tc>
-          <w:tcPr>
-            <w:tcW w:w="1275" w:type="dxa"/>
-          </w:tcPr>
-          <w:p>
-            <w:pPr>
-              <w:ind w:firstLine="0"/>
-              <w:jc w:val="both"/>
-              <w:rPr>
-                <w:sz w:val="28"/>
-                <w:szCs w:val="28"/>
-                <w:lang w:val="ru-RU"/>
-              </w:rPr>
-            </w:pPr>
-          </w:p>
-        </w:tc>
-        <w:tc>
-          <w:tcPr>
-            <w:tcW w:w="1275" w:type="dxa"/>
-          </w:tcPr>
-          <w:p>
-            <w:pPr>
-              <w:ind w:firstLine="0"/>
-              <w:jc w:val="both"/>
-              <w:rPr>
-                <w:sz w:val="28"/>
-                <w:szCs w:val="28"/>
-                <w:lang w:val="ru-RU"/>
-              </w:rPr>
-            </w:pPr>
-          </w:p>
-        </w:tc>
-        <w:tc>
-          <w:tcPr>
-            <w:tcW w:w="1275" w:type="dxa"/>
-          </w:tcPr>
-          <w:p>
-            <w:pPr>
-              <w:ind w:firstLine="0"/>
-              <w:jc w:val="both"/>
-              <w:rPr>
-                <w:sz w:val="28"/>
-                <w:szCs w:val="28"/>
-                <w:lang w:val="ru-RU"/>
-              </w:rPr>
-            </w:pPr>
-          </w:p>
-        </w:tc>
-        <w:tc>
-          <w:tcPr>
-            <w:tcW w:w="1275" w:type="dxa"/>
-          </w:tcPr>
-          <w:p>
-            <w:pPr>
-              <w:ind w:firstLine="0"/>
-              <w:jc w:val="both"/>
-              <w:rPr>
-                <w:sz w:val="28"/>
-                <w:szCs w:val="28"/>
-                <w:lang w:val="ru-RU"/>
-              </w:rPr>
-            </w:pPr>
-          </w:p>
-        </w:tc>
-      </w:tr>
-      <w:tr>
-        <w:trPr>
-          <w:trHeight w:val="454"/>
-        </w:trPr>
-        <w:tc>
-          <w:tcPr>
-            <w:tcW w:w="1274" w:type="dxa"/>
-          </w:tcPr>
-          <w:p>
-            <w:pPr>
-              <w:ind w:firstLine="0"/>
-              <w:jc w:val="both"/>
-              <w:rPr>
-                <w:sz w:val="28"/>
-                <w:szCs w:val="28"/>
-                <w:lang w:val="ru-RU"/>
-              </w:rPr>
-            </w:pPr>
-          </w:p>
-        </w:tc>
-        <w:tc>
-          <w:tcPr>
-            <w:tcW w:w="1274" w:type="dxa"/>
-          </w:tcPr>
-          <w:p>
-            <w:pPr>
-              <w:ind w:firstLine="0"/>
-              <w:jc w:val="both"/>
-              <w:rPr>
-                <w:sz w:val="28"/>
-                <w:szCs w:val="28"/>
-                <w:lang w:val="ru-RU"/>
-              </w:rPr>
-            </w:pPr>
-          </w:p>
-        </w:tc>
-        <w:tc>
-          <w:tcPr>
-            <w:tcW w:w="1274" w:type="dxa"/>
-          </w:tcPr>
-          <w:p>
-            <w:pPr>
-              <w:ind w:firstLine="0"/>
-              <w:jc w:val="both"/>
-              <w:rPr>
-                <w:sz w:val="28"/>
-                <w:szCs w:val="28"/>
-                <w:lang w:val="ru-RU"/>
-              </w:rPr>
-            </w:pPr>
-          </w:p>
-        </w:tc>
-        <w:tc>
-          <w:tcPr>
-            <w:tcW w:w="1275" w:type="dxa"/>
-          </w:tcPr>
-          <w:p>
-            <w:pPr>
-              <w:ind w:firstLine="0"/>
-              <w:jc w:val="both"/>
-              <w:rPr>
-                <w:sz w:val="28"/>
-                <w:szCs w:val="28"/>
-                <w:lang w:val="ru-RU"/>
-              </w:rPr>
-            </w:pPr>
-          </w:p>
-        </w:tc>
-        <w:tc>
-          <w:tcPr>
-            <w:tcW w:w="1275" w:type="dxa"/>
-          </w:tcPr>
-          <w:p>
-            <w:pPr>
-              <w:ind w:firstLine="0"/>
-              <w:jc w:val="both"/>
-              <w:rPr>
-                <w:sz w:val="28"/>
-                <w:szCs w:val="28"/>
-                <w:lang w:val="ru-RU"/>
-              </w:rPr>
-            </w:pPr>
-          </w:p>
-        </w:tc>
-        <w:tc>
-          <w:tcPr>
-            <w:tcW w:w="1275" w:type="dxa"/>
-          </w:tcPr>
-          <w:p>
-            <w:pPr>
-              <w:ind w:firstLine="0"/>
-              <w:jc w:val="both"/>
-              <w:rPr>
-                <w:sz w:val="28"/>
-                <w:szCs w:val="28"/>
-                <w:lang w:val="ru-RU"/>
-              </w:rPr>
-            </w:pPr>
-          </w:p>
-        </w:tc>
-        <w:tc>
-          <w:tcPr>
-            <w:tcW w:w="1275" w:type="dxa"/>
-          </w:tcPr>
-          <w:p>
-            <w:pPr>
-              <w:ind w:firstLine="0"/>
-              <w:jc w:val="both"/>
-              <w:rPr>
-                <w:sz w:val="28"/>
-                <w:szCs w:val="28"/>
-                <w:lang w:val="ru-RU"/>
-              </w:rPr>
-            </w:pPr>
-          </w:p>
-        </w:tc>
-        <w:tc>
-          <w:tcPr>
-            <w:tcW w:w="1275" w:type="dxa"/>
-          </w:tcPr>
-          <w:p>
-            <w:pPr>
-              <w:ind w:firstLine="0"/>
-              <w:jc w:val="both"/>
-              <w:rPr>
-                <w:sz w:val="28"/>
-                <w:szCs w:val="28"/>
-                <w:lang w:val="ru-RU"/>
-              </w:rPr>
-            </w:pPr>
+            <w:shd w:val="clear" w:color="auto" w:fill="FBD4B4" w:themeFill="accent6" w:themeFillTint="66"/>
+          </w:tcPr>
+          <w:p>
+            <w:pPr>
+              <w:ind w:firstLine="0"/>
+              <w:jc w:val="both"/>
+              <w:rPr>
+                <w:sz w:val="28"/>
+                <w:szCs w:val="28"/>
+                <w:lang w:val="en-US"/>
+              </w:rPr>
+            </w:pPr>
+            <w:r>
+              <w:rPr>
+                <w:sz w:val="28"/>
+                <w:szCs w:val="28"/>
+                <w:lang w:val="en-US"/>
+              </w:rPr>
+              <w:t>39.923</w:t>
+            </w:r>
           </w:p>
         </w:tc>
       </w:tr>
@@ -14237,15 +13884,23 @@
           <w:sz w:val="28"/>
           <w:szCs w:val="28"/>
         </w:rPr>
-        <w:t xml:space="preserve"> теоретические значения среднего времени обслуживания (FT), среднего числа заявок (QA), и среднего времени ожидания (QT) близки к значениям, полученным в результате моделирования. Для оценки времени переходного процесса найдено значение N, при котором QT перестает увеличиваться – </w:t>
-      </w:r>
-      <w:r>
-        <w:rPr>
-          <w:sz w:val="28"/>
-          <w:szCs w:val="28"/>
-          <w:highlight w:val="yellow"/>
-        </w:rPr>
-        <w:t>80000</w:t>
+        <w:t xml:space="preserve"> теоретические значения среднего времени обслуживания (FT), среднего числа заявок (QA), и среднего времени ожидания (QT) близки к значениям, полученным в результате моделирования. Для оценки времени переходного процесса найдено значение N, при котором QT перестает увеличиваться –</w:t>
+      </w:r>
+      <w:r>
+        <w:rPr>
+          <w:sz w:val="28"/>
+          <w:szCs w:val="28"/>
+          <w:lang w:val="ru-RU"/>
+        </w:rPr>
+        <w:t xml:space="preserve"> 3000</w:t>
+      </w:r>
+      <w:r>
+        <w:rPr>
+          <w:sz w:val="28"/>
+          <w:szCs w:val="28"/>
+          <w:lang w:val="ru-RU"/>
+        </w:rPr>
+        <w:t>0</w:t>
       </w:r>
       <w:r>
         <w:rPr>
@@ -14288,17 +13943,8 @@
           <w:szCs w:val="28"/>
           <w:lang w:val="ru-RU"/>
         </w:rPr>
-        <w:t>Треугольный</w:t>
-      </w:r>
-      <w:r>
-        <w:rPr>
-          <w:b/>
-          <w:bCs/>
-          <w:sz w:val="28"/>
-          <w:szCs w:val="28"/>
-          <w:lang w:val="ru-RU"/>
-        </w:rPr>
-        <w:t xml:space="preserve"> закон</w:t>
+        <w:lastRenderedPageBreak/>
+        <w:t>Треугольный закон</w:t>
       </w:r>
     </w:p>
     <w:p>
@@ -14934,7 +14580,7 @@
         <w:rPr>
           <w:sz w:val="40"/>
           <w:szCs w:val="40"/>
-          <w:lang w:val="en-US"/>
+          <w:lang w:val="ru-RU"/>
         </w:rPr>
       </w:pPr>
       <w:r>
@@ -15177,7 +14823,7 @@
                         <w:rFonts w:ascii="Cambria Math" w:hAnsi="Cambria Math"/>
                         <w:sz w:val="40"/>
                         <w:szCs w:val="40"/>
-                        <w:lang w:val="en-US"/>
+                        <w:lang w:val="ru-RU"/>
                       </w:rPr>
                       <m:t>8</m:t>
                     </m:r>
@@ -15228,7 +14874,7 @@
                     <w:rFonts w:ascii="Cambria Math" w:hAnsi="Cambria Math"/>
                     <w:sz w:val="40"/>
                     <w:szCs w:val="40"/>
-                    <w:lang w:val="en-US"/>
+                    <w:lang w:val="ru-RU"/>
                   </w:rPr>
                   <m:t>3</m:t>
                 </m:r>
@@ -15770,16 +15416,7 @@
                 <w:szCs w:val="36"/>
                 <w:lang w:val="ru-RU"/>
               </w:rPr>
-              <m:t>0.</m:t>
-            </m:r>
-            <m:r>
-              <w:rPr>
-                <w:rFonts w:ascii="Cambria Math" w:hAnsi="Cambria Math"/>
-                <w:sz w:val="36"/>
-                <w:szCs w:val="36"/>
-                <w:lang w:val="ru-RU"/>
-              </w:rPr>
-              <m:t>30</m:t>
+              <m:t>0.30</m:t>
             </m:r>
           </m:num>
           <m:den>
@@ -16269,16 +15906,7 @@
                 <w:szCs w:val="36"/>
                 <w:lang w:val="ru-RU"/>
               </w:rPr>
-              <m:t>0.2</m:t>
-            </m:r>
-            <m:r>
-              <w:rPr>
-                <w:rFonts w:ascii="Cambria Math" w:hAnsi="Cambria Math"/>
-                <w:sz w:val="36"/>
-                <w:szCs w:val="36"/>
-                <w:lang w:val="ru-RU"/>
-              </w:rPr>
-              <m:t>7</m:t>
+              <m:t>0.27</m:t>
             </m:r>
           </m:num>
           <m:den>
@@ -16639,9 +16267,17 @@
               <w:rPr>
                 <w:sz w:val="28"/>
                 <w:szCs w:val="28"/>
-                <w:lang w:val="ru-RU"/>
-              </w:rPr>
-            </w:pPr>
+                <w:lang w:val="en-US"/>
+              </w:rPr>
+            </w:pPr>
+            <w:r>
+              <w:rPr>
+                <w:sz w:val="28"/>
+                <w:szCs w:val="28"/>
+                <w:lang w:val="en-US"/>
+              </w:rPr>
+              <w:t>6</w:t>
+            </w:r>
           </w:p>
         </w:tc>
         <w:tc>
@@ -16655,9 +16291,17 @@
               <w:rPr>
                 <w:sz w:val="28"/>
                 <w:szCs w:val="28"/>
-                <w:lang w:val="ru-RU"/>
-              </w:rPr>
-            </w:pPr>
+                <w:lang w:val="en-US"/>
+              </w:rPr>
+            </w:pPr>
+            <w:r>
+              <w:rPr>
+                <w:sz w:val="28"/>
+                <w:szCs w:val="28"/>
+                <w:lang w:val="en-US"/>
+              </w:rPr>
+              <w:t>0.239</w:t>
+            </w:r>
           </w:p>
         </w:tc>
         <w:tc>
@@ -16671,9 +16315,17 @@
               <w:rPr>
                 <w:sz w:val="28"/>
                 <w:szCs w:val="28"/>
-                <w:lang w:val="ru-RU"/>
-              </w:rPr>
-            </w:pPr>
+                <w:lang w:val="en-US"/>
+              </w:rPr>
+            </w:pPr>
+            <w:r>
+              <w:rPr>
+                <w:sz w:val="28"/>
+                <w:szCs w:val="28"/>
+                <w:lang w:val="en-US"/>
+              </w:rPr>
+              <w:t>1127</w:t>
+            </w:r>
           </w:p>
         </w:tc>
         <w:tc>
@@ -16687,9 +16339,17 @@
               <w:rPr>
                 <w:sz w:val="28"/>
                 <w:szCs w:val="28"/>
-                <w:lang w:val="ru-RU"/>
-              </w:rPr>
-            </w:pPr>
+                <w:lang w:val="en-US"/>
+              </w:rPr>
+            </w:pPr>
+            <w:r>
+              <w:rPr>
+                <w:sz w:val="28"/>
+                <w:szCs w:val="28"/>
+                <w:lang w:val="en-US"/>
+              </w:rPr>
+              <w:t>12.407</w:t>
+            </w:r>
           </w:p>
         </w:tc>
         <w:tc>
@@ -16703,9 +16363,17 @@
               <w:rPr>
                 <w:sz w:val="28"/>
                 <w:szCs w:val="28"/>
-                <w:lang w:val="ru-RU"/>
-              </w:rPr>
-            </w:pPr>
+                <w:lang w:val="en-US"/>
+              </w:rPr>
+            </w:pPr>
+            <w:r>
+              <w:rPr>
+                <w:sz w:val="28"/>
+                <w:szCs w:val="28"/>
+                <w:lang w:val="en-US"/>
+              </w:rPr>
+              <w:t>28.369</w:t>
+            </w:r>
           </w:p>
         </w:tc>
         <w:tc>
@@ -16719,9 +16387,17 @@
               <w:rPr>
                 <w:sz w:val="28"/>
                 <w:szCs w:val="28"/>
-                <w:lang w:val="ru-RU"/>
-              </w:rPr>
-            </w:pPr>
+                <w:lang w:val="en-US"/>
+              </w:rPr>
+            </w:pPr>
+            <w:r>
+              <w:rPr>
+                <w:sz w:val="28"/>
+                <w:szCs w:val="28"/>
+                <w:lang w:val="en-US"/>
+              </w:rPr>
+              <w:t>0.429</w:t>
+            </w:r>
           </w:p>
         </w:tc>
         <w:tc>
@@ -16735,9 +16411,17 @@
               <w:rPr>
                 <w:sz w:val="28"/>
                 <w:szCs w:val="28"/>
-                <w:lang w:val="ru-RU"/>
-              </w:rPr>
-            </w:pPr>
+                <w:lang w:val="en-US"/>
+              </w:rPr>
+            </w:pPr>
+            <w:r>
+              <w:rPr>
+                <w:sz w:val="28"/>
+                <w:szCs w:val="28"/>
+                <w:lang w:val="en-US"/>
+              </w:rPr>
+              <w:t>22.29</w:t>
+            </w:r>
           </w:p>
         </w:tc>
       </w:tr>
@@ -16756,9 +16440,17 @@
               <w:rPr>
                 <w:sz w:val="28"/>
                 <w:szCs w:val="28"/>
-                <w:lang w:val="ru-RU"/>
-              </w:rPr>
-            </w:pPr>
+                <w:lang w:val="en-US"/>
+              </w:rPr>
+            </w:pPr>
+            <w:r>
+              <w:rPr>
+                <w:sz w:val="28"/>
+                <w:szCs w:val="28"/>
+                <w:lang w:val="en-US"/>
+              </w:rPr>
+              <w:t>55000</w:t>
+            </w:r>
           </w:p>
         </w:tc>
         <w:tc>
@@ -16772,9 +16464,17 @@
               <w:rPr>
                 <w:sz w:val="28"/>
                 <w:szCs w:val="28"/>
-                <w:lang w:val="ru-RU"/>
-              </w:rPr>
-            </w:pPr>
+                <w:lang w:val="en-US"/>
+              </w:rPr>
+            </w:pPr>
+            <w:r>
+              <w:rPr>
+                <w:sz w:val="28"/>
+                <w:szCs w:val="28"/>
+                <w:lang w:val="en-US"/>
+              </w:rPr>
+              <w:t>9</w:t>
+            </w:r>
           </w:p>
         </w:tc>
         <w:tc>
@@ -16788,9 +16488,17 @@
               <w:rPr>
                 <w:sz w:val="28"/>
                 <w:szCs w:val="28"/>
-                <w:lang w:val="ru-RU"/>
-              </w:rPr>
-            </w:pPr>
+                <w:lang w:val="en-US"/>
+              </w:rPr>
+            </w:pPr>
+            <w:r>
+              <w:rPr>
+                <w:sz w:val="28"/>
+                <w:szCs w:val="28"/>
+                <w:lang w:val="en-US"/>
+              </w:rPr>
+              <w:t>0.282</w:t>
+            </w:r>
           </w:p>
         </w:tc>
         <w:tc>
@@ -16804,9 +16512,17 @@
               <w:rPr>
                 <w:sz w:val="28"/>
                 <w:szCs w:val="28"/>
-                <w:lang w:val="ru-RU"/>
-              </w:rPr>
-            </w:pPr>
+                <w:lang w:val="en-US"/>
+              </w:rPr>
+            </w:pPr>
+            <w:r>
+              <w:rPr>
+                <w:sz w:val="28"/>
+                <w:szCs w:val="28"/>
+                <w:lang w:val="en-US"/>
+              </w:rPr>
+              <w:t>30180</w:t>
+            </w:r>
           </w:p>
         </w:tc>
         <w:tc>
@@ -16820,9 +16536,17 @@
               <w:rPr>
                 <w:sz w:val="28"/>
                 <w:szCs w:val="28"/>
-                <w:lang w:val="ru-RU"/>
-              </w:rPr>
-            </w:pPr>
+                <w:lang w:val="en-US"/>
+              </w:rPr>
+            </w:pPr>
+            <w:r>
+              <w:rPr>
+                <w:sz w:val="28"/>
+                <w:szCs w:val="28"/>
+                <w:lang w:val="en-US"/>
+              </w:rPr>
+              <w:t>14.066</w:t>
+            </w:r>
           </w:p>
         </w:tc>
         <w:tc>
@@ -16836,9 +16560,17 @@
               <w:rPr>
                 <w:sz w:val="28"/>
                 <w:szCs w:val="28"/>
-                <w:lang w:val="ru-RU"/>
-              </w:rPr>
-            </w:pPr>
+                <w:lang w:val="en-US"/>
+              </w:rPr>
+            </w:pPr>
+            <w:r>
+              <w:rPr>
+                <w:sz w:val="28"/>
+                <w:szCs w:val="28"/>
+                <w:lang w:val="en-US"/>
+              </w:rPr>
+              <w:t>31.17</w:t>
+            </w:r>
           </w:p>
         </w:tc>
         <w:tc>
@@ -16852,9 +16584,17 @@
               <w:rPr>
                 <w:sz w:val="28"/>
                 <w:szCs w:val="28"/>
-                <w:lang w:val="ru-RU"/>
-              </w:rPr>
-            </w:pPr>
+                <w:lang w:val="en-US"/>
+              </w:rPr>
+            </w:pPr>
+            <w:r>
+              <w:rPr>
+                <w:sz w:val="28"/>
+                <w:szCs w:val="28"/>
+                <w:lang w:val="en-US"/>
+              </w:rPr>
+              <w:t>0.45</w:t>
+            </w:r>
           </w:p>
         </w:tc>
         <w:tc>
@@ -16868,9 +16608,17 @@
               <w:rPr>
                 <w:sz w:val="28"/>
                 <w:szCs w:val="28"/>
-                <w:lang w:val="ru-RU"/>
-              </w:rPr>
-            </w:pPr>
+                <w:lang w:val="en-US"/>
+              </w:rPr>
+            </w:pPr>
+            <w:r>
+              <w:rPr>
+                <w:sz w:val="28"/>
+                <w:szCs w:val="28"/>
+                <w:lang w:val="en-US"/>
+              </w:rPr>
+              <w:t>22.491</w:t>
+            </w:r>
           </w:p>
         </w:tc>
       </w:tr>
@@ -16889,9 +16637,17 @@
               <w:rPr>
                 <w:sz w:val="28"/>
                 <w:szCs w:val="28"/>
-                <w:lang w:val="ru-RU"/>
-              </w:rPr>
-            </w:pPr>
+                <w:lang w:val="en-US"/>
+              </w:rPr>
+            </w:pPr>
+            <w:r>
+              <w:rPr>
+                <w:sz w:val="28"/>
+                <w:szCs w:val="28"/>
+                <w:lang w:val="en-US"/>
+              </w:rPr>
+              <w:t>65000</w:t>
+            </w:r>
           </w:p>
         </w:tc>
         <w:tc>
@@ -16905,9 +16661,17 @@
               <w:rPr>
                 <w:sz w:val="28"/>
                 <w:szCs w:val="28"/>
-                <w:lang w:val="ru-RU"/>
-              </w:rPr>
-            </w:pPr>
+                <w:lang w:val="en-US"/>
+              </w:rPr>
+            </w:pPr>
+            <w:r>
+              <w:rPr>
+                <w:sz w:val="28"/>
+                <w:szCs w:val="28"/>
+                <w:lang w:val="en-US"/>
+              </w:rPr>
+              <w:t>10</w:t>
+            </w:r>
           </w:p>
         </w:tc>
         <w:tc>
@@ -16921,9 +16685,17 @@
               <w:rPr>
                 <w:sz w:val="28"/>
                 <w:szCs w:val="28"/>
-                <w:lang w:val="ru-RU"/>
-              </w:rPr>
-            </w:pPr>
+                <w:lang w:val="en-US"/>
+              </w:rPr>
+            </w:pPr>
+            <w:r>
+              <w:rPr>
+                <w:sz w:val="28"/>
+                <w:szCs w:val="28"/>
+                <w:lang w:val="en-US"/>
+              </w:rPr>
+              <w:t>0.283</w:t>
+            </w:r>
           </w:p>
         </w:tc>
         <w:tc>
@@ -16937,9 +16709,17 @@
               <w:rPr>
                 <w:sz w:val="28"/>
                 <w:szCs w:val="28"/>
-                <w:lang w:val="ru-RU"/>
-              </w:rPr>
-            </w:pPr>
+                <w:lang w:val="en-US"/>
+              </w:rPr>
+            </w:pPr>
+            <w:r>
+              <w:rPr>
+                <w:sz w:val="28"/>
+                <w:szCs w:val="28"/>
+                <w:lang w:val="en-US"/>
+              </w:rPr>
+              <w:t>35652</w:t>
+            </w:r>
           </w:p>
         </w:tc>
         <w:tc>
@@ -16953,9 +16733,17 @@
               <w:rPr>
                 <w:sz w:val="28"/>
                 <w:szCs w:val="28"/>
-                <w:lang w:val="ru-RU"/>
-              </w:rPr>
-            </w:pPr>
+                <w:lang w:val="en-US"/>
+              </w:rPr>
+            </w:pPr>
+            <w:r>
+              <w:rPr>
+                <w:sz w:val="28"/>
+                <w:szCs w:val="28"/>
+                <w:lang w:val="en-US"/>
+              </w:rPr>
+              <w:t>14.142</w:t>
+            </w:r>
           </w:p>
         </w:tc>
         <w:tc>
@@ -16969,9 +16757,17 @@
               <w:rPr>
                 <w:sz w:val="28"/>
                 <w:szCs w:val="28"/>
-                <w:lang w:val="ru-RU"/>
-              </w:rPr>
-            </w:pPr>
+                <w:lang w:val="en-US"/>
+              </w:rPr>
+            </w:pPr>
+            <w:r>
+              <w:rPr>
+                <w:sz w:val="28"/>
+                <w:szCs w:val="28"/>
+                <w:lang w:val="en-US"/>
+              </w:rPr>
+              <w:t>31.322</w:t>
+            </w:r>
           </w:p>
         </w:tc>
         <w:tc>
@@ -16985,9 +16781,17 @@
               <w:rPr>
                 <w:sz w:val="28"/>
                 <w:szCs w:val="28"/>
-                <w:lang w:val="ru-RU"/>
-              </w:rPr>
-            </w:pPr>
+                <w:lang w:val="en-US"/>
+              </w:rPr>
+            </w:pPr>
+            <w:r>
+              <w:rPr>
+                <w:sz w:val="28"/>
+                <w:szCs w:val="28"/>
+                <w:lang w:val="en-US"/>
+              </w:rPr>
+              <w:t>0.45</w:t>
+            </w:r>
           </w:p>
         </w:tc>
         <w:tc>
@@ -17001,9 +16805,17 @@
               <w:rPr>
                 <w:sz w:val="28"/>
                 <w:szCs w:val="28"/>
-                <w:lang w:val="ru-RU"/>
-              </w:rPr>
-            </w:pPr>
+                <w:lang w:val="en-US"/>
+              </w:rPr>
+            </w:pPr>
+            <w:r>
+              <w:rPr>
+                <w:sz w:val="28"/>
+                <w:szCs w:val="28"/>
+                <w:lang w:val="en-US"/>
+              </w:rPr>
+              <w:t>22.526</w:t>
+            </w:r>
           </w:p>
         </w:tc>
       </w:tr>
@@ -17014,395 +16826,201 @@
         <w:tc>
           <w:tcPr>
             <w:tcW w:w="1274" w:type="dxa"/>
-          </w:tcPr>
-          <w:p>
-            <w:pPr>
-              <w:ind w:firstLine="0"/>
-              <w:jc w:val="both"/>
-              <w:rPr>
-                <w:sz w:val="28"/>
-                <w:szCs w:val="28"/>
-                <w:lang w:val="ru-RU"/>
-              </w:rPr>
-            </w:pPr>
+            <w:shd w:val="clear" w:color="auto" w:fill="FBD4B4" w:themeFill="accent6" w:themeFillTint="66"/>
+          </w:tcPr>
+          <w:p>
+            <w:pPr>
+              <w:ind w:firstLine="0"/>
+              <w:jc w:val="both"/>
+              <w:rPr>
+                <w:sz w:val="28"/>
+                <w:szCs w:val="28"/>
+                <w:lang w:val="en-US"/>
+              </w:rPr>
+            </w:pPr>
+            <w:r>
+              <w:rPr>
+                <w:sz w:val="28"/>
+                <w:szCs w:val="28"/>
+                <w:lang w:val="en-US"/>
+              </w:rPr>
+              <w:t>75000</w:t>
+            </w:r>
           </w:p>
         </w:tc>
         <w:tc>
           <w:tcPr>
             <w:tcW w:w="1274" w:type="dxa"/>
-          </w:tcPr>
-          <w:p>
-            <w:pPr>
-              <w:ind w:firstLine="0"/>
-              <w:jc w:val="both"/>
-              <w:rPr>
-                <w:sz w:val="28"/>
-                <w:szCs w:val="28"/>
-                <w:lang w:val="ru-RU"/>
-              </w:rPr>
-            </w:pPr>
+            <w:shd w:val="clear" w:color="auto" w:fill="FBD4B4" w:themeFill="accent6" w:themeFillTint="66"/>
+          </w:tcPr>
+          <w:p>
+            <w:pPr>
+              <w:ind w:firstLine="0"/>
+              <w:jc w:val="both"/>
+              <w:rPr>
+                <w:sz w:val="28"/>
+                <w:szCs w:val="28"/>
+                <w:lang w:val="en-US"/>
+              </w:rPr>
+            </w:pPr>
+            <w:r>
+              <w:rPr>
+                <w:sz w:val="28"/>
+                <w:szCs w:val="28"/>
+                <w:lang w:val="en-US"/>
+              </w:rPr>
+              <w:t>10</w:t>
+            </w:r>
           </w:p>
         </w:tc>
         <w:tc>
           <w:tcPr>
             <w:tcW w:w="1274" w:type="dxa"/>
-          </w:tcPr>
-          <w:p>
-            <w:pPr>
-              <w:ind w:firstLine="0"/>
-              <w:jc w:val="both"/>
-              <w:rPr>
-                <w:sz w:val="28"/>
-                <w:szCs w:val="28"/>
-                <w:lang w:val="ru-RU"/>
-              </w:rPr>
-            </w:pPr>
+            <w:shd w:val="clear" w:color="auto" w:fill="FBD4B4" w:themeFill="accent6" w:themeFillTint="66"/>
+          </w:tcPr>
+          <w:p>
+            <w:pPr>
+              <w:ind w:firstLine="0"/>
+              <w:jc w:val="both"/>
+              <w:rPr>
+                <w:sz w:val="28"/>
+                <w:szCs w:val="28"/>
+                <w:lang w:val="en-US"/>
+              </w:rPr>
+            </w:pPr>
+            <w:r>
+              <w:rPr>
+                <w:sz w:val="28"/>
+                <w:szCs w:val="28"/>
+                <w:lang w:val="en-US"/>
+              </w:rPr>
+              <w:t>0.281</w:t>
+            </w:r>
           </w:p>
         </w:tc>
         <w:tc>
           <w:tcPr>
             <w:tcW w:w="1275" w:type="dxa"/>
-          </w:tcPr>
-          <w:p>
-            <w:pPr>
-              <w:ind w:firstLine="0"/>
-              <w:jc w:val="both"/>
-              <w:rPr>
-                <w:sz w:val="28"/>
-                <w:szCs w:val="28"/>
-                <w:lang w:val="ru-RU"/>
-              </w:rPr>
-            </w:pPr>
+            <w:shd w:val="clear" w:color="auto" w:fill="FBD4B4" w:themeFill="accent6" w:themeFillTint="66"/>
+          </w:tcPr>
+          <w:p>
+            <w:pPr>
+              <w:ind w:firstLine="0"/>
+              <w:jc w:val="both"/>
+              <w:rPr>
+                <w:sz w:val="28"/>
+                <w:szCs w:val="28"/>
+                <w:lang w:val="en-US"/>
+              </w:rPr>
+            </w:pPr>
+            <w:r>
+              <w:rPr>
+                <w:sz w:val="28"/>
+                <w:szCs w:val="28"/>
+                <w:lang w:val="en-US"/>
+              </w:rPr>
+              <w:t>41175</w:t>
+            </w:r>
           </w:p>
         </w:tc>
         <w:tc>
           <w:tcPr>
             <w:tcW w:w="1275" w:type="dxa"/>
-          </w:tcPr>
-          <w:p>
-            <w:pPr>
-              <w:ind w:firstLine="0"/>
-              <w:jc w:val="both"/>
-              <w:rPr>
-                <w:sz w:val="28"/>
-                <w:szCs w:val="28"/>
-                <w:lang w:val="ru-RU"/>
-              </w:rPr>
-            </w:pPr>
+            <w:shd w:val="clear" w:color="auto" w:fill="FBD4B4" w:themeFill="accent6" w:themeFillTint="66"/>
+          </w:tcPr>
+          <w:p>
+            <w:pPr>
+              <w:ind w:firstLine="0"/>
+              <w:jc w:val="both"/>
+              <w:rPr>
+                <w:sz w:val="28"/>
+                <w:szCs w:val="28"/>
+                <w:lang w:val="en-US"/>
+              </w:rPr>
+            </w:pPr>
+            <w:r>
+              <w:rPr>
+                <w:sz w:val="28"/>
+                <w:szCs w:val="28"/>
+                <w:lang w:val="en-US"/>
+              </w:rPr>
+              <w:t>14.045</w:t>
+            </w:r>
           </w:p>
         </w:tc>
         <w:tc>
           <w:tcPr>
             <w:tcW w:w="1275" w:type="dxa"/>
-          </w:tcPr>
-          <w:p>
-            <w:pPr>
-              <w:ind w:firstLine="0"/>
-              <w:jc w:val="both"/>
-              <w:rPr>
-                <w:sz w:val="28"/>
-                <w:szCs w:val="28"/>
-                <w:lang w:val="ru-RU"/>
-              </w:rPr>
-            </w:pPr>
+            <w:shd w:val="clear" w:color="auto" w:fill="FBD4B4" w:themeFill="accent6" w:themeFillTint="66"/>
+          </w:tcPr>
+          <w:p>
+            <w:pPr>
+              <w:ind w:firstLine="0"/>
+              <w:jc w:val="both"/>
+              <w:rPr>
+                <w:sz w:val="28"/>
+                <w:szCs w:val="28"/>
+                <w:lang w:val="en-US"/>
+              </w:rPr>
+            </w:pPr>
+            <w:r>
+              <w:rPr>
+                <w:sz w:val="28"/>
+                <w:szCs w:val="28"/>
+                <w:lang w:val="en-US"/>
+              </w:rPr>
+              <w:t>31.14</w:t>
+            </w:r>
           </w:p>
         </w:tc>
         <w:tc>
           <w:tcPr>
             <w:tcW w:w="1275" w:type="dxa"/>
-          </w:tcPr>
-          <w:p>
-            <w:pPr>
-              <w:ind w:firstLine="0"/>
-              <w:jc w:val="both"/>
-              <w:rPr>
-                <w:sz w:val="28"/>
-                <w:szCs w:val="28"/>
-                <w:lang w:val="ru-RU"/>
-              </w:rPr>
-            </w:pPr>
+            <w:shd w:val="clear" w:color="auto" w:fill="FBD4B4" w:themeFill="accent6" w:themeFillTint="66"/>
+          </w:tcPr>
+          <w:p>
+            <w:pPr>
+              <w:ind w:firstLine="0"/>
+              <w:jc w:val="both"/>
+              <w:rPr>
+                <w:sz w:val="28"/>
+                <w:szCs w:val="28"/>
+                <w:lang w:val="en-US"/>
+              </w:rPr>
+            </w:pPr>
+            <w:r>
+              <w:rPr>
+                <w:sz w:val="28"/>
+                <w:szCs w:val="28"/>
+                <w:lang w:val="en-US"/>
+              </w:rPr>
+              <w:t>0.451</w:t>
+            </w:r>
           </w:p>
         </w:tc>
         <w:tc>
           <w:tcPr>
             <w:tcW w:w="1275" w:type="dxa"/>
-          </w:tcPr>
-          <w:p>
-            <w:pPr>
-              <w:ind w:firstLine="0"/>
-              <w:jc w:val="both"/>
-              <w:rPr>
-                <w:sz w:val="28"/>
-                <w:szCs w:val="28"/>
-                <w:lang w:val="ru-RU"/>
-              </w:rPr>
-            </w:pPr>
-          </w:p>
-        </w:tc>
-      </w:tr>
-      <w:tr>
-        <w:trPr>
-          <w:trHeight w:val="454"/>
-        </w:trPr>
-        <w:tc>
-          <w:tcPr>
-            <w:tcW w:w="1274" w:type="dxa"/>
-          </w:tcPr>
-          <w:p>
-            <w:pPr>
-              <w:ind w:firstLine="0"/>
-              <w:jc w:val="both"/>
-              <w:rPr>
-                <w:sz w:val="28"/>
-                <w:szCs w:val="28"/>
-                <w:lang w:val="ru-RU"/>
-              </w:rPr>
-            </w:pPr>
-          </w:p>
-        </w:tc>
-        <w:tc>
-          <w:tcPr>
-            <w:tcW w:w="1274" w:type="dxa"/>
-          </w:tcPr>
-          <w:p>
-            <w:pPr>
-              <w:ind w:firstLine="0"/>
-              <w:jc w:val="both"/>
-              <w:rPr>
-                <w:sz w:val="28"/>
-                <w:szCs w:val="28"/>
-                <w:lang w:val="ru-RU"/>
-              </w:rPr>
-            </w:pPr>
-          </w:p>
-        </w:tc>
-        <w:tc>
-          <w:tcPr>
-            <w:tcW w:w="1274" w:type="dxa"/>
-          </w:tcPr>
-          <w:p>
-            <w:pPr>
-              <w:ind w:firstLine="0"/>
-              <w:jc w:val="both"/>
-              <w:rPr>
-                <w:sz w:val="28"/>
-                <w:szCs w:val="28"/>
-                <w:lang w:val="ru-RU"/>
-              </w:rPr>
-            </w:pPr>
-          </w:p>
-        </w:tc>
-        <w:tc>
-          <w:tcPr>
-            <w:tcW w:w="1275" w:type="dxa"/>
-          </w:tcPr>
-          <w:p>
-            <w:pPr>
-              <w:ind w:firstLine="0"/>
-              <w:jc w:val="both"/>
-              <w:rPr>
-                <w:sz w:val="28"/>
-                <w:szCs w:val="28"/>
-                <w:lang w:val="ru-RU"/>
-              </w:rPr>
-            </w:pPr>
-          </w:p>
-        </w:tc>
-        <w:tc>
-          <w:tcPr>
-            <w:tcW w:w="1275" w:type="dxa"/>
-          </w:tcPr>
-          <w:p>
-            <w:pPr>
-              <w:ind w:firstLine="0"/>
-              <w:jc w:val="both"/>
-              <w:rPr>
-                <w:sz w:val="28"/>
-                <w:szCs w:val="28"/>
-                <w:lang w:val="ru-RU"/>
-              </w:rPr>
-            </w:pPr>
-          </w:p>
-        </w:tc>
-        <w:tc>
-          <w:tcPr>
-            <w:tcW w:w="1275" w:type="dxa"/>
-          </w:tcPr>
-          <w:p>
-            <w:pPr>
-              <w:ind w:firstLine="0"/>
-              <w:jc w:val="both"/>
-              <w:rPr>
-                <w:sz w:val="28"/>
-                <w:szCs w:val="28"/>
-                <w:lang w:val="ru-RU"/>
-              </w:rPr>
-            </w:pPr>
-          </w:p>
-        </w:tc>
-        <w:tc>
-          <w:tcPr>
-            <w:tcW w:w="1275" w:type="dxa"/>
-          </w:tcPr>
-          <w:p>
-            <w:pPr>
-              <w:ind w:firstLine="0"/>
-              <w:jc w:val="both"/>
-              <w:rPr>
-                <w:sz w:val="28"/>
-                <w:szCs w:val="28"/>
-                <w:lang w:val="ru-RU"/>
-              </w:rPr>
-            </w:pPr>
-          </w:p>
-        </w:tc>
-        <w:tc>
-          <w:tcPr>
-            <w:tcW w:w="1275" w:type="dxa"/>
-          </w:tcPr>
-          <w:p>
-            <w:pPr>
-              <w:ind w:firstLine="0"/>
-              <w:jc w:val="both"/>
-              <w:rPr>
-                <w:sz w:val="28"/>
-                <w:szCs w:val="28"/>
-                <w:lang w:val="ru-RU"/>
-              </w:rPr>
-            </w:pPr>
-          </w:p>
-        </w:tc>
-      </w:tr>
-      <w:tr>
-        <w:trPr>
-          <w:trHeight w:val="454"/>
-        </w:trPr>
-        <w:tc>
-          <w:tcPr>
-            <w:tcW w:w="1274" w:type="dxa"/>
-          </w:tcPr>
-          <w:p>
-            <w:pPr>
-              <w:ind w:firstLine="0"/>
-              <w:jc w:val="both"/>
-              <w:rPr>
-                <w:sz w:val="28"/>
-                <w:szCs w:val="28"/>
-                <w:lang w:val="ru-RU"/>
-              </w:rPr>
-            </w:pPr>
-          </w:p>
-        </w:tc>
-        <w:tc>
-          <w:tcPr>
-            <w:tcW w:w="1274" w:type="dxa"/>
-          </w:tcPr>
-          <w:p>
-            <w:pPr>
-              <w:ind w:firstLine="0"/>
-              <w:jc w:val="both"/>
-              <w:rPr>
-                <w:sz w:val="28"/>
-                <w:szCs w:val="28"/>
-                <w:lang w:val="ru-RU"/>
-              </w:rPr>
-            </w:pPr>
-          </w:p>
-        </w:tc>
-        <w:tc>
-          <w:tcPr>
-            <w:tcW w:w="1274" w:type="dxa"/>
-          </w:tcPr>
-          <w:p>
-            <w:pPr>
-              <w:ind w:firstLine="0"/>
-              <w:jc w:val="both"/>
-              <w:rPr>
-                <w:sz w:val="28"/>
-                <w:szCs w:val="28"/>
-                <w:lang w:val="ru-RU"/>
-              </w:rPr>
-            </w:pPr>
-          </w:p>
-        </w:tc>
-        <w:tc>
-          <w:tcPr>
-            <w:tcW w:w="1275" w:type="dxa"/>
-          </w:tcPr>
-          <w:p>
-            <w:pPr>
-              <w:ind w:firstLine="0"/>
-              <w:jc w:val="both"/>
-              <w:rPr>
-                <w:sz w:val="28"/>
-                <w:szCs w:val="28"/>
-                <w:lang w:val="ru-RU"/>
-              </w:rPr>
-            </w:pPr>
-          </w:p>
-        </w:tc>
-        <w:tc>
-          <w:tcPr>
-            <w:tcW w:w="1275" w:type="dxa"/>
-          </w:tcPr>
-          <w:p>
-            <w:pPr>
-              <w:ind w:firstLine="0"/>
-              <w:jc w:val="both"/>
-              <w:rPr>
-                <w:sz w:val="28"/>
-                <w:szCs w:val="28"/>
-                <w:lang w:val="ru-RU"/>
-              </w:rPr>
-            </w:pPr>
-          </w:p>
-        </w:tc>
-        <w:tc>
-          <w:tcPr>
-            <w:tcW w:w="1275" w:type="dxa"/>
-          </w:tcPr>
-          <w:p>
-            <w:pPr>
-              <w:ind w:firstLine="0"/>
-              <w:jc w:val="both"/>
-              <w:rPr>
-                <w:sz w:val="28"/>
-                <w:szCs w:val="28"/>
-                <w:lang w:val="ru-RU"/>
-              </w:rPr>
-            </w:pPr>
-          </w:p>
-        </w:tc>
-        <w:tc>
-          <w:tcPr>
-            <w:tcW w:w="1275" w:type="dxa"/>
-          </w:tcPr>
-          <w:p>
-            <w:pPr>
-              <w:ind w:firstLine="0"/>
-              <w:jc w:val="both"/>
-              <w:rPr>
-                <w:sz w:val="28"/>
-                <w:szCs w:val="28"/>
-                <w:lang w:val="ru-RU"/>
-              </w:rPr>
-            </w:pPr>
-          </w:p>
-        </w:tc>
-        <w:tc>
-          <w:tcPr>
-            <w:tcW w:w="1275" w:type="dxa"/>
-          </w:tcPr>
-          <w:p>
-            <w:pPr>
-              <w:ind w:firstLine="0"/>
-              <w:jc w:val="both"/>
-              <w:rPr>
-                <w:sz w:val="28"/>
-                <w:szCs w:val="28"/>
-                <w:lang w:val="ru-RU"/>
-              </w:rPr>
-            </w:pPr>
+            <w:shd w:val="clear" w:color="auto" w:fill="FBD4B4" w:themeFill="accent6" w:themeFillTint="66"/>
+          </w:tcPr>
+          <w:p>
+            <w:pPr>
+              <w:ind w:firstLine="0"/>
+              <w:jc w:val="both"/>
+              <w:rPr>
+                <w:sz w:val="28"/>
+                <w:szCs w:val="28"/>
+                <w:lang w:val="en-US"/>
+              </w:rPr>
+            </w:pPr>
+            <w:r>
+              <w:rPr>
+                <w:sz w:val="28"/>
+                <w:szCs w:val="28"/>
+                <w:lang w:val="en-US"/>
+              </w:rPr>
+              <w:t>22.515</w:t>
+            </w:r>
           </w:p>
         </w:tc>
       </w:tr>
@@ -17585,12 +17203,25 @@
         <w:ind w:firstLine="0"/>
         <w:jc w:val="both"/>
         <w:rPr>
+          <w:b/>
+          <w:bCs/>
           <w:sz w:val="28"/>
           <w:szCs w:val="28"/>
           <w:lang w:val="ru-RU"/>
         </w:rPr>
       </w:pPr>
       <w:bookmarkStart w:id="7" w:name="_Hlk213334025"/>
+    </w:p>
+    <w:p>
+      <w:pPr>
+        <w:ind w:firstLine="0"/>
+        <w:jc w:val="both"/>
+        <w:rPr>
+          <w:sz w:val="28"/>
+          <w:szCs w:val="28"/>
+          <w:lang w:val="ru-RU"/>
+        </w:rPr>
+      </w:pPr>
       <w:r>
         <w:rPr>
           <w:b/>
@@ -17598,7 +17229,6 @@
           <w:sz w:val="28"/>
           <w:szCs w:val="28"/>
         </w:rPr>
-        <w:lastRenderedPageBreak/>
         <w:t>Вывод:</w:t>
       </w:r>
       <w:r>
@@ -17612,9 +17242,17 @@
         <w:rPr>
           <w:sz w:val="28"/>
           <w:szCs w:val="28"/>
-          <w:highlight w:val="yellow"/>
-        </w:rPr>
-        <w:t>80000</w:t>
+          <w:lang w:val="ru-RU"/>
+        </w:rPr>
+        <w:t>7500</w:t>
+      </w:r>
+      <w:r>
+        <w:rPr>
+          <w:sz w:val="28"/>
+          <w:szCs w:val="28"/>
+          <w:lang w:val="ru-RU"/>
+        </w:rPr>
+        <w:t>0</w:t>
       </w:r>
       <w:r>
         <w:rPr>
@@ -18084,6 +17722,7 @@
           <w:sz w:val="28"/>
           <w:szCs w:val="28"/>
         </w:rPr>
+        <w:lastRenderedPageBreak/>
         <w:t>Среднее время обслуживания:</w:t>
       </w:r>
       <w:r>
@@ -18544,16 +18183,7 @@
                         <w:szCs w:val="40"/>
                         <w:lang w:val="ru-RU"/>
                       </w:rPr>
-                      <m:t>1</m:t>
-                    </m:r>
-                    <m:r>
-                      <w:rPr>
-                        <w:rFonts w:ascii="Cambria Math" w:hAnsi="Cambria Math"/>
-                        <w:sz w:val="40"/>
-                        <w:szCs w:val="40"/>
-                        <w:lang w:val="ru-RU"/>
-                      </w:rPr>
-                      <m:t>8</m:t>
+                      <m:t>18</m:t>
                     </m:r>
                   </m:den>
                 </m:f>
@@ -18942,16 +18572,7 @@
                     <w:szCs w:val="36"/>
                     <w:lang w:val="ru-RU"/>
                   </w:rPr>
-                  <m:t>.</m:t>
-                </m:r>
-                <m:r>
-                  <w:rPr>
-                    <w:rFonts w:ascii="Cambria Math" w:hAnsi="Cambria Math"/>
-                    <w:sz w:val="36"/>
-                    <w:szCs w:val="36"/>
-                    <w:lang w:val="ru-RU"/>
-                  </w:rPr>
-                  <m:t>80</m:t>
+                  <m:t>.80</m:t>
                 </m:r>
               </m:e>
               <m:sup>
@@ -19118,25 +18739,7 @@
                 <w:szCs w:val="36"/>
                 <w:lang w:val="ru-RU"/>
               </w:rPr>
-              <m:t>2(1-0.</m:t>
-            </m:r>
-            <m:r>
-              <w:rPr>
-                <w:rFonts w:ascii="Cambria Math" w:hAnsi="Cambria Math"/>
-                <w:sz w:val="36"/>
-                <w:szCs w:val="36"/>
-                <w:lang w:val="ru-RU"/>
-              </w:rPr>
-              <m:t>80</m:t>
-            </m:r>
-            <m:r>
-              <w:rPr>
-                <w:rFonts w:ascii="Cambria Math" w:hAnsi="Cambria Math"/>
-                <w:sz w:val="36"/>
-                <w:szCs w:val="36"/>
-                <w:lang w:val="ru-RU"/>
-              </w:rPr>
-              <m:t>)</m:t>
+              <m:t>2(1-0.80)</m:t>
             </m:r>
           </m:den>
         </m:f>
@@ -19171,16 +18774,7 @@
                 <w:szCs w:val="36"/>
                 <w:lang w:val="ru-RU"/>
               </w:rPr>
-              <m:t>0.</m:t>
-            </m:r>
-            <m:r>
-              <w:rPr>
-                <w:rFonts w:ascii="Cambria Math" w:hAnsi="Cambria Math"/>
-                <w:sz w:val="36"/>
-                <w:szCs w:val="36"/>
-                <w:lang w:val="ru-RU"/>
-              </w:rPr>
-              <m:t>96</m:t>
+              <m:t>0.96</m:t>
             </m:r>
           </m:num>
           <m:den>
@@ -19212,25 +18806,7 @@
           <w:szCs w:val="28"/>
           <w:lang w:val="ru-RU"/>
         </w:rPr>
-        <w:t>2</w:t>
-      </w:r>
-      <w:r>
-        <w:rPr>
-          <w:rFonts w:ascii="Cambria Math" w:hAnsi="Cambria Math"/>
-          <w:sz w:val="28"/>
-          <w:szCs w:val="28"/>
-          <w:lang w:val="ru-RU"/>
-        </w:rPr>
-        <w:t>.4</w:t>
-      </w:r>
-      <w:r>
-        <w:rPr>
-          <w:rFonts w:ascii="Cambria Math" w:hAnsi="Cambria Math"/>
-          <w:sz w:val="28"/>
-          <w:szCs w:val="28"/>
-          <w:lang w:val="ru-RU"/>
-        </w:rPr>
-        <w:t>(</w:t>
+        <w:t>2.4(</w:t>
       </w:r>
       <w:r>
         <w:rPr>
@@ -19670,16 +19246,7 @@
                 <w:szCs w:val="36"/>
                 <w:lang w:val="ru-RU"/>
               </w:rPr>
-              <m:t>2</m:t>
-            </m:r>
-            <m:r>
-              <w:rPr>
-                <w:rFonts w:ascii="Cambria Math" w:hAnsi="Cambria Math"/>
-                <w:sz w:val="36"/>
-                <w:szCs w:val="36"/>
-                <w:lang w:val="ru-RU"/>
-              </w:rPr>
-              <m:t>.4</m:t>
+              <m:t>2.4</m:t>
             </m:r>
           </m:num>
           <m:den>
@@ -20040,9 +19607,17 @@
               <w:rPr>
                 <w:sz w:val="28"/>
                 <w:szCs w:val="28"/>
-                <w:lang w:val="ru-RU"/>
-              </w:rPr>
-            </w:pPr>
+                <w:lang w:val="en-US"/>
+              </w:rPr>
+            </w:pPr>
+            <w:r>
+              <w:rPr>
+                <w:sz w:val="28"/>
+                <w:szCs w:val="28"/>
+                <w:lang w:val="en-US"/>
+              </w:rPr>
+              <w:t>17</w:t>
+            </w:r>
           </w:p>
         </w:tc>
         <w:tc>
@@ -20056,9 +19631,17 @@
               <w:rPr>
                 <w:sz w:val="28"/>
                 <w:szCs w:val="28"/>
-                <w:lang w:val="ru-RU"/>
-              </w:rPr>
-            </w:pPr>
+                <w:lang w:val="en-US"/>
+              </w:rPr>
+            </w:pPr>
+            <w:r>
+              <w:rPr>
+                <w:sz w:val="28"/>
+                <w:szCs w:val="28"/>
+                <w:lang w:val="en-US"/>
+              </w:rPr>
+              <w:t>2.472</w:t>
+            </w:r>
           </w:p>
         </w:tc>
         <w:tc>
@@ -20072,9 +19655,17 @@
               <w:rPr>
                 <w:sz w:val="28"/>
                 <w:szCs w:val="28"/>
-                <w:lang w:val="ru-RU"/>
-              </w:rPr>
-            </w:pPr>
+                <w:lang w:val="en-US"/>
+              </w:rPr>
+            </w:pPr>
+            <w:r>
+              <w:rPr>
+                <w:sz w:val="28"/>
+                <w:szCs w:val="28"/>
+                <w:lang w:val="en-US"/>
+              </w:rPr>
+              <w:t>394</w:t>
+            </w:r>
           </w:p>
         </w:tc>
         <w:tc>
@@ -20088,9 +19679,17 @@
               <w:rPr>
                 <w:sz w:val="28"/>
                 <w:szCs w:val="28"/>
-                <w:lang w:val="ru-RU"/>
-              </w:rPr>
-            </w:pPr>
+                <w:lang w:val="en-US"/>
+              </w:rPr>
+            </w:pPr>
+            <w:r>
+              <w:rPr>
+                <w:sz w:val="28"/>
+                <w:szCs w:val="28"/>
+                <w:lang w:val="en-US"/>
+              </w:rPr>
+              <w:t>124.342</w:t>
+            </w:r>
           </w:p>
         </w:tc>
         <w:tc>
@@ -20104,9 +19703,17 @@
               <w:rPr>
                 <w:sz w:val="28"/>
                 <w:szCs w:val="28"/>
-                <w:lang w:val="ru-RU"/>
-              </w:rPr>
-            </w:pPr>
+                <w:lang w:val="en-US"/>
+              </w:rPr>
+            </w:pPr>
+            <w:r>
+              <w:rPr>
+                <w:sz w:val="28"/>
+                <w:szCs w:val="28"/>
+                <w:lang w:val="en-US"/>
+              </w:rPr>
+              <w:t>154.752</w:t>
+            </w:r>
           </w:p>
         </w:tc>
         <w:tc>
@@ -20120,9 +19727,17 @@
               <w:rPr>
                 <w:sz w:val="28"/>
                 <w:szCs w:val="28"/>
-                <w:lang w:val="ru-RU"/>
-              </w:rPr>
-            </w:pPr>
+                <w:lang w:val="en-US"/>
+              </w:rPr>
+            </w:pPr>
+            <w:r>
+              <w:rPr>
+                <w:sz w:val="28"/>
+                <w:szCs w:val="28"/>
+                <w:lang w:val="en-US"/>
+              </w:rPr>
+              <w:t>0.799</w:t>
+            </w:r>
           </w:p>
         </w:tc>
         <w:tc>
@@ -20136,9 +19751,17 @@
               <w:rPr>
                 <w:sz w:val="28"/>
                 <w:szCs w:val="28"/>
-                <w:lang w:val="ru-RU"/>
-              </w:rPr>
-            </w:pPr>
+                <w:lang w:val="en-US"/>
+              </w:rPr>
+            </w:pPr>
+            <w:r>
+              <w:rPr>
+                <w:sz w:val="28"/>
+                <w:szCs w:val="28"/>
+                <w:lang w:val="en-US"/>
+              </w:rPr>
+              <w:t>40.271</w:t>
+            </w:r>
           </w:p>
         </w:tc>
       </w:tr>
@@ -20157,9 +19780,17 @@
               <w:rPr>
                 <w:sz w:val="28"/>
                 <w:szCs w:val="28"/>
-                <w:lang w:val="ru-RU"/>
-              </w:rPr>
-            </w:pPr>
+                <w:lang w:val="en-US"/>
+              </w:rPr>
+            </w:pPr>
+            <w:r>
+              <w:rPr>
+                <w:sz w:val="28"/>
+                <w:szCs w:val="28"/>
+                <w:lang w:val="en-US"/>
+              </w:rPr>
+              <w:t>55000</w:t>
+            </w:r>
           </w:p>
         </w:tc>
         <w:tc>
@@ -20173,9 +19804,17 @@
               <w:rPr>
                 <w:sz w:val="28"/>
                 <w:szCs w:val="28"/>
-                <w:lang w:val="ru-RU"/>
-              </w:rPr>
-            </w:pPr>
+                <w:lang w:val="en-US"/>
+              </w:rPr>
+            </w:pPr>
+            <w:r>
+              <w:rPr>
+                <w:sz w:val="28"/>
+                <w:szCs w:val="28"/>
+                <w:lang w:val="en-US"/>
+              </w:rPr>
+              <w:t>36</w:t>
+            </w:r>
           </w:p>
         </w:tc>
         <w:tc>
@@ -20189,9 +19828,17 @@
               <w:rPr>
                 <w:sz w:val="28"/>
                 <w:szCs w:val="28"/>
-                <w:lang w:val="ru-RU"/>
-              </w:rPr>
-            </w:pPr>
+                <w:lang w:val="en-US"/>
+              </w:rPr>
+            </w:pPr>
+            <w:r>
+              <w:rPr>
+                <w:sz w:val="28"/>
+                <w:szCs w:val="28"/>
+                <w:lang w:val="en-US"/>
+              </w:rPr>
+              <w:t>2.577</w:t>
+            </w:r>
           </w:p>
         </w:tc>
         <w:tc>
@@ -20205,9 +19852,17 @@
               <w:rPr>
                 <w:sz w:val="28"/>
                 <w:szCs w:val="28"/>
-                <w:lang w:val="ru-RU"/>
-              </w:rPr>
-            </w:pPr>
+                <w:lang w:val="en-US"/>
+              </w:rPr>
+            </w:pPr>
+            <w:r>
+              <w:rPr>
+                <w:sz w:val="28"/>
+                <w:szCs w:val="28"/>
+                <w:lang w:val="en-US"/>
+              </w:rPr>
+              <w:t>10980</w:t>
+            </w:r>
           </w:p>
         </w:tc>
         <w:tc>
@@ -20221,9 +19876,17 @@
               <w:rPr>
                 <w:sz w:val="28"/>
                 <w:szCs w:val="28"/>
-                <w:lang w:val="ru-RU"/>
-              </w:rPr>
-            </w:pPr>
+                <w:lang w:val="en-US"/>
+              </w:rPr>
+            </w:pPr>
+            <w:r>
+              <w:rPr>
+                <w:sz w:val="28"/>
+                <w:szCs w:val="28"/>
+                <w:lang w:val="en-US"/>
+              </w:rPr>
+              <w:t>128.406</w:t>
+            </w:r>
           </w:p>
         </w:tc>
         <w:tc>
@@ -20237,9 +19900,17 @@
               <w:rPr>
                 <w:sz w:val="28"/>
                 <w:szCs w:val="28"/>
-                <w:lang w:val="ru-RU"/>
-              </w:rPr>
-            </w:pPr>
+                <w:lang w:val="en-US"/>
+              </w:rPr>
+            </w:pPr>
+            <w:r>
+              <w:rPr>
+                <w:sz w:val="28"/>
+                <w:szCs w:val="28"/>
+                <w:lang w:val="en-US"/>
+              </w:rPr>
+              <w:t>160.427</w:t>
+            </w:r>
           </w:p>
         </w:tc>
         <w:tc>
@@ -20253,9 +19924,17 @@
               <w:rPr>
                 <w:sz w:val="28"/>
                 <w:szCs w:val="28"/>
-                <w:lang w:val="ru-RU"/>
-              </w:rPr>
-            </w:pPr>
+                <w:lang w:val="en-US"/>
+              </w:rPr>
+            </w:pPr>
+            <w:r>
+              <w:rPr>
+                <w:sz w:val="28"/>
+                <w:szCs w:val="28"/>
+                <w:lang w:val="en-US"/>
+              </w:rPr>
+              <w:t>0.803</w:t>
+            </w:r>
           </w:p>
         </w:tc>
         <w:tc>
@@ -20269,9 +19948,17 @@
               <w:rPr>
                 <w:sz w:val="28"/>
                 <w:szCs w:val="28"/>
-                <w:lang w:val="ru-RU"/>
-              </w:rPr>
-            </w:pPr>
+                <w:lang w:val="en-US"/>
+              </w:rPr>
+            </w:pPr>
+            <w:r>
+              <w:rPr>
+                <w:sz w:val="28"/>
+                <w:szCs w:val="28"/>
+                <w:lang w:val="en-US"/>
+              </w:rPr>
+              <w:t>40.034</w:t>
+            </w:r>
           </w:p>
         </w:tc>
       </w:tr>
@@ -20282,528 +19969,209 @@
         <w:tc>
           <w:tcPr>
             <w:tcW w:w="1274" w:type="dxa"/>
-          </w:tcPr>
-          <w:p>
-            <w:pPr>
-              <w:ind w:firstLine="0"/>
-              <w:jc w:val="both"/>
-              <w:rPr>
-                <w:sz w:val="28"/>
-                <w:szCs w:val="28"/>
-                <w:lang w:val="ru-RU"/>
-              </w:rPr>
-            </w:pPr>
+            <w:shd w:val="clear" w:color="auto" w:fill="FBD4B4" w:themeFill="accent6" w:themeFillTint="66"/>
+          </w:tcPr>
+          <w:p>
+            <w:pPr>
+              <w:ind w:firstLine="0"/>
+              <w:jc w:val="both"/>
+              <w:rPr>
+                <w:sz w:val="28"/>
+                <w:szCs w:val="28"/>
+                <w:lang w:val="ru-RU"/>
+              </w:rPr>
+            </w:pPr>
+            <w:r>
+              <w:rPr>
+                <w:sz w:val="28"/>
+                <w:szCs w:val="28"/>
+                <w:lang w:val="ru-RU"/>
+              </w:rPr>
+              <w:t>75000</w:t>
+            </w:r>
           </w:p>
         </w:tc>
         <w:tc>
           <w:tcPr>
             <w:tcW w:w="1274" w:type="dxa"/>
-          </w:tcPr>
-          <w:p>
-            <w:pPr>
-              <w:ind w:firstLine="0"/>
-              <w:jc w:val="both"/>
-              <w:rPr>
-                <w:sz w:val="28"/>
-                <w:szCs w:val="28"/>
-                <w:lang w:val="ru-RU"/>
-              </w:rPr>
-            </w:pPr>
+            <w:shd w:val="clear" w:color="auto" w:fill="FBD4B4" w:themeFill="accent6" w:themeFillTint="66"/>
+          </w:tcPr>
+          <w:p>
+            <w:pPr>
+              <w:ind w:firstLine="0"/>
+              <w:jc w:val="both"/>
+              <w:rPr>
+                <w:sz w:val="28"/>
+                <w:szCs w:val="28"/>
+                <w:lang w:val="ru-RU"/>
+              </w:rPr>
+            </w:pPr>
+            <w:r>
+              <w:rPr>
+                <w:sz w:val="28"/>
+                <w:szCs w:val="28"/>
+                <w:lang w:val="ru-RU"/>
+              </w:rPr>
+              <w:t>36</w:t>
+            </w:r>
           </w:p>
         </w:tc>
         <w:tc>
           <w:tcPr>
             <w:tcW w:w="1274" w:type="dxa"/>
-          </w:tcPr>
-          <w:p>
-            <w:pPr>
-              <w:ind w:firstLine="0"/>
-              <w:jc w:val="both"/>
-              <w:rPr>
-                <w:sz w:val="28"/>
-                <w:szCs w:val="28"/>
-                <w:lang w:val="ru-RU"/>
-              </w:rPr>
-            </w:pPr>
+            <w:shd w:val="clear" w:color="auto" w:fill="FBD4B4" w:themeFill="accent6" w:themeFillTint="66"/>
+          </w:tcPr>
+          <w:p>
+            <w:pPr>
+              <w:ind w:firstLine="0"/>
+              <w:jc w:val="both"/>
+              <w:rPr>
+                <w:sz w:val="28"/>
+                <w:szCs w:val="28"/>
+                <w:lang w:val="ru-RU"/>
+              </w:rPr>
+            </w:pPr>
+            <w:r>
+              <w:rPr>
+                <w:sz w:val="28"/>
+                <w:szCs w:val="28"/>
+                <w:lang w:val="ru-RU"/>
+              </w:rPr>
+              <w:t>2.521</w:t>
+            </w:r>
           </w:p>
         </w:tc>
         <w:tc>
           <w:tcPr>
             <w:tcW w:w="1275" w:type="dxa"/>
-          </w:tcPr>
-          <w:p>
-            <w:pPr>
-              <w:ind w:firstLine="0"/>
-              <w:jc w:val="both"/>
-              <w:rPr>
-                <w:sz w:val="28"/>
-                <w:szCs w:val="28"/>
-                <w:lang w:val="ru-RU"/>
-              </w:rPr>
-            </w:pPr>
+            <w:shd w:val="clear" w:color="auto" w:fill="FBD4B4" w:themeFill="accent6" w:themeFillTint="66"/>
+          </w:tcPr>
+          <w:p>
+            <w:pPr>
+              <w:ind w:firstLine="0"/>
+              <w:jc w:val="both"/>
+              <w:rPr>
+                <w:sz w:val="28"/>
+                <w:szCs w:val="28"/>
+                <w:lang w:val="ru-RU"/>
+              </w:rPr>
+            </w:pPr>
+            <w:r>
+              <w:rPr>
+                <w:sz w:val="28"/>
+                <w:szCs w:val="28"/>
+                <w:lang w:val="ru-RU"/>
+              </w:rPr>
+              <w:t>14912</w:t>
+            </w:r>
           </w:p>
         </w:tc>
         <w:tc>
           <w:tcPr>
             <w:tcW w:w="1275" w:type="dxa"/>
-          </w:tcPr>
-          <w:p>
-            <w:pPr>
-              <w:ind w:firstLine="0"/>
-              <w:jc w:val="both"/>
-              <w:rPr>
-                <w:sz w:val="28"/>
-                <w:szCs w:val="28"/>
-                <w:lang w:val="ru-RU"/>
-              </w:rPr>
-            </w:pPr>
+            <w:shd w:val="clear" w:color="auto" w:fill="FBD4B4" w:themeFill="accent6" w:themeFillTint="66"/>
+          </w:tcPr>
+          <w:p>
+            <w:pPr>
+              <w:ind w:firstLine="0"/>
+              <w:jc w:val="both"/>
+              <w:rPr>
+                <w:sz w:val="28"/>
+                <w:szCs w:val="28"/>
+                <w:lang w:val="ru-RU"/>
+              </w:rPr>
+            </w:pPr>
+            <w:r>
+              <w:rPr>
+                <w:sz w:val="28"/>
+                <w:szCs w:val="28"/>
+                <w:lang w:val="en-US"/>
+              </w:rPr>
+              <w:t>12</w:t>
+            </w:r>
+            <w:r>
+              <w:rPr>
+                <w:sz w:val="28"/>
+                <w:szCs w:val="28"/>
+                <w:lang w:val="ru-RU"/>
+              </w:rPr>
+              <w:t>5.833</w:t>
+            </w:r>
           </w:p>
         </w:tc>
         <w:tc>
           <w:tcPr>
             <w:tcW w:w="1275" w:type="dxa"/>
-          </w:tcPr>
-          <w:p>
-            <w:pPr>
-              <w:ind w:firstLine="0"/>
-              <w:jc w:val="both"/>
-              <w:rPr>
-                <w:sz w:val="28"/>
-                <w:szCs w:val="28"/>
-                <w:lang w:val="ru-RU"/>
-              </w:rPr>
-            </w:pPr>
+            <w:shd w:val="clear" w:color="auto" w:fill="FBD4B4" w:themeFill="accent6" w:themeFillTint="66"/>
+          </w:tcPr>
+          <w:p>
+            <w:pPr>
+              <w:ind w:firstLine="0"/>
+              <w:jc w:val="both"/>
+              <w:rPr>
+                <w:sz w:val="28"/>
+                <w:szCs w:val="28"/>
+                <w:lang w:val="ru-RU"/>
+              </w:rPr>
+            </w:pPr>
+            <w:r>
+              <w:rPr>
+                <w:sz w:val="28"/>
+                <w:szCs w:val="28"/>
+                <w:lang w:val="ru-RU"/>
+              </w:rPr>
+              <w:t>157.058</w:t>
+            </w:r>
           </w:p>
         </w:tc>
         <w:tc>
           <w:tcPr>
             <w:tcW w:w="1275" w:type="dxa"/>
-          </w:tcPr>
-          <w:p>
-            <w:pPr>
-              <w:ind w:firstLine="0"/>
-              <w:jc w:val="both"/>
-              <w:rPr>
-                <w:sz w:val="28"/>
-                <w:szCs w:val="28"/>
-                <w:lang w:val="ru-RU"/>
-              </w:rPr>
-            </w:pPr>
+            <w:shd w:val="clear" w:color="auto" w:fill="FBD4B4" w:themeFill="accent6" w:themeFillTint="66"/>
+          </w:tcPr>
+          <w:p>
+            <w:pPr>
+              <w:ind w:firstLine="0"/>
+              <w:jc w:val="both"/>
+              <w:rPr>
+                <w:sz w:val="28"/>
+                <w:szCs w:val="28"/>
+                <w:lang w:val="ru-RU"/>
+              </w:rPr>
+            </w:pPr>
+            <w:r>
+              <w:rPr>
+                <w:sz w:val="28"/>
+                <w:szCs w:val="28"/>
+                <w:lang w:val="ru-RU"/>
+              </w:rPr>
+              <w:t>0.802</w:t>
+            </w:r>
           </w:p>
         </w:tc>
         <w:tc>
           <w:tcPr>
             <w:tcW w:w="1275" w:type="dxa"/>
-          </w:tcPr>
-          <w:p>
-            <w:pPr>
-              <w:ind w:firstLine="0"/>
-              <w:jc w:val="both"/>
-              <w:rPr>
-                <w:sz w:val="28"/>
-                <w:szCs w:val="28"/>
-                <w:lang w:val="ru-RU"/>
-              </w:rPr>
-            </w:pPr>
-          </w:p>
-        </w:tc>
-      </w:tr>
-      <w:tr>
-        <w:trPr>
-          <w:trHeight w:val="454"/>
-        </w:trPr>
-        <w:tc>
-          <w:tcPr>
-            <w:tcW w:w="1274" w:type="dxa"/>
-          </w:tcPr>
-          <w:p>
-            <w:pPr>
-              <w:ind w:firstLine="0"/>
-              <w:jc w:val="both"/>
-              <w:rPr>
-                <w:sz w:val="28"/>
-                <w:szCs w:val="28"/>
-                <w:lang w:val="ru-RU"/>
-              </w:rPr>
-            </w:pPr>
-          </w:p>
-        </w:tc>
-        <w:tc>
-          <w:tcPr>
-            <w:tcW w:w="1274" w:type="dxa"/>
-          </w:tcPr>
-          <w:p>
-            <w:pPr>
-              <w:ind w:firstLine="0"/>
-              <w:jc w:val="both"/>
-              <w:rPr>
-                <w:sz w:val="28"/>
-                <w:szCs w:val="28"/>
-                <w:lang w:val="ru-RU"/>
-              </w:rPr>
-            </w:pPr>
-          </w:p>
-        </w:tc>
-        <w:tc>
-          <w:tcPr>
-            <w:tcW w:w="1274" w:type="dxa"/>
-          </w:tcPr>
-          <w:p>
-            <w:pPr>
-              <w:ind w:firstLine="0"/>
-              <w:jc w:val="both"/>
-              <w:rPr>
-                <w:sz w:val="28"/>
-                <w:szCs w:val="28"/>
-                <w:lang w:val="ru-RU"/>
-              </w:rPr>
-            </w:pPr>
-          </w:p>
-        </w:tc>
-        <w:tc>
-          <w:tcPr>
-            <w:tcW w:w="1275" w:type="dxa"/>
-          </w:tcPr>
-          <w:p>
-            <w:pPr>
-              <w:ind w:firstLine="0"/>
-              <w:jc w:val="both"/>
-              <w:rPr>
-                <w:sz w:val="28"/>
-                <w:szCs w:val="28"/>
-                <w:lang w:val="ru-RU"/>
-              </w:rPr>
-            </w:pPr>
-          </w:p>
-        </w:tc>
-        <w:tc>
-          <w:tcPr>
-            <w:tcW w:w="1275" w:type="dxa"/>
-          </w:tcPr>
-          <w:p>
-            <w:pPr>
-              <w:ind w:firstLine="0"/>
-              <w:jc w:val="both"/>
-              <w:rPr>
-                <w:sz w:val="28"/>
-                <w:szCs w:val="28"/>
-                <w:lang w:val="ru-RU"/>
-              </w:rPr>
-            </w:pPr>
-          </w:p>
-        </w:tc>
-        <w:tc>
-          <w:tcPr>
-            <w:tcW w:w="1275" w:type="dxa"/>
-          </w:tcPr>
-          <w:p>
-            <w:pPr>
-              <w:ind w:firstLine="0"/>
-              <w:jc w:val="both"/>
-              <w:rPr>
-                <w:sz w:val="28"/>
-                <w:szCs w:val="28"/>
-                <w:lang w:val="ru-RU"/>
-              </w:rPr>
-            </w:pPr>
-          </w:p>
-        </w:tc>
-        <w:tc>
-          <w:tcPr>
-            <w:tcW w:w="1275" w:type="dxa"/>
-          </w:tcPr>
-          <w:p>
-            <w:pPr>
-              <w:ind w:firstLine="0"/>
-              <w:jc w:val="both"/>
-              <w:rPr>
-                <w:sz w:val="28"/>
-                <w:szCs w:val="28"/>
-                <w:lang w:val="ru-RU"/>
-              </w:rPr>
-            </w:pPr>
-          </w:p>
-        </w:tc>
-        <w:tc>
-          <w:tcPr>
-            <w:tcW w:w="1275" w:type="dxa"/>
-          </w:tcPr>
-          <w:p>
-            <w:pPr>
-              <w:ind w:firstLine="0"/>
-              <w:jc w:val="both"/>
-              <w:rPr>
-                <w:sz w:val="28"/>
-                <w:szCs w:val="28"/>
-                <w:lang w:val="ru-RU"/>
-              </w:rPr>
-            </w:pPr>
-          </w:p>
-        </w:tc>
-      </w:tr>
-      <w:tr>
-        <w:trPr>
-          <w:trHeight w:val="454"/>
-        </w:trPr>
-        <w:tc>
-          <w:tcPr>
-            <w:tcW w:w="1274" w:type="dxa"/>
-          </w:tcPr>
-          <w:p>
-            <w:pPr>
-              <w:ind w:firstLine="0"/>
-              <w:jc w:val="both"/>
-              <w:rPr>
-                <w:sz w:val="28"/>
-                <w:szCs w:val="28"/>
-                <w:lang w:val="ru-RU"/>
-              </w:rPr>
-            </w:pPr>
-          </w:p>
-        </w:tc>
-        <w:tc>
-          <w:tcPr>
-            <w:tcW w:w="1274" w:type="dxa"/>
-          </w:tcPr>
-          <w:p>
-            <w:pPr>
-              <w:ind w:firstLine="0"/>
-              <w:jc w:val="both"/>
-              <w:rPr>
-                <w:sz w:val="28"/>
-                <w:szCs w:val="28"/>
-                <w:lang w:val="ru-RU"/>
-              </w:rPr>
-            </w:pPr>
-          </w:p>
-        </w:tc>
-        <w:tc>
-          <w:tcPr>
-            <w:tcW w:w="1274" w:type="dxa"/>
-          </w:tcPr>
-          <w:p>
-            <w:pPr>
-              <w:ind w:firstLine="0"/>
-              <w:jc w:val="both"/>
-              <w:rPr>
-                <w:sz w:val="28"/>
-                <w:szCs w:val="28"/>
-                <w:lang w:val="ru-RU"/>
-              </w:rPr>
-            </w:pPr>
-          </w:p>
-        </w:tc>
-        <w:tc>
-          <w:tcPr>
-            <w:tcW w:w="1275" w:type="dxa"/>
-          </w:tcPr>
-          <w:p>
-            <w:pPr>
-              <w:ind w:firstLine="0"/>
-              <w:jc w:val="both"/>
-              <w:rPr>
-                <w:sz w:val="28"/>
-                <w:szCs w:val="28"/>
-                <w:lang w:val="ru-RU"/>
-              </w:rPr>
-            </w:pPr>
-          </w:p>
-        </w:tc>
-        <w:tc>
-          <w:tcPr>
-            <w:tcW w:w="1275" w:type="dxa"/>
-          </w:tcPr>
-          <w:p>
-            <w:pPr>
-              <w:ind w:firstLine="0"/>
-              <w:jc w:val="both"/>
-              <w:rPr>
-                <w:sz w:val="28"/>
-                <w:szCs w:val="28"/>
-                <w:lang w:val="ru-RU"/>
-              </w:rPr>
-            </w:pPr>
-          </w:p>
-        </w:tc>
-        <w:tc>
-          <w:tcPr>
-            <w:tcW w:w="1275" w:type="dxa"/>
-          </w:tcPr>
-          <w:p>
-            <w:pPr>
-              <w:ind w:firstLine="0"/>
-              <w:jc w:val="both"/>
-              <w:rPr>
-                <w:sz w:val="28"/>
-                <w:szCs w:val="28"/>
-                <w:lang w:val="ru-RU"/>
-              </w:rPr>
-            </w:pPr>
-          </w:p>
-        </w:tc>
-        <w:tc>
-          <w:tcPr>
-            <w:tcW w:w="1275" w:type="dxa"/>
-          </w:tcPr>
-          <w:p>
-            <w:pPr>
-              <w:ind w:firstLine="0"/>
-              <w:jc w:val="both"/>
-              <w:rPr>
-                <w:sz w:val="28"/>
-                <w:szCs w:val="28"/>
-                <w:lang w:val="ru-RU"/>
-              </w:rPr>
-            </w:pPr>
-          </w:p>
-        </w:tc>
-        <w:tc>
-          <w:tcPr>
-            <w:tcW w:w="1275" w:type="dxa"/>
-          </w:tcPr>
-          <w:p>
-            <w:pPr>
-              <w:ind w:firstLine="0"/>
-              <w:jc w:val="both"/>
-              <w:rPr>
-                <w:sz w:val="28"/>
-                <w:szCs w:val="28"/>
-                <w:lang w:val="ru-RU"/>
-              </w:rPr>
-            </w:pPr>
-          </w:p>
-        </w:tc>
-      </w:tr>
-      <w:tr>
-        <w:trPr>
-          <w:trHeight w:val="454"/>
-        </w:trPr>
-        <w:tc>
-          <w:tcPr>
-            <w:tcW w:w="1274" w:type="dxa"/>
-          </w:tcPr>
-          <w:p>
-            <w:pPr>
-              <w:ind w:firstLine="0"/>
-              <w:jc w:val="both"/>
-              <w:rPr>
-                <w:sz w:val="28"/>
-                <w:szCs w:val="28"/>
-                <w:lang w:val="ru-RU"/>
-              </w:rPr>
-            </w:pPr>
-          </w:p>
-        </w:tc>
-        <w:tc>
-          <w:tcPr>
-            <w:tcW w:w="1274" w:type="dxa"/>
-          </w:tcPr>
-          <w:p>
-            <w:pPr>
-              <w:ind w:firstLine="0"/>
-              <w:jc w:val="both"/>
-              <w:rPr>
-                <w:sz w:val="28"/>
-                <w:szCs w:val="28"/>
-                <w:lang w:val="ru-RU"/>
-              </w:rPr>
-            </w:pPr>
-          </w:p>
-        </w:tc>
-        <w:tc>
-          <w:tcPr>
-            <w:tcW w:w="1274" w:type="dxa"/>
-          </w:tcPr>
-          <w:p>
-            <w:pPr>
-              <w:ind w:firstLine="0"/>
-              <w:jc w:val="both"/>
-              <w:rPr>
-                <w:sz w:val="28"/>
-                <w:szCs w:val="28"/>
-                <w:lang w:val="ru-RU"/>
-              </w:rPr>
-            </w:pPr>
-          </w:p>
-        </w:tc>
-        <w:tc>
-          <w:tcPr>
-            <w:tcW w:w="1275" w:type="dxa"/>
-          </w:tcPr>
-          <w:p>
-            <w:pPr>
-              <w:ind w:firstLine="0"/>
-              <w:jc w:val="both"/>
-              <w:rPr>
-                <w:sz w:val="28"/>
-                <w:szCs w:val="28"/>
-                <w:lang w:val="ru-RU"/>
-              </w:rPr>
-            </w:pPr>
-          </w:p>
-        </w:tc>
-        <w:tc>
-          <w:tcPr>
-            <w:tcW w:w="1275" w:type="dxa"/>
-          </w:tcPr>
-          <w:p>
-            <w:pPr>
-              <w:ind w:firstLine="0"/>
-              <w:jc w:val="both"/>
-              <w:rPr>
-                <w:sz w:val="28"/>
-                <w:szCs w:val="28"/>
-                <w:lang w:val="ru-RU"/>
-              </w:rPr>
-            </w:pPr>
-          </w:p>
-        </w:tc>
-        <w:tc>
-          <w:tcPr>
-            <w:tcW w:w="1275" w:type="dxa"/>
-          </w:tcPr>
-          <w:p>
-            <w:pPr>
-              <w:ind w:firstLine="0"/>
-              <w:jc w:val="both"/>
-              <w:rPr>
-                <w:sz w:val="28"/>
-                <w:szCs w:val="28"/>
-                <w:lang w:val="ru-RU"/>
-              </w:rPr>
-            </w:pPr>
-          </w:p>
-        </w:tc>
-        <w:tc>
-          <w:tcPr>
-            <w:tcW w:w="1275" w:type="dxa"/>
-          </w:tcPr>
-          <w:p>
-            <w:pPr>
-              <w:ind w:firstLine="0"/>
-              <w:jc w:val="both"/>
-              <w:rPr>
-                <w:sz w:val="28"/>
-                <w:szCs w:val="28"/>
-                <w:lang w:val="ru-RU"/>
-              </w:rPr>
-            </w:pPr>
-          </w:p>
-        </w:tc>
-        <w:tc>
-          <w:tcPr>
-            <w:tcW w:w="1275" w:type="dxa"/>
-          </w:tcPr>
-          <w:p>
-            <w:pPr>
-              <w:ind w:firstLine="0"/>
-              <w:jc w:val="both"/>
-              <w:rPr>
-                <w:sz w:val="28"/>
-                <w:szCs w:val="28"/>
-                <w:lang w:val="ru-RU"/>
-              </w:rPr>
-            </w:pPr>
+            <w:shd w:val="clear" w:color="auto" w:fill="FBD4B4" w:themeFill="accent6" w:themeFillTint="66"/>
+          </w:tcPr>
+          <w:p>
+            <w:pPr>
+              <w:ind w:firstLine="0"/>
+              <w:jc w:val="both"/>
+              <w:rPr>
+                <w:sz w:val="28"/>
+                <w:szCs w:val="28"/>
+                <w:lang w:val="ru-RU"/>
+              </w:rPr>
+            </w:pPr>
+            <w:r>
+              <w:rPr>
+                <w:sz w:val="28"/>
+                <w:szCs w:val="28"/>
+                <w:lang w:val="ru-RU"/>
+              </w:rPr>
+              <w:t>40.06</w:t>
+            </w:r>
           </w:p>
         </w:tc>
       </w:tr>
@@ -21022,9 +20390,9 @@
         <w:rPr>
           <w:sz w:val="28"/>
           <w:szCs w:val="28"/>
-          <w:highlight w:val="yellow"/>
-        </w:rPr>
-        <w:t>80000</w:t>
+          <w:lang w:val="ru-RU"/>
+        </w:rPr>
+        <w:t>75000</w:t>
       </w:r>
       <w:r>
         <w:rPr>
@@ -21034,22 +20402,1635 @@
         <w:t>.</w:t>
       </w:r>
     </w:p>
+    <w:p>
+      <w:pPr>
+        <w:ind w:firstLine="709"/>
+        <w:jc w:val="center"/>
+        <w:rPr>
+          <w:b/>
+          <w:bCs/>
+          <w:sz w:val="28"/>
+          <w:szCs w:val="28"/>
+          <w:lang w:val="ru-RU"/>
+        </w:rPr>
+      </w:pPr>
+    </w:p>
+    <w:p>
+      <w:pPr>
+        <w:ind w:firstLine="709"/>
+        <w:jc w:val="center"/>
+        <w:rPr>
+          <w:b/>
+          <w:bCs/>
+          <w:sz w:val="28"/>
+          <w:szCs w:val="28"/>
+          <w:lang w:val="ru-RU"/>
+        </w:rPr>
+      </w:pPr>
+      <w:r>
+        <w:rPr>
+          <w:b/>
+          <w:bCs/>
+          <w:sz w:val="28"/>
+          <w:szCs w:val="28"/>
+          <w:lang w:val="ru-RU"/>
+        </w:rPr>
+        <w:t>10 экспериментов</w:t>
+      </w:r>
+    </w:p>
+    <w:p>
+      <w:pPr>
+        <w:ind w:left="709" w:firstLine="0"/>
+        <w:jc w:val="both"/>
+        <w:rPr>
+          <w:b/>
+          <w:bCs/>
+          <w:sz w:val="28"/>
+          <w:szCs w:val="28"/>
+          <w:lang w:val="ru-RU"/>
+        </w:rPr>
+      </w:pPr>
+      <m:oMath>
+        <m:sSub>
+          <m:sSubPr>
+            <m:ctrlPr>
+              <w:rPr>
+                <w:rFonts w:ascii="Cambria Math" w:hAnsi="Cambria Math"/>
+                <w:b/>
+                <w:bCs/>
+                <w:i/>
+                <w:sz w:val="28"/>
+                <w:szCs w:val="28"/>
+                <w:lang w:val="ru-RU"/>
+              </w:rPr>
+            </m:ctrlPr>
+          </m:sSubPr>
+          <m:e>
+            <m:r>
+              <m:rPr>
+                <m:sty m:val="bi"/>
+              </m:rPr>
+              <w:rPr>
+                <w:rFonts w:ascii="Cambria Math" w:hAnsi="Cambria Math"/>
+                <w:sz w:val="28"/>
+                <w:szCs w:val="28"/>
+                <w:lang w:val="ru-RU"/>
+              </w:rPr>
+              <m:t>ρ</m:t>
+            </m:r>
+          </m:e>
+          <m:sub>
+            <m:r>
+              <m:rPr>
+                <m:sty m:val="bi"/>
+              </m:rPr>
+              <w:rPr>
+                <w:rFonts w:ascii="Cambria Math" w:hAnsi="Cambria Math"/>
+                <w:sz w:val="28"/>
+                <w:szCs w:val="28"/>
+                <w:lang w:val="ru-RU"/>
+              </w:rPr>
+              <m:t>2</m:t>
+            </m:r>
+          </m:sub>
+        </m:sSub>
+        <m:r>
+          <m:rPr>
+            <m:sty m:val="bi"/>
+          </m:rPr>
+          <w:rPr>
+            <w:rFonts w:ascii="Cambria Math" w:hAnsi="Cambria Math"/>
+            <w:sz w:val="28"/>
+            <w:szCs w:val="28"/>
+            <w:lang w:val="ru-RU"/>
+          </w:rPr>
+          <m:t xml:space="preserve"> </m:t>
+        </m:r>
+      </m:oMath>
+      <w:r>
+        <w:rPr>
+          <w:b/>
+          <w:bCs/>
+          <w:sz w:val="28"/>
+          <w:szCs w:val="28"/>
+          <w:lang w:val="ru-RU"/>
+        </w:rPr>
+        <w:t>= 0.</w:t>
+      </w:r>
+      <w:r>
+        <w:rPr>
+          <w:b/>
+          <w:bCs/>
+          <w:sz w:val="28"/>
+          <w:szCs w:val="28"/>
+          <w:lang w:val="ru-RU"/>
+        </w:rPr>
+        <w:t>80</w:t>
+      </w:r>
+      <w:r>
+        <w:rPr>
+          <w:b/>
+          <w:bCs/>
+          <w:sz w:val="28"/>
+          <w:szCs w:val="28"/>
+          <w:lang w:val="ru-RU"/>
+        </w:rPr>
+        <w:t xml:space="preserve">, N </w:t>
+      </w:r>
+      <w:r>
+        <w:rPr>
+          <w:b/>
+          <w:bCs/>
+          <w:sz w:val="28"/>
+          <w:szCs w:val="28"/>
+          <w:lang w:val="ru-RU"/>
+        </w:rPr>
+        <w:t xml:space="preserve">= </w:t>
+      </w:r>
+      <w:r>
+        <w:rPr>
+          <w:b/>
+          <w:bCs/>
+          <w:sz w:val="28"/>
+          <w:szCs w:val="28"/>
+          <w:lang w:val="ru-RU"/>
+        </w:rPr>
+        <w:t>55000</w:t>
+      </w:r>
+    </w:p>
+    <w:tbl>
+      <w:tblPr>
+        <w:tblStyle w:val="aa"/>
+        <w:tblW w:w="0" w:type="auto"/>
+        <w:tblLook w:val="04A0" w:firstRow="1" w:lastRow="0" w:firstColumn="1" w:lastColumn="0" w:noHBand="0" w:noVBand="1"/>
+      </w:tblPr>
+      <w:tblGrid>
+        <w:gridCol w:w="887"/>
+        <w:gridCol w:w="931"/>
+        <w:gridCol w:w="931"/>
+        <w:gridCol w:w="931"/>
+        <w:gridCol w:w="931"/>
+        <w:gridCol w:w="931"/>
+        <w:gridCol w:w="931"/>
+        <w:gridCol w:w="931"/>
+        <w:gridCol w:w="931"/>
+        <w:gridCol w:w="931"/>
+        <w:gridCol w:w="931"/>
+      </w:tblGrid>
+      <w:tr>
+        <w:trPr>
+          <w:trHeight w:val="454"/>
+        </w:trPr>
+        <w:tc>
+          <w:tcPr>
+            <w:tcW w:w="927" w:type="dxa"/>
+          </w:tcPr>
+          <w:p>
+            <w:pPr>
+              <w:ind w:firstLine="0"/>
+              <w:jc w:val="both"/>
+              <w:rPr>
+                <w:sz w:val="28"/>
+                <w:szCs w:val="28"/>
+                <w:lang w:val="ru-RU"/>
+              </w:rPr>
+            </w:pPr>
+            <w:r>
+              <w:rPr>
+                <w:sz w:val="28"/>
+                <w:szCs w:val="28"/>
+                <w:lang w:val="ru-RU"/>
+              </w:rPr>
+              <w:t>№</w:t>
+            </w:r>
+          </w:p>
+        </w:tc>
+        <w:tc>
+          <w:tcPr>
+            <w:tcW w:w="927" w:type="dxa"/>
+          </w:tcPr>
+          <w:p>
+            <w:pPr>
+              <w:ind w:firstLine="0"/>
+              <w:jc w:val="both"/>
+              <w:rPr>
+                <w:sz w:val="28"/>
+                <w:szCs w:val="28"/>
+                <w:lang w:val="en-US"/>
+              </w:rPr>
+            </w:pPr>
+            <w:r>
+              <w:rPr>
+                <w:sz w:val="28"/>
+                <w:szCs w:val="28"/>
+                <w:lang w:val="en-US"/>
+              </w:rPr>
+              <w:t>1</w:t>
+            </w:r>
+          </w:p>
+        </w:tc>
+        <w:tc>
+          <w:tcPr>
+            <w:tcW w:w="927" w:type="dxa"/>
+          </w:tcPr>
+          <w:p>
+            <w:pPr>
+              <w:ind w:firstLine="0"/>
+              <w:jc w:val="both"/>
+              <w:rPr>
+                <w:sz w:val="28"/>
+                <w:szCs w:val="28"/>
+                <w:lang w:val="en-US"/>
+              </w:rPr>
+            </w:pPr>
+            <w:r>
+              <w:rPr>
+                <w:sz w:val="28"/>
+                <w:szCs w:val="28"/>
+                <w:lang w:val="en-US"/>
+              </w:rPr>
+              <w:t>2</w:t>
+            </w:r>
+          </w:p>
+        </w:tc>
+        <w:tc>
+          <w:tcPr>
+            <w:tcW w:w="927" w:type="dxa"/>
+          </w:tcPr>
+          <w:p>
+            <w:pPr>
+              <w:ind w:firstLine="0"/>
+              <w:jc w:val="both"/>
+              <w:rPr>
+                <w:sz w:val="28"/>
+                <w:szCs w:val="28"/>
+                <w:lang w:val="en-US"/>
+              </w:rPr>
+            </w:pPr>
+            <w:r>
+              <w:rPr>
+                <w:sz w:val="28"/>
+                <w:szCs w:val="28"/>
+                <w:lang w:val="en-US"/>
+              </w:rPr>
+              <w:t>3</w:t>
+            </w:r>
+          </w:p>
+        </w:tc>
+        <w:tc>
+          <w:tcPr>
+            <w:tcW w:w="927" w:type="dxa"/>
+          </w:tcPr>
+          <w:p>
+            <w:pPr>
+              <w:ind w:firstLine="0"/>
+              <w:jc w:val="both"/>
+              <w:rPr>
+                <w:sz w:val="28"/>
+                <w:szCs w:val="28"/>
+                <w:lang w:val="en-US"/>
+              </w:rPr>
+            </w:pPr>
+            <w:r>
+              <w:rPr>
+                <w:sz w:val="28"/>
+                <w:szCs w:val="28"/>
+                <w:lang w:val="en-US"/>
+              </w:rPr>
+              <w:t>4</w:t>
+            </w:r>
+          </w:p>
+        </w:tc>
+        <w:tc>
+          <w:tcPr>
+            <w:tcW w:w="927" w:type="dxa"/>
+          </w:tcPr>
+          <w:p>
+            <w:pPr>
+              <w:ind w:firstLine="0"/>
+              <w:jc w:val="both"/>
+              <w:rPr>
+                <w:sz w:val="28"/>
+                <w:szCs w:val="28"/>
+                <w:lang w:val="en-US"/>
+              </w:rPr>
+            </w:pPr>
+            <w:r>
+              <w:rPr>
+                <w:sz w:val="28"/>
+                <w:szCs w:val="28"/>
+                <w:lang w:val="en-US"/>
+              </w:rPr>
+              <w:t>5</w:t>
+            </w:r>
+          </w:p>
+        </w:tc>
+        <w:tc>
+          <w:tcPr>
+            <w:tcW w:w="927" w:type="dxa"/>
+          </w:tcPr>
+          <w:p>
+            <w:pPr>
+              <w:ind w:firstLine="0"/>
+              <w:jc w:val="both"/>
+              <w:rPr>
+                <w:sz w:val="28"/>
+                <w:szCs w:val="28"/>
+                <w:lang w:val="en-US"/>
+              </w:rPr>
+            </w:pPr>
+            <w:r>
+              <w:rPr>
+                <w:sz w:val="28"/>
+                <w:szCs w:val="28"/>
+                <w:lang w:val="en-US"/>
+              </w:rPr>
+              <w:t>6</w:t>
+            </w:r>
+          </w:p>
+        </w:tc>
+        <w:tc>
+          <w:tcPr>
+            <w:tcW w:w="927" w:type="dxa"/>
+          </w:tcPr>
+          <w:p>
+            <w:pPr>
+              <w:ind w:firstLine="0"/>
+              <w:jc w:val="both"/>
+              <w:rPr>
+                <w:sz w:val="28"/>
+                <w:szCs w:val="28"/>
+                <w:lang w:val="en-US"/>
+              </w:rPr>
+            </w:pPr>
+            <w:r>
+              <w:rPr>
+                <w:sz w:val="28"/>
+                <w:szCs w:val="28"/>
+                <w:lang w:val="en-US"/>
+              </w:rPr>
+              <w:t>7</w:t>
+            </w:r>
+          </w:p>
+        </w:tc>
+        <w:tc>
+          <w:tcPr>
+            <w:tcW w:w="927" w:type="dxa"/>
+          </w:tcPr>
+          <w:p>
+            <w:pPr>
+              <w:ind w:firstLine="0"/>
+              <w:jc w:val="both"/>
+              <w:rPr>
+                <w:sz w:val="28"/>
+                <w:szCs w:val="28"/>
+                <w:lang w:val="en-US"/>
+              </w:rPr>
+            </w:pPr>
+            <w:r>
+              <w:rPr>
+                <w:sz w:val="28"/>
+                <w:szCs w:val="28"/>
+                <w:lang w:val="en-US"/>
+              </w:rPr>
+              <w:t>8</w:t>
+            </w:r>
+          </w:p>
+        </w:tc>
+        <w:tc>
+          <w:tcPr>
+            <w:tcW w:w="927" w:type="dxa"/>
+          </w:tcPr>
+          <w:p>
+            <w:pPr>
+              <w:ind w:firstLine="0"/>
+              <w:jc w:val="both"/>
+              <w:rPr>
+                <w:sz w:val="28"/>
+                <w:szCs w:val="28"/>
+                <w:lang w:val="en-US"/>
+              </w:rPr>
+            </w:pPr>
+            <w:r>
+              <w:rPr>
+                <w:sz w:val="28"/>
+                <w:szCs w:val="28"/>
+                <w:lang w:val="en-US"/>
+              </w:rPr>
+              <w:t>9</w:t>
+            </w:r>
+          </w:p>
+        </w:tc>
+        <w:tc>
+          <w:tcPr>
+            <w:tcW w:w="927" w:type="dxa"/>
+          </w:tcPr>
+          <w:p>
+            <w:pPr>
+              <w:ind w:firstLine="0"/>
+              <w:jc w:val="both"/>
+              <w:rPr>
+                <w:sz w:val="28"/>
+                <w:szCs w:val="28"/>
+                <w:lang w:val="en-US"/>
+              </w:rPr>
+            </w:pPr>
+            <w:r>
+              <w:rPr>
+                <w:sz w:val="28"/>
+                <w:szCs w:val="28"/>
+                <w:lang w:val="en-US"/>
+              </w:rPr>
+              <w:t>10</w:t>
+            </w:r>
+          </w:p>
+        </w:tc>
+      </w:tr>
+      <w:tr>
+        <w:trPr>
+          <w:trHeight w:val="454"/>
+        </w:trPr>
+        <w:tc>
+          <w:tcPr>
+            <w:tcW w:w="927" w:type="dxa"/>
+          </w:tcPr>
+          <w:p>
+            <w:pPr>
+              <w:ind w:firstLine="0"/>
+              <w:jc w:val="both"/>
+              <w:rPr>
+                <w:sz w:val="28"/>
+                <w:szCs w:val="28"/>
+                <w:lang w:val="en-US"/>
+              </w:rPr>
+            </w:pPr>
+            <w:r>
+              <w:rPr>
+                <w:sz w:val="28"/>
+                <w:szCs w:val="28"/>
+                <w:lang w:val="en-US"/>
+              </w:rPr>
+              <w:t>QT</w:t>
+            </w:r>
+          </w:p>
+        </w:tc>
+        <w:tc>
+          <w:tcPr>
+            <w:tcW w:w="927" w:type="dxa"/>
+          </w:tcPr>
+          <w:p>
+            <w:pPr>
+              <w:ind w:firstLine="0"/>
+              <w:jc w:val="both"/>
+              <w:rPr>
+                <w:sz w:val="22"/>
+                <w:szCs w:val="22"/>
+                <w:lang w:val="en-US"/>
+              </w:rPr>
+            </w:pPr>
+            <w:r>
+              <w:rPr>
+                <w:sz w:val="22"/>
+                <w:szCs w:val="22"/>
+                <w:lang w:val="en-US"/>
+              </w:rPr>
+              <w:t>147.076</w:t>
+            </w:r>
+          </w:p>
+        </w:tc>
+        <w:tc>
+          <w:tcPr>
+            <w:tcW w:w="927" w:type="dxa"/>
+          </w:tcPr>
+          <w:p>
+            <w:pPr>
+              <w:ind w:firstLine="0"/>
+              <w:jc w:val="both"/>
+              <w:rPr>
+                <w:sz w:val="22"/>
+                <w:szCs w:val="22"/>
+                <w:lang w:val="en-US"/>
+              </w:rPr>
+            </w:pPr>
+            <w:r>
+              <w:rPr>
+                <w:sz w:val="22"/>
+                <w:szCs w:val="22"/>
+                <w:lang w:val="en-US"/>
+              </w:rPr>
+              <w:t>150.883</w:t>
+            </w:r>
+          </w:p>
+        </w:tc>
+        <w:tc>
+          <w:tcPr>
+            <w:tcW w:w="927" w:type="dxa"/>
+          </w:tcPr>
+          <w:p>
+            <w:pPr>
+              <w:ind w:firstLine="0"/>
+              <w:jc w:val="both"/>
+              <w:rPr>
+                <w:sz w:val="22"/>
+                <w:szCs w:val="22"/>
+                <w:lang w:val="en-US"/>
+              </w:rPr>
+            </w:pPr>
+            <w:r>
+              <w:rPr>
+                <w:sz w:val="22"/>
+                <w:szCs w:val="22"/>
+                <w:lang w:val="en-US"/>
+              </w:rPr>
+              <w:t>155.744</w:t>
+            </w:r>
+          </w:p>
+        </w:tc>
+        <w:tc>
+          <w:tcPr>
+            <w:tcW w:w="927" w:type="dxa"/>
+          </w:tcPr>
+          <w:p>
+            <w:pPr>
+              <w:ind w:firstLine="0"/>
+              <w:jc w:val="both"/>
+              <w:rPr>
+                <w:sz w:val="22"/>
+                <w:szCs w:val="22"/>
+                <w:lang w:val="en-US"/>
+              </w:rPr>
+            </w:pPr>
+            <w:r>
+              <w:rPr>
+                <w:sz w:val="22"/>
+                <w:szCs w:val="22"/>
+                <w:lang w:val="en-US"/>
+              </w:rPr>
+              <w:t>149.651</w:t>
+            </w:r>
+          </w:p>
+        </w:tc>
+        <w:tc>
+          <w:tcPr>
+            <w:tcW w:w="927" w:type="dxa"/>
+          </w:tcPr>
+          <w:p>
+            <w:pPr>
+              <w:ind w:firstLine="0"/>
+              <w:jc w:val="both"/>
+              <w:rPr>
+                <w:sz w:val="22"/>
+                <w:szCs w:val="22"/>
+                <w:lang w:val="en-US"/>
+              </w:rPr>
+            </w:pPr>
+            <w:r>
+              <w:rPr>
+                <w:sz w:val="22"/>
+                <w:szCs w:val="22"/>
+                <w:lang w:val="en-US"/>
+              </w:rPr>
+              <w:t>154.744</w:t>
+            </w:r>
+          </w:p>
+        </w:tc>
+        <w:tc>
+          <w:tcPr>
+            <w:tcW w:w="927" w:type="dxa"/>
+          </w:tcPr>
+          <w:p>
+            <w:pPr>
+              <w:ind w:firstLine="0"/>
+              <w:jc w:val="both"/>
+              <w:rPr>
+                <w:sz w:val="22"/>
+                <w:szCs w:val="22"/>
+                <w:lang w:val="en-US"/>
+              </w:rPr>
+            </w:pPr>
+            <w:r>
+              <w:rPr>
+                <w:sz w:val="22"/>
+                <w:szCs w:val="22"/>
+                <w:lang w:val="en-US"/>
+              </w:rPr>
+              <w:t>156.802</w:t>
+            </w:r>
+          </w:p>
+        </w:tc>
+        <w:tc>
+          <w:tcPr>
+            <w:tcW w:w="927" w:type="dxa"/>
+          </w:tcPr>
+          <w:p>
+            <w:pPr>
+              <w:ind w:firstLine="0"/>
+              <w:jc w:val="both"/>
+              <w:rPr>
+                <w:sz w:val="22"/>
+                <w:szCs w:val="22"/>
+                <w:lang w:val="ru-RU"/>
+              </w:rPr>
+            </w:pPr>
+            <w:r>
+              <w:rPr>
+                <w:sz w:val="22"/>
+                <w:szCs w:val="22"/>
+                <w:lang w:val="en-US"/>
+              </w:rPr>
+              <w:t>1</w:t>
+            </w:r>
+            <w:r>
+              <w:rPr>
+                <w:sz w:val="22"/>
+                <w:szCs w:val="22"/>
+                <w:lang w:val="ru-RU"/>
+              </w:rPr>
+              <w:t>58</w:t>
+            </w:r>
+            <w:r>
+              <w:rPr>
+                <w:sz w:val="22"/>
+                <w:szCs w:val="22"/>
+                <w:lang w:val="en-US"/>
+              </w:rPr>
+              <w:t>.</w:t>
+            </w:r>
+            <w:r>
+              <w:rPr>
+                <w:sz w:val="22"/>
+                <w:szCs w:val="22"/>
+                <w:lang w:val="ru-RU"/>
+              </w:rPr>
+              <w:t>454</w:t>
+            </w:r>
+          </w:p>
+        </w:tc>
+        <w:tc>
+          <w:tcPr>
+            <w:tcW w:w="927" w:type="dxa"/>
+          </w:tcPr>
+          <w:p>
+            <w:pPr>
+              <w:ind w:firstLine="0"/>
+              <w:jc w:val="both"/>
+              <w:rPr>
+                <w:sz w:val="22"/>
+                <w:szCs w:val="22"/>
+                <w:lang w:val="en-US"/>
+              </w:rPr>
+            </w:pPr>
+            <w:r>
+              <w:rPr>
+                <w:sz w:val="22"/>
+                <w:szCs w:val="22"/>
+                <w:lang w:val="en-US"/>
+              </w:rPr>
+              <w:t>168.345</w:t>
+            </w:r>
+          </w:p>
+        </w:tc>
+        <w:tc>
+          <w:tcPr>
+            <w:tcW w:w="927" w:type="dxa"/>
+          </w:tcPr>
+          <w:p>
+            <w:pPr>
+              <w:ind w:firstLine="0"/>
+              <w:jc w:val="both"/>
+              <w:rPr>
+                <w:sz w:val="22"/>
+                <w:szCs w:val="22"/>
+                <w:lang w:val="en-US"/>
+              </w:rPr>
+            </w:pPr>
+            <w:r>
+              <w:rPr>
+                <w:sz w:val="22"/>
+                <w:szCs w:val="22"/>
+                <w:lang w:val="en-US"/>
+              </w:rPr>
+              <w:t>158.085</w:t>
+            </w:r>
+          </w:p>
+        </w:tc>
+        <w:tc>
+          <w:tcPr>
+            <w:tcW w:w="927" w:type="dxa"/>
+          </w:tcPr>
+          <w:p>
+            <w:pPr>
+              <w:ind w:firstLine="0"/>
+              <w:jc w:val="both"/>
+              <w:rPr>
+                <w:sz w:val="22"/>
+                <w:szCs w:val="22"/>
+                <w:lang w:val="ru-RU"/>
+              </w:rPr>
+            </w:pPr>
+            <w:r>
+              <w:rPr>
+                <w:sz w:val="22"/>
+                <w:szCs w:val="22"/>
+                <w:lang w:val="en-US"/>
+              </w:rPr>
+              <w:t>1</w:t>
+            </w:r>
+            <w:r>
+              <w:rPr>
+                <w:sz w:val="22"/>
+                <w:szCs w:val="22"/>
+                <w:lang w:val="ru-RU"/>
+              </w:rPr>
+              <w:t>76</w:t>
+            </w:r>
+            <w:r>
+              <w:rPr>
+                <w:sz w:val="22"/>
+                <w:szCs w:val="22"/>
+                <w:lang w:val="en-US"/>
+              </w:rPr>
+              <w:t>.</w:t>
+            </w:r>
+            <w:r>
+              <w:rPr>
+                <w:sz w:val="22"/>
+                <w:szCs w:val="22"/>
+                <w:lang w:val="ru-RU"/>
+              </w:rPr>
+              <w:t>955</w:t>
+            </w:r>
+          </w:p>
+        </w:tc>
+      </w:tr>
+    </w:tbl>
     <w:p>
       <w:pPr>
         <w:ind w:firstLine="0"/>
         <w:jc w:val="both"/>
         <w:rPr>
-          <w:sz w:val="32"/>
-          <w:szCs w:val="32"/>
-          <w:lang w:val="ru-RU"/>
+          <w:b/>
+          <w:bCs/>
+          <w:sz w:val="28"/>
+          <w:szCs w:val="28"/>
+          <w:lang w:val="en-US"/>
         </w:rPr>
       </w:pPr>
     </w:p>
     <w:p>
       <w:pPr>
         <w:ind w:firstLine="0"/>
-        <w:jc w:val="both"/>
-        <w:rPr>
+        <w:rPr>
+          <w:sz w:val="32"/>
+          <w:szCs w:val="32"/>
+          <w:lang w:val="ru-RU"/>
+        </w:rPr>
+      </w:pPr>
+      <w:r>
+        <w:rPr>
+          <w:sz w:val="28"/>
+          <w:szCs w:val="28"/>
+          <w:lang w:val="en-US"/>
+        </w:rPr>
+        <w:t xml:space="preserve">M(X) </w:t>
+      </w:r>
+      <w:r>
+        <w:rPr>
+          <w:lang w:val="en-US"/>
+        </w:rPr>
+        <w:t xml:space="preserve">= </w:t>
+      </w:r>
+      <m:oMath>
+        <m:nary>
+          <m:naryPr>
+            <m:chr m:val="∑"/>
+            <m:limLoc m:val="undOvr"/>
+            <m:ctrlPr>
+              <w:rPr>
+                <w:rFonts w:ascii="Cambria Math" w:hAnsi="Cambria Math"/>
+                <w:i/>
+                <w:sz w:val="32"/>
+                <w:szCs w:val="32"/>
+                <w:lang w:val="en-US"/>
+              </w:rPr>
+            </m:ctrlPr>
+          </m:naryPr>
+          <m:sub>
+            <m:r>
+              <w:rPr>
+                <w:rFonts w:ascii="Cambria Math" w:hAnsi="Cambria Math"/>
+                <w:sz w:val="32"/>
+                <w:szCs w:val="32"/>
+                <w:lang w:val="en-US"/>
+              </w:rPr>
+              <m:t xml:space="preserve"> </m:t>
+            </m:r>
+            <m:r>
+              <w:rPr>
+                <w:rFonts w:ascii="Cambria Math" w:hAnsi="Cambria Math"/>
+                <w:sz w:val="32"/>
+                <w:szCs w:val="32"/>
+                <w:lang w:val="en-US"/>
+              </w:rPr>
+              <m:t>i=1</m:t>
+            </m:r>
+          </m:sub>
+          <m:sup>
+            <m:r>
+              <w:rPr>
+                <w:rFonts w:ascii="Cambria Math" w:hAnsi="Cambria Math"/>
+                <w:sz w:val="32"/>
+                <w:szCs w:val="32"/>
+                <w:lang w:val="en-US"/>
+              </w:rPr>
+              <m:t xml:space="preserve"> </m:t>
+            </m:r>
+            <m:r>
+              <w:rPr>
+                <w:rFonts w:ascii="Cambria Math" w:hAnsi="Cambria Math"/>
+                <w:sz w:val="32"/>
+                <w:szCs w:val="32"/>
+                <w:lang w:val="en-US"/>
+              </w:rPr>
+              <m:t>n</m:t>
+            </m:r>
+          </m:sup>
+          <m:e>
+            <m:sSub>
+              <m:sSubPr>
+                <m:ctrlPr>
+                  <w:rPr>
+                    <w:rFonts w:ascii="Cambria Math" w:hAnsi="Cambria Math"/>
+                    <w:i/>
+                    <w:sz w:val="32"/>
+                    <w:szCs w:val="32"/>
+                    <w:lang w:val="en-US"/>
+                  </w:rPr>
+                </m:ctrlPr>
+              </m:sSubPr>
+              <m:e>
+                <m:r>
+                  <w:rPr>
+                    <w:rFonts w:ascii="Cambria Math" w:hAnsi="Cambria Math"/>
+                    <w:sz w:val="32"/>
+                    <w:szCs w:val="32"/>
+                    <w:lang w:val="en-US"/>
+                  </w:rPr>
+                  <m:t>x</m:t>
+                </m:r>
+              </m:e>
+              <m:sub>
+                <m:r>
+                  <w:rPr>
+                    <w:rFonts w:ascii="Cambria Math" w:hAnsi="Cambria Math"/>
+                    <w:sz w:val="32"/>
+                    <w:szCs w:val="32"/>
+                    <w:lang w:val="en-US"/>
+                  </w:rPr>
+                  <m:t>i</m:t>
+                </m:r>
+              </m:sub>
+            </m:sSub>
+            <m:sSub>
+              <m:sSubPr>
+                <m:ctrlPr>
+                  <w:rPr>
+                    <w:rFonts w:ascii="Cambria Math" w:hAnsi="Cambria Math"/>
+                    <w:i/>
+                    <w:sz w:val="32"/>
+                    <w:szCs w:val="32"/>
+                    <w:lang w:val="en-US"/>
+                  </w:rPr>
+                </m:ctrlPr>
+              </m:sSubPr>
+              <m:e>
+                <m:r>
+                  <w:rPr>
+                    <w:rFonts w:ascii="Cambria Math" w:hAnsi="Cambria Math"/>
+                    <w:sz w:val="32"/>
+                    <w:szCs w:val="32"/>
+                    <w:lang w:val="en-US"/>
+                  </w:rPr>
+                  <m:t>p</m:t>
+                </m:r>
+              </m:e>
+              <m:sub>
+                <m:r>
+                  <w:rPr>
+                    <w:rFonts w:ascii="Cambria Math" w:hAnsi="Cambria Math"/>
+                    <w:sz w:val="32"/>
+                    <w:szCs w:val="32"/>
+                    <w:lang w:val="en-US"/>
+                  </w:rPr>
+                  <m:t>i</m:t>
+                </m:r>
+              </m:sub>
+            </m:sSub>
+          </m:e>
+        </m:nary>
+      </m:oMath>
+      <w:r>
+        <w:rPr>
+          <w:sz w:val="32"/>
+          <w:szCs w:val="32"/>
+          <w:lang w:val="en-US"/>
+        </w:rPr>
+        <w:t xml:space="preserve"> = </w:t>
+      </w:r>
+      <w:r>
+        <w:rPr>
+          <w:sz w:val="28"/>
+          <w:szCs w:val="28"/>
+          <w:lang w:val="en-US"/>
+        </w:rPr>
+        <w:t>15</w:t>
+      </w:r>
+      <w:r>
+        <w:rPr>
+          <w:sz w:val="28"/>
+          <w:szCs w:val="28"/>
+          <w:lang w:val="ru-RU"/>
+        </w:rPr>
+        <w:t>6.678</w:t>
+      </w:r>
+    </w:p>
+    <w:p>
+      <w:pPr>
+        <w:ind w:firstLine="0"/>
+        <w:rPr>
+          <w:sz w:val="36"/>
+          <w:szCs w:val="36"/>
+          <w:lang w:val="ru-RU"/>
+        </w:rPr>
+      </w:pPr>
+      <m:oMath>
+        <m:r>
+          <w:rPr>
+            <w:rFonts w:ascii="Cambria Math" w:hAnsi="Cambria Math"/>
+            <w:sz w:val="28"/>
+            <w:szCs w:val="28"/>
+            <w:lang w:val="ru-RU"/>
+          </w:rPr>
+          <m:t>σ</m:t>
+        </m:r>
+      </m:oMath>
+      <w:r>
+        <w:rPr>
+          <w:lang w:val="ru-RU"/>
+        </w:rPr>
+        <w:t xml:space="preserve"> = </w:t>
+      </w:r>
+      <m:oMath>
+        <m:rad>
+          <m:radPr>
+            <m:degHide m:val="1"/>
+            <m:ctrlPr>
+              <w:rPr>
+                <w:rFonts w:ascii="Cambria Math" w:hAnsi="Cambria Math"/>
+                <w:i/>
+                <w:sz w:val="36"/>
+                <w:szCs w:val="36"/>
+                <w:lang w:val="ru-RU"/>
+              </w:rPr>
+            </m:ctrlPr>
+          </m:radPr>
+          <m:deg/>
+          <m:e>
+            <m:f>
+              <m:fPr>
+                <m:ctrlPr>
+                  <w:rPr>
+                    <w:rFonts w:ascii="Cambria Math" w:hAnsi="Cambria Math"/>
+                    <w:i/>
+                    <w:sz w:val="36"/>
+                    <w:szCs w:val="36"/>
+                    <w:lang w:val="ru-RU"/>
+                  </w:rPr>
+                </m:ctrlPr>
+              </m:fPr>
+              <m:num>
+                <m:r>
+                  <w:rPr>
+                    <w:rFonts w:ascii="Cambria Math" w:hAnsi="Cambria Math"/>
+                    <w:sz w:val="36"/>
+                    <w:szCs w:val="36"/>
+                    <w:lang w:val="ru-RU"/>
+                  </w:rPr>
+                  <m:t>1</m:t>
+                </m:r>
+              </m:num>
+              <m:den>
+                <m:r>
+                  <w:rPr>
+                    <w:rFonts w:ascii="Cambria Math" w:hAnsi="Cambria Math"/>
+                    <w:sz w:val="36"/>
+                    <w:szCs w:val="36"/>
+                    <w:lang w:val="ru-RU"/>
+                  </w:rPr>
+                  <m:t>n</m:t>
+                </m:r>
+              </m:den>
+            </m:f>
+            <m:nary>
+              <m:naryPr>
+                <m:chr m:val="∑"/>
+                <m:limLoc m:val="undOvr"/>
+                <m:ctrlPr>
+                  <w:rPr>
+                    <w:rFonts w:ascii="Cambria Math" w:hAnsi="Cambria Math"/>
+                    <w:i/>
+                    <w:sz w:val="36"/>
+                    <w:szCs w:val="36"/>
+                    <w:lang w:val="ru-RU"/>
+                  </w:rPr>
+                </m:ctrlPr>
+              </m:naryPr>
+              <m:sub>
+                <m:r>
+                  <w:rPr>
+                    <w:rFonts w:ascii="Cambria Math" w:hAnsi="Cambria Math"/>
+                    <w:sz w:val="36"/>
+                    <w:szCs w:val="36"/>
+                    <w:lang w:val="ru-RU"/>
+                  </w:rPr>
+                  <m:t xml:space="preserve"> i=1</m:t>
+                </m:r>
+              </m:sub>
+              <m:sup>
+                <m:r>
+                  <w:rPr>
+                    <w:rFonts w:ascii="Cambria Math" w:hAnsi="Cambria Math"/>
+                    <w:sz w:val="36"/>
+                    <w:szCs w:val="36"/>
+                    <w:lang w:val="ru-RU"/>
+                  </w:rPr>
+                  <m:t xml:space="preserve"> </m:t>
+                </m:r>
+                <m:r>
+                  <w:rPr>
+                    <w:rFonts w:ascii="Cambria Math" w:hAnsi="Cambria Math"/>
+                    <w:sz w:val="36"/>
+                    <w:szCs w:val="36"/>
+                    <w:lang w:val="en-US"/>
+                  </w:rPr>
+                  <m:t>n</m:t>
+                </m:r>
+              </m:sup>
+              <m:e>
+                <m:sSup>
+                  <m:sSupPr>
+                    <m:ctrlPr>
+                      <w:rPr>
+                        <w:rFonts w:ascii="Cambria Math" w:hAnsi="Cambria Math"/>
+                        <w:i/>
+                        <w:sz w:val="36"/>
+                        <w:szCs w:val="36"/>
+                        <w:lang w:val="ru-RU"/>
+                      </w:rPr>
+                    </m:ctrlPr>
+                  </m:sSupPr>
+                  <m:e>
+                    <m:d>
+                      <m:dPr>
+                        <m:ctrlPr>
+                          <w:rPr>
+                            <w:rFonts w:ascii="Cambria Math" w:hAnsi="Cambria Math"/>
+                            <w:i/>
+                            <w:sz w:val="36"/>
+                            <w:szCs w:val="36"/>
+                            <w:lang w:val="ru-RU"/>
+                          </w:rPr>
+                        </m:ctrlPr>
+                      </m:dPr>
+                      <m:e>
+                        <m:sSub>
+                          <m:sSubPr>
+                            <m:ctrlPr>
+                              <w:rPr>
+                                <w:rFonts w:ascii="Cambria Math" w:hAnsi="Cambria Math"/>
+                                <w:i/>
+                                <w:sz w:val="36"/>
+                                <w:szCs w:val="36"/>
+                                <w:lang w:val="ru-RU"/>
+                              </w:rPr>
+                            </m:ctrlPr>
+                          </m:sSubPr>
+                          <m:e>
+                            <m:r>
+                              <w:rPr>
+                                <w:rFonts w:ascii="Cambria Math" w:hAnsi="Cambria Math"/>
+                                <w:sz w:val="36"/>
+                                <w:szCs w:val="36"/>
+                                <w:lang w:val="ru-RU"/>
+                              </w:rPr>
+                              <m:t>x</m:t>
+                            </m:r>
+                          </m:e>
+                          <m:sub>
+                            <m:r>
+                              <w:rPr>
+                                <w:rFonts w:ascii="Cambria Math" w:hAnsi="Cambria Math"/>
+                                <w:sz w:val="36"/>
+                                <w:szCs w:val="36"/>
+                                <w:lang w:val="ru-RU"/>
+                              </w:rPr>
+                              <m:t>i</m:t>
+                            </m:r>
+                          </m:sub>
+                        </m:sSub>
+                        <m:r>
+                          <w:rPr>
+                            <w:rFonts w:ascii="Cambria Math" w:hAnsi="Cambria Math"/>
+                            <w:sz w:val="36"/>
+                            <w:szCs w:val="36"/>
+                            <w:lang w:val="ru-RU"/>
+                          </w:rPr>
+                          <m:t>-</m:t>
+                        </m:r>
+                        <m:acc>
+                          <m:accPr>
+                            <m:chr m:val="̅"/>
+                            <m:ctrlPr>
+                              <w:rPr>
+                                <w:rFonts w:ascii="Cambria Math" w:hAnsi="Cambria Math"/>
+                                <w:i/>
+                                <w:sz w:val="36"/>
+                                <w:szCs w:val="36"/>
+                                <w:lang w:val="ru-RU"/>
+                              </w:rPr>
+                            </m:ctrlPr>
+                          </m:accPr>
+                          <m:e>
+                            <m:r>
+                              <w:rPr>
+                                <w:rFonts w:ascii="Cambria Math" w:hAnsi="Cambria Math"/>
+                                <w:sz w:val="36"/>
+                                <w:szCs w:val="36"/>
+                                <w:lang w:val="ru-RU"/>
+                              </w:rPr>
+                              <m:t>x</m:t>
+                            </m:r>
+                          </m:e>
+                        </m:acc>
+                      </m:e>
+                    </m:d>
+                  </m:e>
+                  <m:sup>
+                    <m:r>
+                      <w:rPr>
+                        <w:rFonts w:ascii="Cambria Math" w:hAnsi="Cambria Math"/>
+                        <w:sz w:val="36"/>
+                        <w:szCs w:val="36"/>
+                        <w:lang w:val="ru-RU"/>
+                      </w:rPr>
+                      <m:t>2</m:t>
+                    </m:r>
+                  </m:sup>
+                </m:sSup>
+              </m:e>
+            </m:nary>
+          </m:e>
+        </m:rad>
+      </m:oMath>
+      <w:r>
+        <w:rPr>
+          <w:sz w:val="36"/>
+          <w:szCs w:val="36"/>
+          <w:lang w:val="ru-RU"/>
+        </w:rPr>
+        <w:t xml:space="preserve"> =</w:t>
+      </w:r>
+      <w:r>
+        <w:rPr>
+          <w:sz w:val="36"/>
+          <w:szCs w:val="36"/>
+          <w:lang w:val="ru-RU"/>
+        </w:rPr>
+        <w:t xml:space="preserve"> </w:t>
+      </w:r>
+      <w:r>
+        <w:rPr>
+          <w:sz w:val="28"/>
+          <w:szCs w:val="28"/>
+          <w:lang w:val="ru-RU"/>
+        </w:rPr>
+        <w:t>8.524</w:t>
+      </w:r>
+    </w:p>
+    <w:p>
+      <w:pPr>
+        <w:ind w:firstLine="0"/>
+        <w:rPr>
+          <w:iCs/>
+          <w:sz w:val="28"/>
+          <w:szCs w:val="28"/>
+          <w:lang w:val="ru-RU"/>
+        </w:rPr>
+      </w:pPr>
+      <m:oMath>
+        <m:acc>
+          <m:accPr>
+            <m:chr m:val="̅"/>
+            <m:ctrlPr>
+              <w:rPr>
+                <w:rFonts w:ascii="Cambria Math" w:hAnsi="Cambria Math"/>
+                <w:i/>
+                <w:sz w:val="36"/>
+                <w:szCs w:val="36"/>
+                <w:lang w:val="en-US"/>
+              </w:rPr>
+            </m:ctrlPr>
+          </m:accPr>
+          <m:e>
+            <m:r>
+              <w:rPr>
+                <w:rFonts w:ascii="Cambria Math" w:hAnsi="Cambria Math"/>
+                <w:sz w:val="36"/>
+                <w:szCs w:val="36"/>
+                <w:lang w:val="en-US"/>
+              </w:rPr>
+              <m:t>X</m:t>
+            </m:r>
+          </m:e>
+        </m:acc>
+        <m:r>
+          <w:rPr>
+            <w:rFonts w:ascii="Cambria Math" w:hAnsi="Cambria Math"/>
+            <w:sz w:val="36"/>
+            <w:szCs w:val="36"/>
+            <w:lang w:val="ru-RU"/>
+          </w:rPr>
+          <m:t>±</m:t>
+        </m:r>
+        <m:r>
+          <w:rPr>
+            <w:rFonts w:ascii="Cambria Math" w:hAnsi="Cambria Math"/>
+            <w:sz w:val="36"/>
+            <w:szCs w:val="36"/>
+            <w:lang w:val="en-US"/>
+          </w:rPr>
+          <m:t>Z</m:t>
+        </m:r>
+        <m:f>
+          <m:fPr>
+            <m:ctrlPr>
+              <w:rPr>
+                <w:rFonts w:ascii="Cambria Math" w:hAnsi="Cambria Math"/>
+                <w:i/>
+                <w:sz w:val="36"/>
+                <w:szCs w:val="36"/>
+                <w:lang w:val="en-US"/>
+              </w:rPr>
+            </m:ctrlPr>
+          </m:fPr>
+          <m:num>
+            <m:r>
+              <w:rPr>
+                <w:rFonts w:ascii="Cambria Math" w:hAnsi="Cambria Math"/>
+                <w:sz w:val="36"/>
+                <w:szCs w:val="36"/>
+                <w:lang w:val="en-US"/>
+              </w:rPr>
+              <m:t>σ</m:t>
+            </m:r>
+          </m:num>
+          <m:den>
+            <m:rad>
+              <m:radPr>
+                <m:degHide m:val="1"/>
+                <m:ctrlPr>
+                  <w:rPr>
+                    <w:rFonts w:ascii="Cambria Math" w:hAnsi="Cambria Math"/>
+                    <w:i/>
+                    <w:sz w:val="36"/>
+                    <w:szCs w:val="36"/>
+                    <w:lang w:val="en-US"/>
+                  </w:rPr>
+                </m:ctrlPr>
+              </m:radPr>
+              <m:deg/>
+              <m:e>
+                <m:r>
+                  <w:rPr>
+                    <w:rFonts w:ascii="Cambria Math" w:hAnsi="Cambria Math"/>
+                    <w:sz w:val="36"/>
+                    <w:szCs w:val="36"/>
+                    <w:lang w:val="en-US"/>
+                  </w:rPr>
+                  <m:t>n</m:t>
+                </m:r>
+              </m:e>
+            </m:rad>
+          </m:den>
+        </m:f>
+      </m:oMath>
+      <w:r>
+        <w:rPr>
+          <w:sz w:val="36"/>
+          <w:szCs w:val="36"/>
+          <w:lang w:val="ru-RU"/>
+        </w:rPr>
+        <w:t xml:space="preserve"> </w:t>
+      </w:r>
+      <w:r>
+        <w:rPr>
+          <w:iCs/>
+          <w:sz w:val="36"/>
+          <w:szCs w:val="36"/>
+          <w:lang w:val="ru-RU"/>
+        </w:rPr>
+        <w:t xml:space="preserve">= </w:t>
+      </w:r>
+      <w:r>
+        <w:rPr>
+          <w:iCs/>
+          <w:sz w:val="28"/>
+          <w:szCs w:val="28"/>
+          <w:lang w:val="ru-RU"/>
+        </w:rPr>
+        <w:t>15</w:t>
+      </w:r>
+      <w:r>
+        <w:rPr>
+          <w:iCs/>
+          <w:sz w:val="28"/>
+          <w:szCs w:val="28"/>
+          <w:lang w:val="ru-RU"/>
+        </w:rPr>
+        <w:t>6</w:t>
+      </w:r>
+      <w:r>
+        <w:rPr>
+          <w:iCs/>
+          <w:sz w:val="28"/>
+          <w:szCs w:val="28"/>
+          <w:lang w:val="ru-RU"/>
+        </w:rPr>
+        <w:t>.</w:t>
+      </w:r>
+      <w:r>
+        <w:rPr>
+          <w:iCs/>
+          <w:sz w:val="28"/>
+          <w:szCs w:val="28"/>
+          <w:lang w:val="ru-RU"/>
+        </w:rPr>
+        <w:t>678</w:t>
+      </w:r>
+      <m:oMath>
+        <m:r>
+          <w:rPr>
+            <w:rFonts w:ascii="Cambria Math" w:hAnsi="Cambria Math"/>
+            <w:sz w:val="28"/>
+            <w:szCs w:val="28"/>
+            <w:lang w:val="ru-RU"/>
+          </w:rPr>
+          <m:t xml:space="preserve"> ± </m:t>
+        </m:r>
+      </m:oMath>
+      <w:r>
+        <w:rPr>
+          <w:iCs/>
+          <w:sz w:val="28"/>
+          <w:szCs w:val="28"/>
+          <w:lang w:val="ru-RU"/>
+        </w:rPr>
+        <w:t xml:space="preserve">1.96 * </w:t>
+      </w:r>
+      <m:oMath>
+        <m:f>
+          <m:fPr>
+            <m:ctrlPr>
+              <w:rPr>
+                <w:rFonts w:ascii="Cambria Math" w:hAnsi="Cambria Math"/>
+                <w:i/>
+                <w:iCs/>
+                <w:sz w:val="36"/>
+                <w:szCs w:val="36"/>
+                <w:lang w:val="ru-RU"/>
+              </w:rPr>
+            </m:ctrlPr>
+          </m:fPr>
+          <m:num>
+            <m:r>
+              <w:rPr>
+                <w:rFonts w:ascii="Cambria Math" w:hAnsi="Cambria Math"/>
+                <w:sz w:val="36"/>
+                <w:szCs w:val="36"/>
+                <w:lang w:val="ru-RU"/>
+              </w:rPr>
+              <m:t>8.524</m:t>
+            </m:r>
+          </m:num>
+          <m:den>
+            <m:rad>
+              <m:radPr>
+                <m:degHide m:val="1"/>
+                <m:ctrlPr>
+                  <w:rPr>
+                    <w:rFonts w:ascii="Cambria Math" w:hAnsi="Cambria Math"/>
+                    <w:i/>
+                    <w:iCs/>
+                    <w:sz w:val="36"/>
+                    <w:szCs w:val="36"/>
+                    <w:lang w:val="ru-RU"/>
+                  </w:rPr>
+                </m:ctrlPr>
+              </m:radPr>
+              <m:deg/>
+              <m:e>
+                <m:r>
+                  <w:rPr>
+                    <w:rFonts w:ascii="Cambria Math" w:hAnsi="Cambria Math"/>
+                    <w:sz w:val="36"/>
+                    <w:szCs w:val="36"/>
+                    <w:lang w:val="ru-RU"/>
+                  </w:rPr>
+                  <m:t>10</m:t>
+                </m:r>
+              </m:e>
+            </m:rad>
+          </m:den>
+        </m:f>
+      </m:oMath>
+      <w:r>
+        <w:rPr>
+          <w:iCs/>
+          <w:sz w:val="36"/>
+          <w:szCs w:val="36"/>
+          <w:lang w:val="ru-RU"/>
+        </w:rPr>
+        <w:t xml:space="preserve"> = </w:t>
+      </w:r>
+      <w:r>
+        <w:rPr>
+          <w:iCs/>
+          <w:sz w:val="28"/>
+          <w:szCs w:val="28"/>
+          <w:lang w:val="ru-RU"/>
+        </w:rPr>
+        <w:t>15</w:t>
+      </w:r>
+      <w:r>
+        <w:rPr>
+          <w:iCs/>
+          <w:sz w:val="28"/>
+          <w:szCs w:val="28"/>
+          <w:lang w:val="ru-RU"/>
+        </w:rPr>
+        <w:t>6</w:t>
+      </w:r>
+      <w:r>
+        <w:rPr>
+          <w:iCs/>
+          <w:sz w:val="28"/>
+          <w:szCs w:val="28"/>
+          <w:lang w:val="ru-RU"/>
+        </w:rPr>
+        <w:t>.</w:t>
+      </w:r>
+      <w:r>
+        <w:rPr>
+          <w:iCs/>
+          <w:sz w:val="28"/>
+          <w:szCs w:val="28"/>
+          <w:lang w:val="ru-RU"/>
+        </w:rPr>
+        <w:t>678</w:t>
+      </w:r>
+      <w:r>
+        <w:rPr>
+          <w:iCs/>
+          <w:sz w:val="28"/>
+          <w:szCs w:val="28"/>
+          <w:lang w:val="ru-RU"/>
+        </w:rPr>
+        <w:t xml:space="preserve"> </w:t>
+      </w:r>
+      <m:oMath>
+        <m:r>
+          <w:rPr>
+            <w:rFonts w:ascii="Cambria Math" w:hAnsi="Cambria Math"/>
+            <w:sz w:val="28"/>
+            <w:szCs w:val="28"/>
+            <w:lang w:val="ru-RU"/>
+          </w:rPr>
+          <m:t>±</m:t>
+        </m:r>
+      </m:oMath>
+      <w:r>
+        <w:rPr>
+          <w:iCs/>
+          <w:sz w:val="28"/>
+          <w:szCs w:val="28"/>
+          <w:lang w:val="ru-RU"/>
+        </w:rPr>
+        <w:t xml:space="preserve"> </w:t>
+      </w:r>
+      <w:r>
+        <w:rPr>
+          <w:iCs/>
+          <w:sz w:val="28"/>
+          <w:szCs w:val="28"/>
+          <w:lang w:val="ru-RU"/>
+        </w:rPr>
+        <w:t>5.284</w:t>
+      </w:r>
+    </w:p>
+    <w:p>
+      <w:pPr>
+        <w:ind w:firstLine="0"/>
+        <w:rPr>
+          <w:iCs/>
+          <w:sz w:val="28"/>
+          <w:szCs w:val="28"/>
+          <w:lang w:val="ru-RU"/>
+        </w:rPr>
+      </w:pPr>
+      <w:r>
+        <w:rPr>
+          <w:iCs/>
+          <w:sz w:val="28"/>
+          <w:szCs w:val="28"/>
+          <w:lang w:val="ru-RU"/>
+        </w:rPr>
+        <w:t>Теоретическое значение</w:t>
+      </w:r>
+      <w:r>
+        <w:rPr>
+          <w:iCs/>
+          <w:sz w:val="28"/>
+          <w:szCs w:val="28"/>
+          <w:lang w:val="ru-RU"/>
+        </w:rPr>
+        <w:t>:</w:t>
+      </w:r>
+      <w:r>
+        <w:rPr>
+          <w:iCs/>
+          <w:sz w:val="28"/>
+          <w:szCs w:val="28"/>
+          <w:lang w:val="ru-RU"/>
+        </w:rPr>
+        <w:t xml:space="preserve"> 160</w:t>
+      </w:r>
+    </w:p>
+    <w:p>
+      <w:pPr>
+        <w:ind w:firstLine="0"/>
+        <w:rPr>
+          <w:iCs/>
+          <w:sz w:val="28"/>
+          <w:szCs w:val="28"/>
+          <w:lang w:val="ru-RU"/>
+        </w:rPr>
+      </w:pPr>
+      <w:r>
+        <w:rPr>
+          <w:b/>
+          <w:bCs/>
+          <w:iCs/>
+          <w:sz w:val="28"/>
+          <w:szCs w:val="28"/>
+          <w:lang w:val="ru-RU"/>
+        </w:rPr>
+        <w:lastRenderedPageBreak/>
+        <w:t>Вывод:</w:t>
+      </w:r>
+      <w:r>
+        <w:rPr>
+          <w:iCs/>
+          <w:sz w:val="28"/>
+          <w:szCs w:val="28"/>
+          <w:lang w:val="ru-RU"/>
+        </w:rPr>
+        <w:t xml:space="preserve"> теоретическое значение попадает в вычисленный доверительный</w:t>
+      </w:r>
+      <w:r>
+        <w:rPr>
+          <w:iCs/>
+          <w:sz w:val="28"/>
+          <w:szCs w:val="28"/>
+          <w:lang w:val="ru-RU"/>
+        </w:rPr>
+        <w:t xml:space="preserve"> и</w:t>
+      </w:r>
+      <w:r>
+        <w:rPr>
+          <w:iCs/>
+          <w:sz w:val="28"/>
+          <w:szCs w:val="28"/>
+          <w:lang w:val="ru-RU"/>
+        </w:rPr>
+        <w:t>нтервал</w:t>
+      </w:r>
+    </w:p>
+    <w:p>
+      <w:pPr>
+        <w:ind w:firstLine="0"/>
+        <w:rPr>
+          <w:b/>
+          <w:bCs/>
           <w:sz w:val="28"/>
           <w:szCs w:val="28"/>
           <w:lang w:val="ru-RU"/>
@@ -21064,18 +22045,6 @@
           <w:bCs/>
           <w:sz w:val="28"/>
           <w:szCs w:val="28"/>
-          <w:lang w:val="ru-RU"/>
-        </w:rPr>
-      </w:pPr>
-    </w:p>
-    <w:p>
-      <w:pPr>
-        <w:jc w:val="both"/>
-        <w:rPr>
-          <w:b/>
-          <w:bCs/>
-          <w:sz w:val="28"/>
-          <w:szCs w:val="28"/>
           <w:lang w:val="en-US"/>
         </w:rPr>
       </w:pPr>
@@ -21117,7 +22086,25 @@
           <w:szCs w:val="28"/>
           <w:lang w:val="en-US"/>
         </w:rPr>
-        <w:t>P1</w:t>
+        <w:t>P</w:t>
+      </w:r>
+      <w:r>
+        <w:rPr>
+          <w:rFonts w:ascii="Cambria" w:hAnsi="Cambria"/>
+          <w:sz w:val="28"/>
+          <w:szCs w:val="28"/>
+          <w:lang w:val="ru-RU"/>
+        </w:rPr>
+        <w:t>_</w:t>
+      </w:r>
+      <w:r>
+        <w:rPr>
+          <w:rFonts w:ascii="Cambria" w:hAnsi="Cambria"/>
+          <w:sz w:val="28"/>
+          <w:szCs w:val="28"/>
+          <w:lang w:val="en-US"/>
+        </w:rPr>
+        <w:t>1</w:t>
       </w:r>
       <w:r>
         <w:rPr>
@@ -21164,7 +22151,25 @@
           <w:szCs w:val="28"/>
           <w:lang w:val="en-US"/>
         </w:rPr>
-        <w:t>; P1 FVARIABLE 0.</w:t>
+        <w:t>; P</w:t>
+      </w:r>
+      <w:r>
+        <w:rPr>
+          <w:rFonts w:ascii="Cambria" w:hAnsi="Cambria"/>
+          <w:sz w:val="28"/>
+          <w:szCs w:val="28"/>
+          <w:lang w:val="ru-RU"/>
+        </w:rPr>
+        <w:t>_</w:t>
+      </w:r>
+      <w:r>
+        <w:rPr>
+          <w:rFonts w:ascii="Cambria" w:hAnsi="Cambria"/>
+          <w:sz w:val="28"/>
+          <w:szCs w:val="28"/>
+          <w:lang w:val="en-US"/>
+        </w:rPr>
+        <w:t>1 FVARIABLE 0.</w:t>
       </w:r>
       <w:r>
         <w:rPr>
@@ -21222,7 +22227,25 @@
           <w:szCs w:val="28"/>
           <w:lang w:val="en-US"/>
         </w:rPr>
-        <w:t>OUT FVARIABLE V$P1#100#RN1/999</w:t>
+        <w:t>OUT FVARIABLE V$P</w:t>
+      </w:r>
+      <w:r>
+        <w:rPr>
+          <w:rFonts w:ascii="Cambria" w:hAnsi="Cambria"/>
+          <w:sz w:val="28"/>
+          <w:szCs w:val="28"/>
+          <w:lang w:val="en-US"/>
+        </w:rPr>
+        <w:t>_</w:t>
+      </w:r>
+      <w:r>
+        <w:rPr>
+          <w:rFonts w:ascii="Cambria" w:hAnsi="Cambria"/>
+          <w:sz w:val="28"/>
+          <w:szCs w:val="28"/>
+          <w:lang w:val="en-US"/>
+        </w:rPr>
+        <w:t>1#100#RN1/999</w:t>
       </w:r>
     </w:p>
     <w:p>
@@ -21242,7 +22265,25 @@
           <w:szCs w:val="28"/>
           <w:lang w:val="en-US"/>
         </w:rPr>
-        <w:t>; OUT FVARIABLE -50#V$P1#LOG((RN1+1)/1000)</w:t>
+        <w:t>; OUT FVARIABLE -50#V$P</w:t>
+      </w:r>
+      <w:r>
+        <w:rPr>
+          <w:rFonts w:ascii="Cambria" w:hAnsi="Cambria"/>
+          <w:sz w:val="28"/>
+          <w:szCs w:val="28"/>
+          <w:lang w:val="en-US"/>
+        </w:rPr>
+        <w:t>_</w:t>
+      </w:r>
+      <w:r>
+        <w:rPr>
+          <w:rFonts w:ascii="Cambria" w:hAnsi="Cambria"/>
+          <w:sz w:val="28"/>
+          <w:szCs w:val="28"/>
+          <w:lang w:val="en-US"/>
+        </w:rPr>
+        <w:t>1#LOG((RN1+1)/1000)</w:t>
       </w:r>
     </w:p>
     <w:p>
@@ -21262,7 +22303,25 @@
           <w:szCs w:val="28"/>
           <w:lang w:val="en-US"/>
         </w:rPr>
-        <w:t>; OUT FVARIABLE 150#V$P1#(1-SQR(RN1/999))</w:t>
+        <w:t>; OUT FVARIABLE 150#V$P</w:t>
+      </w:r>
+      <w:r>
+        <w:rPr>
+          <w:rFonts w:ascii="Cambria" w:hAnsi="Cambria"/>
+          <w:sz w:val="28"/>
+          <w:szCs w:val="28"/>
+          <w:lang w:val="en-US"/>
+        </w:rPr>
+        <w:t>_</w:t>
+      </w:r>
+      <w:r>
+        <w:rPr>
+          <w:rFonts w:ascii="Cambria" w:hAnsi="Cambria"/>
+          <w:sz w:val="28"/>
+          <w:szCs w:val="28"/>
+          <w:lang w:val="en-US"/>
+        </w:rPr>
+        <w:t>1#(1-SQR(RN1/999))</w:t>
       </w:r>
     </w:p>
     <w:p>
@@ -21614,7 +22673,7 @@
 </file>
 
 <file path=word/numbering.xml><?xml version="1.0" encoding="utf-8"?>
-<w:numbering xmlns:wpc="http://schemas.microsoft.com/office/word/2010/wordprocessingCanvas" xmlns:cx="http://schemas.microsoft.com/office/drawing/2014/chartex" xmlns:cx1="http://schemas.microsoft.com/office/drawing/2015/9/8/chartex" xmlns:cx2="http://schemas.microsoft.com/office/drawing/2015/10/21/chartex" xmlns:cx3="http://schemas.microsoft.com/office/drawing/2016/5/9/chartex" xmlns:cx4="http://schemas.microsoft.com/office/drawing/2016/5/10/chartex" xmlns:cx5="http://schemas.microsoft.com/office/drawing/2016/5/11/chartex" xmlns:cx6="http://schemas.microsoft.com/office/drawing/2016/5/12/chartex" xmlns:cx7="http://schemas.microsoft.com/office/drawing/2016/5/13/chartex" xmlns:cx8="http://schemas.microsoft.com/office/drawing/2016/5/14/chartex" xmlns:mc="http://schemas.openxmlformats.org/markup-compatibility/2006" xmlns:aink="http://schemas.microsoft.com/office/drawing/2016/ink" xmlns:am3d="http://schemas.microsoft.com/office/drawing/2017/model3d" xmlns:o="urn:schemas-microsoft-com:office:office" xmlns:oel="http://schemas.microsoft.com/office/2019/extlst" xmlns:r="http://schemas.openxmlformats.org/officeDocument/2006/relationships" xmlns:m="http://schemas.openxmlformats.org/officeDocument/2006/math" xmlns:v="urn:schemas-microsoft-com:vml" xmlns:wp14="http://schemas.microsoft.com/office/word/2010/wordprocessingDrawing" xmlns:wp="http://schemas.openxmlformats.org/drawingml/2006/wordprocessingDrawing" xmlns:w10="urn:schemas-microsoft-com:office:word" xmlns:w="http://schemas.openxmlformats.org/wordprocessingml/2006/main" xmlns:w14="http://schemas.microsoft.com/office/word/2010/wordml" xmlns:w15="http://schemas.microsoft.com/office/word/2012/wordml" xmlns:w16cex="http://schemas.microsoft.com/office/word/2018/wordml/cex" xmlns:w16cid="http://schemas.microsoft.com/office/word/2016/wordml/cid" xmlns:w16="http://schemas.microsoft.com/office/word/2018/wordml" xmlns:w16sdtdh="http://schemas.microsoft.com/office/word/2020/wordml/sdtdatahash" xmlns:w16se="http://schemas.microsoft.com/office/word/2015/wordml/symex" xmlns:wpg="http://schemas.microsoft.com/office/word/2010/wordprocessingGroup" xmlns:wpi="http://schemas.microsoft.com/office/word/2010/wordprocessingInk" xmlns:wne="http://schemas.microsoft.com/office/word/2006/wordml" xmlns:wps="http://schemas.microsoft.com/office/word/2010/wordprocessingShape" mc:Ignorable="w14 w15 w16se w16cid w16 w16cex w16sdtdh wp14">
+<w:numbering xmlns:wpc="http://schemas.microsoft.com/office/word/2010/wordprocessingCanvas" xmlns:cx="http://schemas.microsoft.com/office/drawing/2014/chartex" xmlns:cx1="http://schemas.microsoft.com/office/drawing/2015/9/8/chartex" xmlns:cx2="http://schemas.microsoft.com/office/drawing/2015/10/21/chartex" xmlns:cx3="http://schemas.microsoft.com/office/drawing/2016/5/9/chartex" xmlns:cx4="http://schemas.microsoft.com/office/drawing/2016/5/10/chartex" xmlns:cx5="http://schemas.microsoft.com/office/drawing/2016/5/11/chartex" xmlns:cx6="http://schemas.microsoft.com/office/drawing/2016/5/12/chartex" xmlns:cx7="http://schemas.microsoft.com/office/drawing/2016/5/13/chartex" xmlns:cx8="http://schemas.microsoft.com/office/drawing/2016/5/14/chartex" xmlns:mc="http://schemas.openxmlformats.org/markup-compatibility/2006" xmlns:aink="http://schemas.microsoft.com/office/drawing/2016/ink" xmlns:am3d="http://schemas.microsoft.com/office/drawing/2017/model3d" xmlns:o="urn:schemas-microsoft-com:office:office" xmlns:oel="http://schemas.microsoft.com/office/2019/extlst" xmlns:r="http://schemas.openxmlformats.org/officeDocument/2006/relationships" xmlns:m="http://schemas.openxmlformats.org/officeDocument/2006/math" xmlns:v="urn:schemas-microsoft-com:vml" xmlns:wp14="http://schemas.microsoft.com/office/word/2010/wordprocessingDrawing" xmlns:wp="http://schemas.openxmlformats.org/drawingml/2006/wordprocessingDrawing" xmlns:w10="urn:schemas-microsoft-com:office:word" xmlns:w="http://schemas.openxmlformats.org/wordprocessingml/2006/main" xmlns:w14="http://schemas.microsoft.com/office/word/2010/wordml" xmlns:w15="http://schemas.microsoft.com/office/word/2012/wordml" xmlns:w16cex="http://schemas.microsoft.com/office/word/2018/wordml/cex" xmlns:w16cid="http://schemas.microsoft.com/office/word/2016/wordml/cid" xmlns:w16="http://schemas.microsoft.com/office/word/2018/wordml" xmlns:w16du="http://schemas.microsoft.com/office/word/2023/wordml/word16du" xmlns:w16sdtdh="http://schemas.microsoft.com/office/word/2020/wordml/sdtdatahash" xmlns:w16sdtfl="http://schemas.microsoft.com/office/word/2024/wordml/sdtformatlock" xmlns:w16se="http://schemas.microsoft.com/office/word/2015/wordml/symex" xmlns:wpg="http://schemas.microsoft.com/office/word/2010/wordprocessingGroup" xmlns:wpi="http://schemas.microsoft.com/office/word/2010/wordprocessingInk" xmlns:wne="http://schemas.microsoft.com/office/word/2006/wordml" xmlns:wps="http://schemas.microsoft.com/office/word/2010/wordprocessingShape" mc:Ignorable="w14 w15 w16se w16cid w16 w16cex w16sdtdh w16sdtfl w16du wp14">
   <w:abstractNum w:abstractNumId="0" w15:restartNumberingAfterBreak="0">
     <w:nsid w:val="2D567B42"/>
     <w:multiLevelType w:val="hybridMultilevel"/>
@@ -21897,7 +22956,7 @@
 </file>
 
 <file path=word/styles.xml><?xml version="1.0" encoding="utf-8"?>
-<w:styles xmlns:mc="http://schemas.openxmlformats.org/markup-compatibility/2006" xmlns:r="http://schemas.openxmlformats.org/officeDocument/2006/relationships" xmlns:w="http://schemas.openxmlformats.org/wordprocessingml/2006/main" xmlns:w14="http://schemas.microsoft.com/office/word/2010/wordml" xmlns:w15="http://schemas.microsoft.com/office/word/2012/wordml" xmlns:w16cex="http://schemas.microsoft.com/office/word/2018/wordml/cex" xmlns:w16cid="http://schemas.microsoft.com/office/word/2016/wordml/cid" xmlns:w16="http://schemas.microsoft.com/office/word/2018/wordml" xmlns:w16sdtdh="http://schemas.microsoft.com/office/word/2020/wordml/sdtdatahash" xmlns:w16se="http://schemas.microsoft.com/office/word/2015/wordml/symex" mc:Ignorable="w14 w15 w16se w16cid w16 w16cex w16sdtdh">
+<w:styles xmlns:mc="http://schemas.openxmlformats.org/markup-compatibility/2006" xmlns:r="http://schemas.openxmlformats.org/officeDocument/2006/relationships" xmlns:w="http://schemas.openxmlformats.org/wordprocessingml/2006/main" xmlns:w14="http://schemas.microsoft.com/office/word/2010/wordml" xmlns:w15="http://schemas.microsoft.com/office/word/2012/wordml" xmlns:w16cex="http://schemas.microsoft.com/office/word/2018/wordml/cex" xmlns:w16cid="http://schemas.microsoft.com/office/word/2016/wordml/cid" xmlns:w16="http://schemas.microsoft.com/office/word/2018/wordml" xmlns:w16du="http://schemas.microsoft.com/office/word/2023/wordml/word16du" xmlns:w16sdtdh="http://schemas.microsoft.com/office/word/2020/wordml/sdtdatahash" xmlns:w16sdtfl="http://schemas.microsoft.com/office/word/2024/wordml/sdtformatlock" xmlns:w16se="http://schemas.microsoft.com/office/word/2015/wordml/symex" mc:Ignorable="w14 w15 w16se w16cid w16 w16cex w16sdtdh w16sdtfl w16du">
   <w:docDefaults>
     <w:rPrDefault>
       <w:rPr>
